--- a/instrument/OHDSI_AI_Survey_Instrument_v1.0.docx
+++ b/instrument/OHDSI_AI_Survey_Instrument_v1.0.docx
@@ -1,6 +1,6 @@
 
 <file path=word/document.xml><?xml version="1.0" encoding="utf-8"?>
-<w:document xmlns:wpc="http://schemas.microsoft.com/office/word/2010/wordprocessingCanvas" xmlns:cx="http://schemas.microsoft.com/office/drawing/2014/chartex" xmlns:cx1="http://schemas.microsoft.com/office/drawing/2015/9/8/chartex" xmlns:cx2="http://schemas.microsoft.com/office/drawing/2015/10/21/chartex" xmlns:cx3="http://schemas.microsoft.com/office/drawing/2016/5/9/chartex" xmlns:cx4="http://schemas.microsoft.com/office/drawing/2016/5/10/chartex" xmlns:cx5="http://schemas.microsoft.com/office/drawing/2016/5/11/chartex" xmlns:cx6="http://schemas.microsoft.com/office/drawing/2016/5/12/chartex" xmlns:cx7="http://schemas.microsoft.com/office/drawing/2016/5/13/chartex" xmlns:cx8="http://schemas.microsoft.com/office/drawing/2016/5/14/chartex" xmlns:mc="http://schemas.openxmlformats.org/markup-compatibility/2006" xmlns:aink="http://schemas.microsoft.com/office/drawing/2016/ink" xmlns:am3d="http://schemas.microsoft.com/office/drawing/2017/model3d" xmlns:o="urn:schemas-microsoft-com:office:office" xmlns:oel="http://schemas.microsoft.com/office/2019/extlst" xmlns:r="http://schemas.openxmlformats.org/officeDocument/2006/relationships" xmlns:m="http://schemas.openxmlformats.org/officeDocument/2006/math" xmlns:v="urn:schemas-microsoft-com:vml" xmlns:wp14="http://schemas.microsoft.com/office/word/2010/wordprocessingDrawing" xmlns:wp="http://schemas.openxmlformats.org/drawingml/2006/wordprocessingDrawing" xmlns:w10="urn:schemas-microsoft-com:office:word" xmlns:w="http://schemas.openxmlformats.org/wordprocessingml/2006/main" xmlns:w14="http://schemas.microsoft.com/office/word/2010/wordml" xmlns:w15="http://schemas.microsoft.com/office/word/2012/wordml" xmlns:w16cex="http://schemas.microsoft.com/office/word/2018/wordml/cex" xmlns:w16cid="http://schemas.microsoft.com/office/word/2016/wordml/cid" xmlns:w16="http://schemas.microsoft.com/office/word/2018/wordml" xmlns:w16du="http://schemas.microsoft.com/office/word/2023/wordml/word16du" xmlns:w16sdtdh="http://schemas.microsoft.com/office/word/2020/wordml/sdtdatahash" xmlns:w16sdtfl="http://schemas.microsoft.com/office/word/2024/wordml/sdtformatlock" xmlns:w16se="http://schemas.microsoft.com/office/word/2015/wordml/symex" xmlns:wpg="http://schemas.microsoft.com/office/word/2010/wordprocessingGroup" xmlns:wpi="http://schemas.microsoft.com/office/word/2010/wordprocessingInk" xmlns:wne="http://schemas.microsoft.com/office/word/2006/wordml" xmlns:wps="http://schemas.microsoft.com/office/word/2010/wordprocessingShape" mc:Ignorable="w14 w15 w16se w16cid w16 w16cex w16sdtdh w16sdtfl w16du wp14">
+<w:document xmlns:wpc="http://schemas.microsoft.com/office/word/2010/wordprocessingCanvas" xmlns:cx="http://schemas.microsoft.com/office/drawing/2014/chartex" xmlns:mc="http://schemas.openxmlformats.org/markup-compatibility/2006" xmlns:o="urn:schemas-microsoft-com:office:office" xmlns:r="http://schemas.openxmlformats.org/officeDocument/2006/relationships" xmlns:m="http://schemas.openxmlformats.org/officeDocument/2006/math" xmlns:v="urn:schemas-microsoft-com:vml" xmlns:wp14="http://schemas.microsoft.com/office/word/2010/wordprocessingDrawing" xmlns:wp="http://schemas.openxmlformats.org/drawingml/2006/wordprocessingDrawing" xmlns:w10="urn:schemas-microsoft-com:office:word" xmlns:w="http://schemas.openxmlformats.org/wordprocessingml/2006/main" xmlns:w14="http://schemas.microsoft.com/office/word/2010/wordml" xmlns:w15="http://schemas.microsoft.com/office/word/2012/wordml" xmlns:w16se="http://schemas.microsoft.com/office/word/2015/wordml/symex" xmlns:wpg="http://schemas.microsoft.com/office/word/2010/wordprocessingGroup" xmlns:wpi="http://schemas.microsoft.com/office/word/2010/wordprocessingInk" xmlns:wne="http://schemas.microsoft.com/office/word/2006/wordml" xmlns:wps="http://schemas.microsoft.com/office/word/2010/wordprocessingShape" mc:Ignorable="w14 w15 w16se wp14">
   <w:body>
     <w:p>
       <w:pPr>
@@ -37,9 +37,6 @@
       <w:pPr>
         <w:spacing w:after="240"/>
         <w:jc w:val="center"/>
-        <w:rPr>
-          <w:rFonts w:hint="eastAsia"/>
-        </w:rPr>
       </w:pPr>
       <w:r>
         <w:rPr>
@@ -61,7 +58,7 @@
     </w:p>
     <w:p>
       <w:pPr>
-        <w:pStyle w:val="Heading1"/>
+        <w:pStyle w:val="1"/>
       </w:pPr>
       <w:r>
         <w:t>Welcome</w:t>
@@ -73,7 +70,13 @@
         <w:jc w:val="both"/>
       </w:pPr>
       <w:r>
-        <w:t>Medical AI is reshaping how observational research evidence is generated and used. The OHDSI community has spent more than a decade building infrastructure — OMOP CDM, standardized vocabularies, federated networks, open-source methodology — that may have a distinctive role in this transition. This survey asks how you, as a member of the community, see that role and the tensions surrounding it.</w:t>
+        <w:t xml:space="preserve">Medical AI is reshaping how observational research evidence is generated and used. The OHDSI community has </w:t>
+      </w:r>
+      <w:r>
+        <w:t>spent more than a decade building infrastructure — OMOP CDM, standardized vocabularies, federated networks, open-source methodology — that may have a distinctive role in this transition. This survey asks how you, as a member of the community, see that role</w:t>
+      </w:r>
+      <w:r>
+        <w:t xml:space="preserve"> and the tensions surrounding it.</w:t>
       </w:r>
     </w:p>
     <w:p>
@@ -99,7 +102,7 @@
     </w:p>
     <w:p>
       <w:pPr>
-        <w:pStyle w:val="ListParagraph"/>
+        <w:pStyle w:val="a4"/>
         <w:numPr>
           <w:ilvl w:val="0"/>
           <w:numId w:val="2"/>
@@ -111,7 +114,7 @@
     </w:p>
     <w:p>
       <w:pPr>
-        <w:pStyle w:val="ListParagraph"/>
+        <w:pStyle w:val="a4"/>
         <w:numPr>
           <w:ilvl w:val="0"/>
           <w:numId w:val="2"/>
@@ -123,19 +126,22 @@
     </w:p>
     <w:p>
       <w:pPr>
-        <w:pStyle w:val="ListParagraph"/>
+        <w:pStyle w:val="a4"/>
         <w:numPr>
           <w:ilvl w:val="0"/>
           <w:numId w:val="2"/>
         </w:numPr>
       </w:pPr>
       <w:r>
-        <w:t>How OHDSI infrastructure relates to four medical-AI failure modes recently identified in the literature</w:t>
-      </w:r>
-    </w:p>
-    <w:p>
-      <w:pPr>
-        <w:pStyle w:val="ListParagraph"/>
+        <w:t>How OHDSI infrastructure relates to four medical-AI failure modes rece</w:t>
+      </w:r>
+      <w:r>
+        <w:t>ntly identified in the literature</w:t>
+      </w:r>
+    </w:p>
+    <w:p>
+      <w:pPr>
+        <w:pStyle w:val="a4"/>
         <w:numPr>
           <w:ilvl w:val="0"/>
           <w:numId w:val="2"/>
@@ -147,7 +153,7 @@
     </w:p>
     <w:p>
       <w:pPr>
-        <w:pStyle w:val="ListParagraph"/>
+        <w:pStyle w:val="a4"/>
         <w:ind w:left="720"/>
       </w:pPr>
     </w:p>
@@ -157,7 +163,10 @@
         <w:jc w:val="both"/>
       </w:pPr>
       <w:r>
-        <w:t>There are no right or wrong answers. We are interested in how the community is actually thinking — including where it is divided. Your responses are anonymous; no personal identifiers are collected. Findings will be presented at the OHDSI Global Symposium 2026 and shared back to the community.</w:t>
+        <w:t>There are no right or wrong answers. We are interested in how the community is actually thinking — including where it is divided. Your responses ar</w:t>
+      </w:r>
+      <w:r>
+        <w:t>e anonymous; no personal identifiers are collected. Findings will be presented at the OHDSI Global Symposium 2026 and shared back to the community.</w:t>
       </w:r>
     </w:p>
     <w:p>
@@ -177,13 +186,9 @@
           <w:sz w:val="21"/>
           <w:szCs w:val="21"/>
         </w:rPr>
-        <w:t>Working definition. In this survey, "medical AI" refers broadly to any application of machine learning, deep learning, generative AI (including LLMs), or AI-driven automation to observational health research and real-world evidence — for prediction, phenotyping, causal inference, study design, evidence summarization, or other purposes. Both fully integrated and exploratory work are in scope.</w:t>
-      </w:r>
-    </w:p>
-    <w:p>
-      <w:pPr>
-        <w:spacing w:before="80" w:after="80" w:line="300" w:lineRule="auto"/>
-        <w:jc w:val="both"/>
+        <w:t>Working definition. In this survey, "medical AI" refers broadly to any application of machine learning, deep</w:t>
+      </w:r>
+      <w:r>
         <w:rPr>
           <w:i/>
           <w:iCs/>
@@ -191,7 +196,8 @@
           <w:sz w:val="21"/>
           <w:szCs w:val="21"/>
         </w:rPr>
-      </w:pPr>
+        <w:t xml:space="preserve"> learning, generative AI (including LLMs), or AI-driven automation to observational health research and real-world evidence — for prediction, phenotyping, causal inference, study design, evidence summarization, or other purposes. Both fully integrated and </w:t>
+      </w:r>
       <w:r>
         <w:rPr>
           <w:i/>
@@ -200,7 +206,7 @@
           <w:sz w:val="21"/>
           <w:szCs w:val="21"/>
         </w:rPr>
-        <w:t>By proceeding, you consent to participate.</w:t>
+        <w:t>exploratory work are in scope.</w:t>
       </w:r>
     </w:p>
     <w:p>
@@ -215,11 +221,7 @@
           <w:szCs w:val="21"/>
         </w:rPr>
       </w:pPr>
-    </w:p>
-    <w:p>
-      <w:pPr>
-        <w:spacing w:before="80" w:after="80" w:line="300" w:lineRule="auto"/>
-        <w:jc w:val="both"/>
+      <w:r>
         <w:rPr>
           <w:i/>
           <w:iCs/>
@@ -227,7 +229,8 @@
           <w:sz w:val="21"/>
           <w:szCs w:val="21"/>
         </w:rPr>
-      </w:pPr>
+        <w:t>By proceeding, you consent to participate.</w:t>
+      </w:r>
     </w:p>
     <w:p>
       <w:pPr>
@@ -322,7 +325,33 @@
     </w:p>
     <w:p>
       <w:pPr>
-        <w:pStyle w:val="Heading1"/>
+        <w:spacing w:before="80" w:after="80" w:line="300" w:lineRule="auto"/>
+        <w:jc w:val="both"/>
+        <w:rPr>
+          <w:i/>
+          <w:iCs/>
+          <w:color w:val="595959"/>
+          <w:sz w:val="21"/>
+          <w:szCs w:val="21"/>
+        </w:rPr>
+      </w:pPr>
+    </w:p>
+    <w:p>
+      <w:pPr>
+        <w:spacing w:before="80" w:after="80" w:line="300" w:lineRule="auto"/>
+        <w:jc w:val="both"/>
+        <w:rPr>
+          <w:i/>
+          <w:iCs/>
+          <w:color w:val="595959"/>
+          <w:sz w:val="21"/>
+          <w:szCs w:val="21"/>
+        </w:rPr>
+      </w:pPr>
+    </w:p>
+    <w:p>
+      <w:pPr>
+        <w:pStyle w:val="1"/>
       </w:pPr>
       <w:r>
         <w:lastRenderedPageBreak/>
@@ -358,7 +387,13 @@
         <w:rPr>
           <w:color w:val="808080"/>
         </w:rPr>
-        <w:t xml:space="preserve">☐  </w:t>
+        <w:t>☐</w:t>
+      </w:r>
+      <w:r>
+        <w:rPr>
+          <w:color w:val="808080"/>
+        </w:rPr>
+        <w:t xml:space="preserve">  </w:t>
       </w:r>
       <w:r>
         <w:rPr>
@@ -380,7 +415,13 @@
         <w:rPr>
           <w:color w:val="808080"/>
         </w:rPr>
-        <w:t xml:space="preserve">☐  </w:t>
+        <w:t>☐</w:t>
+      </w:r>
+      <w:r>
+        <w:rPr>
+          <w:color w:val="808080"/>
+        </w:rPr>
+        <w:t xml:space="preserve">  </w:t>
       </w:r>
       <w:r>
         <w:rPr>
@@ -402,7 +443,13 @@
         <w:rPr>
           <w:color w:val="808080"/>
         </w:rPr>
-        <w:t xml:space="preserve">☐  </w:t>
+        <w:t>☐</w:t>
+      </w:r>
+      <w:r>
+        <w:rPr>
+          <w:color w:val="808080"/>
+        </w:rPr>
+        <w:t xml:space="preserve">  </w:t>
       </w:r>
       <w:r>
         <w:rPr>
@@ -424,7 +471,13 @@
         <w:rPr>
           <w:color w:val="808080"/>
         </w:rPr>
-        <w:t xml:space="preserve">☐  </w:t>
+        <w:t>☐</w:t>
+      </w:r>
+      <w:r>
+        <w:rPr>
+          <w:color w:val="808080"/>
+        </w:rPr>
+        <w:t xml:space="preserve">  </w:t>
       </w:r>
       <w:r>
         <w:rPr>
@@ -446,7 +499,13 @@
         <w:rPr>
           <w:color w:val="808080"/>
         </w:rPr>
-        <w:t xml:space="preserve">☐  </w:t>
+        <w:t>☐</w:t>
+      </w:r>
+      <w:r>
+        <w:rPr>
+          <w:color w:val="808080"/>
+        </w:rPr>
+        <w:t xml:space="preserve">  </w:t>
       </w:r>
       <w:r>
         <w:rPr>
@@ -468,7 +527,13 @@
         <w:rPr>
           <w:color w:val="808080"/>
         </w:rPr>
-        <w:t xml:space="preserve">☐  </w:t>
+        <w:t>☐</w:t>
+      </w:r>
+      <w:r>
+        <w:rPr>
+          <w:color w:val="808080"/>
+        </w:rPr>
+        <w:t xml:space="preserve">  </w:t>
       </w:r>
       <w:r>
         <w:rPr>
@@ -490,7 +555,13 @@
         <w:rPr>
           <w:color w:val="808080"/>
         </w:rPr>
-        <w:t xml:space="preserve">☐  </w:t>
+        <w:t>☐</w:t>
+      </w:r>
+      <w:r>
+        <w:rPr>
+          <w:color w:val="808080"/>
+        </w:rPr>
+        <w:t xml:space="preserve">  </w:t>
       </w:r>
       <w:r>
         <w:rPr>
@@ -520,7 +591,14 @@
           <w:b/>
           <w:bCs/>
         </w:rPr>
-        <w:t>How would you rate your familiarity with AI/ML approaches in observational health research?</w:t>
+        <w:t xml:space="preserve">How would you rate </w:t>
+      </w:r>
+      <w:r>
+        <w:rPr>
+          <w:b/>
+          <w:bCs/>
+        </w:rPr>
+        <w:t>your familiarity with AI/ML approaches in observational health research?</w:t>
       </w:r>
     </w:p>
     <w:p>
@@ -548,7 +626,13 @@
         <w:rPr>
           <w:color w:val="808080"/>
         </w:rPr>
-        <w:t xml:space="preserve">☐  </w:t>
+        <w:t>☐</w:t>
+      </w:r>
+      <w:r>
+        <w:rPr>
+          <w:color w:val="808080"/>
+        </w:rPr>
+        <w:t xml:space="preserve">  </w:t>
       </w:r>
       <w:r>
         <w:rPr>
@@ -570,7 +654,13 @@
         <w:rPr>
           <w:color w:val="808080"/>
         </w:rPr>
-        <w:t xml:space="preserve">☐  </w:t>
+        <w:t>☐</w:t>
+      </w:r>
+      <w:r>
+        <w:rPr>
+          <w:color w:val="808080"/>
+        </w:rPr>
+        <w:t xml:space="preserve">  </w:t>
       </w:r>
       <w:r>
         <w:rPr>
@@ -592,7 +682,13 @@
         <w:rPr>
           <w:color w:val="808080"/>
         </w:rPr>
-        <w:t xml:space="preserve">☐  </w:t>
+        <w:t>☐</w:t>
+      </w:r>
+      <w:r>
+        <w:rPr>
+          <w:color w:val="808080"/>
+        </w:rPr>
+        <w:t xml:space="preserve">  </w:t>
       </w:r>
       <w:r>
         <w:rPr>
@@ -614,7 +710,13 @@
         <w:rPr>
           <w:color w:val="808080"/>
         </w:rPr>
-        <w:t xml:space="preserve">☐  </w:t>
+        <w:t>☐</w:t>
+      </w:r>
+      <w:r>
+        <w:rPr>
+          <w:color w:val="808080"/>
+        </w:rPr>
+        <w:t xml:space="preserve">  </w:t>
       </w:r>
       <w:r>
         <w:rPr>
@@ -624,19 +726,28 @@
         <w:t xml:space="preserve">(4) </w:t>
       </w:r>
       <w:r>
-        <w:t>Substantial hands-on experience (routine part of my work)</w:t>
-      </w:r>
-    </w:p>
-    <w:p>
-      <w:pPr>
-        <w:spacing w:before="30" w:after="30" w:line="280" w:lineRule="auto"/>
-        <w:ind w:left="720" w:hanging="360"/>
-      </w:pPr>
-      <w:r>
-        <w:rPr>
-          <w:color w:val="808080"/>
-        </w:rPr>
-        <w:t xml:space="preserve">☐  </w:t>
+        <w:t>Substant</w:t>
+      </w:r>
+      <w:r>
+        <w:t>ial hands-on experience (routine part of my work)</w:t>
+      </w:r>
+    </w:p>
+    <w:p>
+      <w:pPr>
+        <w:spacing w:before="30" w:after="30" w:line="280" w:lineRule="auto"/>
+        <w:ind w:left="720" w:hanging="360"/>
+      </w:pPr>
+      <w:r>
+        <w:rPr>
+          <w:color w:val="808080"/>
+        </w:rPr>
+        <w:t>☐</w:t>
+      </w:r>
+      <w:r>
+        <w:rPr>
+          <w:color w:val="808080"/>
+        </w:rPr>
+        <w:t xml:space="preserve">  </w:t>
       </w:r>
       <w:r>
         <w:rPr>
@@ -678,7 +789,13 @@
         <w:rPr>
           <w:color w:val="808080"/>
         </w:rPr>
-        <w:t xml:space="preserve">☐  </w:t>
+        <w:t>☐</w:t>
+      </w:r>
+      <w:r>
+        <w:rPr>
+          <w:color w:val="808080"/>
+        </w:rPr>
+        <w:t xml:space="preserve">  </w:t>
       </w:r>
       <w:r>
         <w:rPr>
@@ -700,7 +817,13 @@
         <w:rPr>
           <w:color w:val="808080"/>
         </w:rPr>
-        <w:t xml:space="preserve">☐  </w:t>
+        <w:t>☐</w:t>
+      </w:r>
+      <w:r>
+        <w:rPr>
+          <w:color w:val="808080"/>
+        </w:rPr>
+        <w:t xml:space="preserve">  </w:t>
       </w:r>
       <w:r>
         <w:rPr>
@@ -722,7 +845,13 @@
         <w:rPr>
           <w:color w:val="808080"/>
         </w:rPr>
-        <w:t xml:space="preserve">☐  </w:t>
+        <w:t>☐</w:t>
+      </w:r>
+      <w:r>
+        <w:rPr>
+          <w:color w:val="808080"/>
+        </w:rPr>
+        <w:t xml:space="preserve">  </w:t>
       </w:r>
       <w:r>
         <w:rPr>
@@ -744,7 +873,13 @@
         <w:rPr>
           <w:color w:val="808080"/>
         </w:rPr>
-        <w:t xml:space="preserve">☐  </w:t>
+        <w:t>☐</w:t>
+      </w:r>
+      <w:r>
+        <w:rPr>
+          <w:color w:val="808080"/>
+        </w:rPr>
+        <w:t xml:space="preserve">  </w:t>
       </w:r>
       <w:r>
         <w:rPr>
@@ -774,7 +909,14 @@
           <w:b/>
           <w:bCs/>
         </w:rPr>
-        <w:t>Which type of institution best describes your primary affiliation?</w:t>
+        <w:t>Wh</w:t>
+      </w:r>
+      <w:r>
+        <w:rPr>
+          <w:b/>
+          <w:bCs/>
+        </w:rPr>
+        <w:t>ich type of institution best describes your primary affiliation?</w:t>
       </w:r>
     </w:p>
     <w:p>
@@ -802,7 +944,13 @@
         <w:rPr>
           <w:color w:val="808080"/>
         </w:rPr>
-        <w:t xml:space="preserve">☐  </w:t>
+        <w:t>☐</w:t>
+      </w:r>
+      <w:r>
+        <w:rPr>
+          <w:color w:val="808080"/>
+        </w:rPr>
+        <w:t xml:space="preserve">  </w:t>
       </w:r>
       <w:r>
         <w:rPr>
@@ -824,7 +972,13 @@
         <w:rPr>
           <w:color w:val="808080"/>
         </w:rPr>
-        <w:t xml:space="preserve">☐  </w:t>
+        <w:t>☐</w:t>
+      </w:r>
+      <w:r>
+        <w:rPr>
+          <w:color w:val="808080"/>
+        </w:rPr>
+        <w:t xml:space="preserve">  </w:t>
       </w:r>
       <w:r>
         <w:rPr>
@@ -846,7 +1000,13 @@
         <w:rPr>
           <w:color w:val="808080"/>
         </w:rPr>
-        <w:t xml:space="preserve">☐  </w:t>
+        <w:t>☐</w:t>
+      </w:r>
+      <w:r>
+        <w:rPr>
+          <w:color w:val="808080"/>
+        </w:rPr>
+        <w:t xml:space="preserve">  </w:t>
       </w:r>
       <w:r>
         <w:rPr>
@@ -856,19 +1016,28 @@
         <w:t xml:space="preserve">(c) </w:t>
       </w:r>
       <w:r>
-        <w:t>Industry (pharmaceutical, biotech, health-tech, CRO, software)</w:t>
-      </w:r>
-    </w:p>
-    <w:p>
-      <w:pPr>
-        <w:spacing w:before="30" w:after="30" w:line="280" w:lineRule="auto"/>
-        <w:ind w:left="720" w:hanging="360"/>
-      </w:pPr>
-      <w:r>
-        <w:rPr>
-          <w:color w:val="808080"/>
-        </w:rPr>
-        <w:t xml:space="preserve">☐  </w:t>
+        <w:t xml:space="preserve">Industry (pharmaceutical, biotech, health-tech, CRO, </w:t>
+      </w:r>
+      <w:r>
+        <w:t>software)</w:t>
+      </w:r>
+    </w:p>
+    <w:p>
+      <w:pPr>
+        <w:spacing w:before="30" w:after="30" w:line="280" w:lineRule="auto"/>
+        <w:ind w:left="720" w:hanging="360"/>
+      </w:pPr>
+      <w:r>
+        <w:rPr>
+          <w:color w:val="808080"/>
+        </w:rPr>
+        <w:t>☐</w:t>
+      </w:r>
+      <w:r>
+        <w:rPr>
+          <w:color w:val="808080"/>
+        </w:rPr>
+        <w:t xml:space="preserve">  </w:t>
       </w:r>
       <w:r>
         <w:rPr>
@@ -890,7 +1059,13 @@
         <w:rPr>
           <w:color w:val="808080"/>
         </w:rPr>
-        <w:t xml:space="preserve">☐  </w:t>
+        <w:t>☐</w:t>
+      </w:r>
+      <w:r>
+        <w:rPr>
+          <w:color w:val="808080"/>
+        </w:rPr>
+        <w:t xml:space="preserve">  </w:t>
       </w:r>
       <w:r>
         <w:rPr>
@@ -912,7 +1087,13 @@
         <w:rPr>
           <w:color w:val="808080"/>
         </w:rPr>
-        <w:t xml:space="preserve">☐  </w:t>
+        <w:t>☐</w:t>
+      </w:r>
+      <w:r>
+        <w:rPr>
+          <w:color w:val="808080"/>
+        </w:rPr>
+        <w:t xml:space="preserve">  </w:t>
       </w:r>
       <w:r>
         <w:rPr>
@@ -934,7 +1115,13 @@
         <w:rPr>
           <w:color w:val="808080"/>
         </w:rPr>
-        <w:t xml:space="preserve">☐  </w:t>
+        <w:t>☐</w:t>
+      </w:r>
+      <w:r>
+        <w:rPr>
+          <w:color w:val="808080"/>
+        </w:rPr>
+        <w:t xml:space="preserve">  </w:t>
       </w:r>
       <w:r>
         <w:rPr>
@@ -949,12 +1136,17 @@
     </w:p>
     <w:p>
       <w:pPr>
-        <w:pStyle w:val="Heading1"/>
-      </w:pPr>
-    </w:p>
-    <w:p>
-      <w:pPr>
-        <w:pStyle w:val="Heading1"/>
+        <w:pStyle w:val="1"/>
+      </w:pPr>
+    </w:p>
+    <w:p>
+      <w:pPr>
+        <w:pStyle w:val="1"/>
+      </w:pPr>
+    </w:p>
+    <w:p>
+      <w:pPr>
+        <w:pStyle w:val="1"/>
       </w:pPr>
       <w:r>
         <w:lastRenderedPageBreak/>
@@ -978,7 +1170,14 @@
           <w:b/>
           <w:bCs/>
         </w:rPr>
-        <w:t>Which OHDSI region or chapter are you most closely affiliated with?</w:t>
+        <w:t xml:space="preserve">Which OHDSI region </w:t>
+      </w:r>
+      <w:r>
+        <w:rPr>
+          <w:b/>
+          <w:bCs/>
+        </w:rPr>
+        <w:t>or chapter are you most closely affiliated with?</w:t>
       </w:r>
     </w:p>
     <w:p>
@@ -1006,7 +1205,13 @@
         <w:rPr>
           <w:color w:val="808080"/>
         </w:rPr>
-        <w:t xml:space="preserve">☐  </w:t>
+        <w:t>☐</w:t>
+      </w:r>
+      <w:r>
+        <w:rPr>
+          <w:color w:val="808080"/>
+        </w:rPr>
+        <w:t xml:space="preserve">  </w:t>
       </w:r>
       <w:r>
         <w:rPr>
@@ -1028,7 +1233,13 @@
         <w:rPr>
           <w:color w:val="808080"/>
         </w:rPr>
-        <w:t xml:space="preserve">☐  </w:t>
+        <w:t>☐</w:t>
+      </w:r>
+      <w:r>
+        <w:rPr>
+          <w:color w:val="808080"/>
+        </w:rPr>
+        <w:t xml:space="preserve">  </w:t>
       </w:r>
       <w:r>
         <w:rPr>
@@ -1050,7 +1261,13 @@
         <w:rPr>
           <w:color w:val="808080"/>
         </w:rPr>
-        <w:t xml:space="preserve">☐  </w:t>
+        <w:t>☐</w:t>
+      </w:r>
+      <w:r>
+        <w:rPr>
+          <w:color w:val="808080"/>
+        </w:rPr>
+        <w:t xml:space="preserve">  </w:t>
       </w:r>
       <w:r>
         <w:rPr>
@@ -1072,7 +1289,13 @@
         <w:rPr>
           <w:color w:val="808080"/>
         </w:rPr>
-        <w:t xml:space="preserve">☐  </w:t>
+        <w:t>☐</w:t>
+      </w:r>
+      <w:r>
+        <w:rPr>
+          <w:color w:val="808080"/>
+        </w:rPr>
+        <w:t xml:space="preserve">  </w:t>
       </w:r>
       <w:r>
         <w:rPr>
@@ -1094,7 +1317,13 @@
         <w:rPr>
           <w:color w:val="808080"/>
         </w:rPr>
-        <w:t xml:space="preserve">☐  </w:t>
+        <w:t>☐</w:t>
+      </w:r>
+      <w:r>
+        <w:rPr>
+          <w:color w:val="808080"/>
+        </w:rPr>
+        <w:t xml:space="preserve">  </w:t>
       </w:r>
       <w:r>
         <w:rPr>
@@ -1116,7 +1345,13 @@
         <w:rPr>
           <w:color w:val="808080"/>
         </w:rPr>
-        <w:t xml:space="preserve">☐  </w:t>
+        <w:t>☐</w:t>
+      </w:r>
+      <w:r>
+        <w:rPr>
+          <w:color w:val="808080"/>
+        </w:rPr>
+        <w:t xml:space="preserve">  </w:t>
       </w:r>
       <w:r>
         <w:rPr>
@@ -1138,7 +1373,13 @@
         <w:rPr>
           <w:color w:val="808080"/>
         </w:rPr>
-        <w:t xml:space="preserve">☐  </w:t>
+        <w:t>☐</w:t>
+      </w:r>
+      <w:r>
+        <w:rPr>
+          <w:color w:val="808080"/>
+        </w:rPr>
+        <w:t xml:space="preserve">  </w:t>
       </w:r>
       <w:r>
         <w:rPr>
@@ -1148,7 +1389,10 @@
         <w:t xml:space="preserve">(g) </w:t>
       </w:r>
       <w:r>
-        <w:t>Not affiliated with a specific region</w:t>
+        <w:t>Not affiliated with a spec</w:t>
+      </w:r>
+      <w:r>
+        <w:t>ific region</w:t>
       </w:r>
     </w:p>
     <w:p>
@@ -1213,7 +1457,14 @@
           <w:b/>
           <w:bCs/>
         </w:rPr>
-        <w:t>What best describes your primary role in OHDSI?</w:t>
+        <w:t>Wha</w:t>
+      </w:r>
+      <w:r>
+        <w:rPr>
+          <w:b/>
+          <w:bCs/>
+        </w:rPr>
+        <w:t>t best describes your primary role in OHDSI?</w:t>
       </w:r>
     </w:p>
     <w:p>
@@ -1241,7 +1492,13 @@
         <w:rPr>
           <w:color w:val="808080"/>
         </w:rPr>
-        <w:t xml:space="preserve">☐  </w:t>
+        <w:t>☐</w:t>
+      </w:r>
+      <w:r>
+        <w:rPr>
+          <w:color w:val="808080"/>
+        </w:rPr>
+        <w:t xml:space="preserve">  </w:t>
       </w:r>
       <w:r>
         <w:rPr>
@@ -1263,7 +1520,13 @@
         <w:rPr>
           <w:color w:val="808080"/>
         </w:rPr>
-        <w:t xml:space="preserve">☐  </w:t>
+        <w:t>☐</w:t>
+      </w:r>
+      <w:r>
+        <w:rPr>
+          <w:color w:val="808080"/>
+        </w:rPr>
+        <w:t xml:space="preserve">  </w:t>
       </w:r>
       <w:r>
         <w:rPr>
@@ -1273,19 +1536,28 @@
         <w:t xml:space="preserve">(b) </w:t>
       </w:r>
       <w:r>
-        <w:t>Clinician engaged in research</w:t>
-      </w:r>
-    </w:p>
-    <w:p>
-      <w:pPr>
-        <w:spacing w:before="30" w:after="30" w:line="280" w:lineRule="auto"/>
-        <w:ind w:left="720" w:hanging="360"/>
-      </w:pPr>
-      <w:r>
-        <w:rPr>
-          <w:color w:val="808080"/>
-        </w:rPr>
-        <w:t xml:space="preserve">☐  </w:t>
+        <w:t xml:space="preserve">Clinician </w:t>
+      </w:r>
+      <w:r>
+        <w:t>engaged in research</w:t>
+      </w:r>
+    </w:p>
+    <w:p>
+      <w:pPr>
+        <w:spacing w:before="30" w:after="30" w:line="280" w:lineRule="auto"/>
+        <w:ind w:left="720" w:hanging="360"/>
+      </w:pPr>
+      <w:r>
+        <w:rPr>
+          <w:color w:val="808080"/>
+        </w:rPr>
+        <w:t>☐</w:t>
+      </w:r>
+      <w:r>
+        <w:rPr>
+          <w:color w:val="808080"/>
+        </w:rPr>
+        <w:t xml:space="preserve">  </w:t>
       </w:r>
       <w:r>
         <w:rPr>
@@ -1307,7 +1579,13 @@
         <w:rPr>
           <w:color w:val="808080"/>
         </w:rPr>
-        <w:t xml:space="preserve">☐  </w:t>
+        <w:t>☐</w:t>
+      </w:r>
+      <w:r>
+        <w:rPr>
+          <w:color w:val="808080"/>
+        </w:rPr>
+        <w:t xml:space="preserve">  </w:t>
       </w:r>
       <w:r>
         <w:rPr>
@@ -1329,7 +1607,13 @@
         <w:rPr>
           <w:color w:val="808080"/>
         </w:rPr>
-        <w:t xml:space="preserve">☐  </w:t>
+        <w:t>☐</w:t>
+      </w:r>
+      <w:r>
+        <w:rPr>
+          <w:color w:val="808080"/>
+        </w:rPr>
+        <w:t xml:space="preserve">  </w:t>
       </w:r>
       <w:r>
         <w:rPr>
@@ -1351,7 +1635,13 @@
         <w:rPr>
           <w:color w:val="808080"/>
         </w:rPr>
-        <w:t xml:space="preserve">☐  </w:t>
+        <w:t>☐</w:t>
+      </w:r>
+      <w:r>
+        <w:rPr>
+          <w:color w:val="808080"/>
+        </w:rPr>
+        <w:t xml:space="preserve">  </w:t>
       </w:r>
       <w:r>
         <w:rPr>
@@ -1373,7 +1663,13 @@
         <w:rPr>
           <w:color w:val="808080"/>
         </w:rPr>
-        <w:t xml:space="preserve">☐  </w:t>
+        <w:t>☐</w:t>
+      </w:r>
+      <w:r>
+        <w:rPr>
+          <w:color w:val="808080"/>
+        </w:rPr>
+        <w:t xml:space="preserve">  </w:t>
       </w:r>
       <w:r>
         <w:rPr>
@@ -1383,19 +1679,28 @@
         <w:t xml:space="preserve">(g) </w:t>
       </w:r>
       <w:r>
-        <w:t>Industry contributor (vendor, consultant, software developer)</w:t>
-      </w:r>
-    </w:p>
-    <w:p>
-      <w:pPr>
-        <w:spacing w:before="30" w:after="30" w:line="280" w:lineRule="auto"/>
-        <w:ind w:left="720" w:hanging="360"/>
-      </w:pPr>
-      <w:r>
-        <w:rPr>
-          <w:color w:val="808080"/>
-        </w:rPr>
-        <w:t xml:space="preserve">☐  </w:t>
+        <w:t>Industry contributor (vendor, consultant, software develope</w:t>
+      </w:r>
+      <w:r>
+        <w:t>r)</w:t>
+      </w:r>
+    </w:p>
+    <w:p>
+      <w:pPr>
+        <w:spacing w:before="30" w:after="30" w:line="280" w:lineRule="auto"/>
+        <w:ind w:left="720" w:hanging="360"/>
+      </w:pPr>
+      <w:r>
+        <w:rPr>
+          <w:color w:val="808080"/>
+        </w:rPr>
+        <w:t>☐</w:t>
+      </w:r>
+      <w:r>
+        <w:rPr>
+          <w:color w:val="808080"/>
+        </w:rPr>
+        <w:t xml:space="preserve">  </w:t>
       </w:r>
       <w:r>
         <w:rPr>
@@ -1417,7 +1722,13 @@
         <w:rPr>
           <w:color w:val="808080"/>
         </w:rPr>
-        <w:t xml:space="preserve">☐  </w:t>
+        <w:t>☐</w:t>
+      </w:r>
+      <w:r>
+        <w:rPr>
+          <w:color w:val="808080"/>
+        </w:rPr>
+        <w:t xml:space="preserve">  </w:t>
       </w:r>
       <w:r>
         <w:rPr>
@@ -1475,7 +1786,13 @@
         <w:rPr>
           <w:color w:val="808080"/>
         </w:rPr>
-        <w:t xml:space="preserve">☐  </w:t>
+        <w:t>☐</w:t>
+      </w:r>
+      <w:r>
+        <w:rPr>
+          <w:color w:val="808080"/>
+        </w:rPr>
+        <w:t xml:space="preserve">  </w:t>
       </w:r>
       <w:r>
         <w:rPr>
@@ -1497,7 +1814,13 @@
         <w:rPr>
           <w:color w:val="808080"/>
         </w:rPr>
-        <w:t xml:space="preserve">☐  </w:t>
+        <w:t>☐</w:t>
+      </w:r>
+      <w:r>
+        <w:rPr>
+          <w:color w:val="808080"/>
+        </w:rPr>
+        <w:t xml:space="preserve">  </w:t>
       </w:r>
       <w:r>
         <w:rPr>
@@ -1519,7 +1842,13 @@
         <w:rPr>
           <w:color w:val="808080"/>
         </w:rPr>
-        <w:t xml:space="preserve">☐  </w:t>
+        <w:t>☐</w:t>
+      </w:r>
+      <w:r>
+        <w:rPr>
+          <w:color w:val="808080"/>
+        </w:rPr>
+        <w:t xml:space="preserve">  </w:t>
       </w:r>
       <w:r>
         <w:rPr>
@@ -1541,7 +1870,13 @@
         <w:rPr>
           <w:color w:val="808080"/>
         </w:rPr>
-        <w:t xml:space="preserve">☐  </w:t>
+        <w:t>☐</w:t>
+      </w:r>
+      <w:r>
+        <w:rPr>
+          <w:color w:val="808080"/>
+        </w:rPr>
+        <w:t xml:space="preserve">  </w:t>
       </w:r>
       <w:r>
         <w:rPr>
@@ -1563,7 +1898,13 @@
         <w:rPr>
           <w:color w:val="808080"/>
         </w:rPr>
-        <w:t xml:space="preserve">☐  </w:t>
+        <w:t>☐</w:t>
+      </w:r>
+      <w:r>
+        <w:rPr>
+          <w:color w:val="808080"/>
+        </w:rPr>
+        <w:t xml:space="preserve">  </w:t>
       </w:r>
       <w:r>
         <w:rPr>
@@ -1578,7 +1919,16 @@
     </w:p>
     <w:p>
       <w:pPr>
-        <w:pStyle w:val="Heading1"/>
+        <w:spacing w:before="30" w:after="30" w:line="280" w:lineRule="auto"/>
+        <w:ind w:left="720" w:hanging="360"/>
+        <w:rPr>
+          <w:rFonts w:hint="eastAsia"/>
+        </w:rPr>
+      </w:pPr>
+    </w:p>
+    <w:p>
+      <w:pPr>
+        <w:pStyle w:val="1"/>
       </w:pPr>
       <w:r>
         <w:lastRenderedPageBreak/>
@@ -1602,7 +1952,14 @@
           <w:b/>
           <w:bCs/>
         </w:rPr>
-        <w:t>Which AI/ML-related activities are you or your institution currently engaged in within the OHDSI ecosystem?</w:t>
+        <w:t>Which AI/ML-related activities are you or your institution currently engaged in</w:t>
+      </w:r>
+      <w:r>
+        <w:rPr>
+          <w:b/>
+          <w:bCs/>
+        </w:rPr>
+        <w:t xml:space="preserve"> within the OHDSI ecosystem?</w:t>
       </w:r>
     </w:p>
     <w:p>
@@ -1630,7 +1987,13 @@
         <w:rPr>
           <w:color w:val="808080"/>
         </w:rPr>
-        <w:t xml:space="preserve">☐  </w:t>
+        <w:t>☐</w:t>
+      </w:r>
+      <w:r>
+        <w:rPr>
+          <w:color w:val="808080"/>
+        </w:rPr>
+        <w:t xml:space="preserve">  </w:t>
       </w:r>
       <w:r>
         <w:rPr>
@@ -1652,7 +2015,13 @@
         <w:rPr>
           <w:color w:val="808080"/>
         </w:rPr>
-        <w:t xml:space="preserve">☐  </w:t>
+        <w:t>☐</w:t>
+      </w:r>
+      <w:r>
+        <w:rPr>
+          <w:color w:val="808080"/>
+        </w:rPr>
+        <w:t xml:space="preserve">  </w:t>
       </w:r>
       <w:r>
         <w:rPr>
@@ -1674,7 +2043,13 @@
         <w:rPr>
           <w:color w:val="808080"/>
         </w:rPr>
-        <w:t xml:space="preserve">☐  </w:t>
+        <w:t>☐</w:t>
+      </w:r>
+      <w:r>
+        <w:rPr>
+          <w:color w:val="808080"/>
+        </w:rPr>
+        <w:t xml:space="preserve">  </w:t>
       </w:r>
       <w:r>
         <w:rPr>
@@ -1684,19 +2059,28 @@
         <w:t xml:space="preserve">(c) </w:t>
       </w:r>
       <w:r>
-        <w:t>AI/ML for subgroup discovery / clustering / unsupervised analysis</w:t>
-      </w:r>
-    </w:p>
-    <w:p>
-      <w:pPr>
-        <w:spacing w:before="30" w:after="30" w:line="280" w:lineRule="auto"/>
-        <w:ind w:left="720" w:hanging="360"/>
-      </w:pPr>
-      <w:r>
-        <w:rPr>
-          <w:color w:val="808080"/>
-        </w:rPr>
-        <w:t xml:space="preserve">☐  </w:t>
+        <w:t>AI/ML for subgroup discovery / clustering / unsupervise</w:t>
+      </w:r>
+      <w:r>
+        <w:t>d analysis</w:t>
+      </w:r>
+    </w:p>
+    <w:p>
+      <w:pPr>
+        <w:spacing w:before="30" w:after="30" w:line="280" w:lineRule="auto"/>
+        <w:ind w:left="720" w:hanging="360"/>
+      </w:pPr>
+      <w:r>
+        <w:rPr>
+          <w:color w:val="808080"/>
+        </w:rPr>
+        <w:t>☐</w:t>
+      </w:r>
+      <w:r>
+        <w:rPr>
+          <w:color w:val="808080"/>
+        </w:rPr>
+        <w:t xml:space="preserve">  </w:t>
       </w:r>
       <w:r>
         <w:rPr>
@@ -1718,7 +2102,13 @@
         <w:rPr>
           <w:color w:val="808080"/>
         </w:rPr>
-        <w:t xml:space="preserve">☐  </w:t>
+        <w:t>☐</w:t>
+      </w:r>
+      <w:r>
+        <w:rPr>
+          <w:color w:val="808080"/>
+        </w:rPr>
+        <w:t xml:space="preserve">  </w:t>
       </w:r>
       <w:r>
         <w:rPr>
@@ -1740,7 +2130,13 @@
         <w:rPr>
           <w:color w:val="808080"/>
         </w:rPr>
-        <w:t xml:space="preserve">☐  </w:t>
+        <w:t>☐</w:t>
+      </w:r>
+      <w:r>
+        <w:rPr>
+          <w:color w:val="808080"/>
+        </w:rPr>
+        <w:t xml:space="preserve">  </w:t>
       </w:r>
       <w:r>
         <w:rPr>
@@ -1750,19 +2146,28 @@
         <w:t xml:space="preserve">(f) </w:t>
       </w:r>
       <w:r>
-        <w:t>Automation (workflow orchestration, ETL automation, vocabulary mapping)</w:t>
-      </w:r>
-    </w:p>
-    <w:p>
-      <w:pPr>
-        <w:spacing w:before="30" w:after="30" w:line="280" w:lineRule="auto"/>
-        <w:ind w:left="720" w:hanging="360"/>
-      </w:pPr>
-      <w:r>
-        <w:rPr>
-          <w:color w:val="808080"/>
-        </w:rPr>
-        <w:t xml:space="preserve">☐  </w:t>
+        <w:t>Automation (workflow orchestration, ETL autom</w:t>
+      </w:r>
+      <w:r>
+        <w:t>ation, vocabulary mapping)</w:t>
+      </w:r>
+    </w:p>
+    <w:p>
+      <w:pPr>
+        <w:spacing w:before="30" w:after="30" w:line="280" w:lineRule="auto"/>
+        <w:ind w:left="720" w:hanging="360"/>
+      </w:pPr>
+      <w:r>
+        <w:rPr>
+          <w:color w:val="808080"/>
+        </w:rPr>
+        <w:t>☐</w:t>
+      </w:r>
+      <w:r>
+        <w:rPr>
+          <w:color w:val="808080"/>
+        </w:rPr>
+        <w:t xml:space="preserve">  </w:t>
       </w:r>
       <w:r>
         <w:rPr>
@@ -1784,7 +2189,13 @@
         <w:rPr>
           <w:color w:val="808080"/>
         </w:rPr>
-        <w:t xml:space="preserve">☐  </w:t>
+        <w:t>☐</w:t>
+      </w:r>
+      <w:r>
+        <w:rPr>
+          <w:color w:val="808080"/>
+        </w:rPr>
+        <w:t xml:space="preserve">  </w:t>
       </w:r>
       <w:r>
         <w:rPr>
@@ -1806,7 +2217,13 @@
         <w:rPr>
           <w:color w:val="808080"/>
         </w:rPr>
-        <w:t xml:space="preserve">☐  </w:t>
+        <w:t>☐</w:t>
+      </w:r>
+      <w:r>
+        <w:rPr>
+          <w:color w:val="808080"/>
+        </w:rPr>
+        <w:t xml:space="preserve">  </w:t>
       </w:r>
       <w:r>
         <w:rPr>
@@ -1828,7 +2245,13 @@
         <w:rPr>
           <w:color w:val="808080"/>
         </w:rPr>
-        <w:t xml:space="preserve">☐  </w:t>
+        <w:t>☐</w:t>
+      </w:r>
+      <w:r>
+        <w:rPr>
+          <w:color w:val="808080"/>
+        </w:rPr>
+        <w:t xml:space="preserve">  </w:t>
       </w:r>
       <w:r>
         <w:rPr>
@@ -1838,19 +2261,28 @@
         <w:t xml:space="preserve">(j) </w:t>
       </w:r>
       <w:r>
-        <w:t>Not currently engaged in AI/ML activities</w:t>
-      </w:r>
-    </w:p>
-    <w:p>
-      <w:pPr>
-        <w:spacing w:before="30" w:after="30" w:line="280" w:lineRule="auto"/>
-        <w:ind w:left="720" w:hanging="360"/>
-      </w:pPr>
-      <w:r>
-        <w:rPr>
-          <w:color w:val="808080"/>
-        </w:rPr>
-        <w:t xml:space="preserve">☐  </w:t>
+        <w:t xml:space="preserve">Not currently </w:t>
+      </w:r>
+      <w:r>
+        <w:t>engaged in AI/ML activities</w:t>
+      </w:r>
+    </w:p>
+    <w:p>
+      <w:pPr>
+        <w:spacing w:before="30" w:after="30" w:line="280" w:lineRule="auto"/>
+        <w:ind w:left="720" w:hanging="360"/>
+      </w:pPr>
+      <w:r>
+        <w:rPr>
+          <w:color w:val="808080"/>
+        </w:rPr>
+        <w:t>☐</w:t>
+      </w:r>
+      <w:r>
+        <w:rPr>
+          <w:color w:val="808080"/>
+        </w:rPr>
+        <w:t xml:space="preserve">  </w:t>
       </w:r>
       <w:r>
         <w:rPr>
@@ -1908,7 +2340,13 @@
         <w:rPr>
           <w:color w:val="808080"/>
         </w:rPr>
-        <w:t xml:space="preserve">☐  </w:t>
+        <w:t>☐</w:t>
+      </w:r>
+      <w:r>
+        <w:rPr>
+          <w:color w:val="808080"/>
+        </w:rPr>
+        <w:t xml:space="preserve">  </w:t>
       </w:r>
       <w:r>
         <w:rPr>
@@ -1930,7 +2368,13 @@
         <w:rPr>
           <w:color w:val="808080"/>
         </w:rPr>
-        <w:t xml:space="preserve">☐  </w:t>
+        <w:t>☐</w:t>
+      </w:r>
+      <w:r>
+        <w:rPr>
+          <w:color w:val="808080"/>
+        </w:rPr>
+        <w:t xml:space="preserve">  </w:t>
       </w:r>
       <w:r>
         <w:rPr>
@@ -1952,7 +2396,13 @@
         <w:rPr>
           <w:color w:val="808080"/>
         </w:rPr>
-        <w:t xml:space="preserve">☐  </w:t>
+        <w:t>☐</w:t>
+      </w:r>
+      <w:r>
+        <w:rPr>
+          <w:color w:val="808080"/>
+        </w:rPr>
+        <w:t xml:space="preserve">  </w:t>
       </w:r>
       <w:r>
         <w:rPr>
@@ -1974,7 +2424,13 @@
         <w:rPr>
           <w:color w:val="808080"/>
         </w:rPr>
-        <w:t xml:space="preserve">☐  </w:t>
+        <w:t>☐</w:t>
+      </w:r>
+      <w:r>
+        <w:rPr>
+          <w:color w:val="808080"/>
+        </w:rPr>
+        <w:t xml:space="preserve">  </w:t>
       </w:r>
       <w:r>
         <w:rPr>
@@ -1996,14 +2452,27 @@
         <w:rPr>
           <w:color w:val="808080"/>
         </w:rPr>
-        <w:t xml:space="preserve">☐  </w:t>
-      </w:r>
-      <w:r>
-        <w:rPr>
-          <w:b/>
-          <w:bCs/>
-        </w:rPr>
-        <w:t xml:space="preserve">(e) </w:t>
+        <w:t>☐</w:t>
+      </w:r>
+      <w:r>
+        <w:rPr>
+          <w:color w:val="808080"/>
+        </w:rPr>
+        <w:t xml:space="preserve">  </w:t>
+      </w:r>
+      <w:r>
+        <w:rPr>
+          <w:b/>
+          <w:bCs/>
+        </w:rPr>
+        <w:t>(e</w:t>
+      </w:r>
+      <w:r>
+        <w:rPr>
+          <w:b/>
+          <w:bCs/>
+        </w:rPr>
+        <w:t xml:space="preserve">) </w:t>
       </w:r>
       <w:r>
         <w:t>Not applicable — I am not engaged in AI/ML work</w:t>
@@ -2011,32 +2480,37 @@
     </w:p>
     <w:p>
       <w:pPr>
-        <w:pStyle w:val="Heading1"/>
-      </w:pPr>
-    </w:p>
-    <w:p>
-      <w:pPr>
-        <w:pStyle w:val="Heading1"/>
-      </w:pPr>
-    </w:p>
-    <w:p>
-      <w:pPr>
-        <w:pStyle w:val="Heading1"/>
-      </w:pPr>
-    </w:p>
-    <w:p>
-      <w:pPr>
-        <w:pStyle w:val="Heading1"/>
-      </w:pPr>
-    </w:p>
-    <w:p>
-      <w:pPr>
-        <w:pStyle w:val="Heading1"/>
-      </w:pPr>
-    </w:p>
-    <w:p>
-      <w:pPr>
-        <w:pStyle w:val="Heading1"/>
+        <w:pStyle w:val="1"/>
+      </w:pPr>
+    </w:p>
+    <w:p>
+      <w:pPr>
+        <w:pStyle w:val="1"/>
+      </w:pPr>
+    </w:p>
+    <w:p>
+      <w:pPr>
+        <w:pStyle w:val="1"/>
+      </w:pPr>
+    </w:p>
+    <w:p>
+      <w:pPr>
+        <w:pStyle w:val="1"/>
+      </w:pPr>
+    </w:p>
+    <w:p>
+      <w:pPr>
+        <w:pStyle w:val="1"/>
+      </w:pPr>
+    </w:p>
+    <w:p>
+      <w:pPr>
+        <w:pStyle w:val="1"/>
+      </w:pPr>
+    </w:p>
+    <w:p>
+      <w:pPr>
+        <w:pStyle w:val="1"/>
       </w:pPr>
       <w:r>
         <w:lastRenderedPageBreak/>
@@ -2060,7 +2534,17 @@
           <w:sz w:val="21"/>
           <w:szCs w:val="21"/>
         </w:rPr>
-        <w:t>The rapid advance of AI — particularly LLMs and multimodal foundation models — has prompted active debate within and beyond the OHDSI community about the future role of structured data standardization. The following statements represent positions currently held by different community members. There are no right or wrong answers; we are interested in how the community is thinking about these questions.</w:t>
+        <w:t>The rapid advance of AI — particularly LLMs and multimodal foundation models — has prompted active debate within and beyond the OHDSI community about the futur</w:t>
+      </w:r>
+      <w:r>
+        <w:rPr>
+          <w:i/>
+          <w:iCs/>
+          <w:color w:val="595959"/>
+          <w:sz w:val="21"/>
+          <w:szCs w:val="21"/>
+        </w:rPr>
+        <w:t>e role of structured data standardization. The following statements represent positions currently held by different community members. There are no right or wrong answers; we are interested in how the community is thinking about these questions.</w:t>
       </w:r>
     </w:p>
     <w:p>
@@ -2080,7 +2564,14 @@
           <w:b/>
           <w:bCs/>
         </w:rPr>
-        <w:t>Please indicate how much you agree or disagree with each of the following statements.</w:t>
+        <w:t>Pleas</w:t>
+      </w:r>
+      <w:r>
+        <w:rPr>
+          <w:b/>
+          <w:bCs/>
+        </w:rPr>
+        <w:t>e indicate how much you agree or disagree with each of the following statements.</w:t>
       </w:r>
     </w:p>
     <w:p>
@@ -2316,7 +2807,10 @@
         <w:t xml:space="preserve">C-1.2. </w:t>
       </w:r>
       <w:r>
-        <w:t>As LLMs become capable of reading unstructured EHR notes directly, the marginal value of structured ETL into OMOP CDM is decreasing.</w:t>
+        <w:t>As LLMs become capable of reading unstructured EHR notes directly, the marginal value of structured</w:t>
+      </w:r>
+      <w:r>
+        <w:t xml:space="preserve"> ETL into OMOP CDM is decreasing.</w:t>
       </w:r>
       <w:r>
         <w:rPr>
@@ -2358,7 +2852,10 @@
         <w:t xml:space="preserve">C-1.4. </w:t>
       </w:r>
       <w:r>
-        <w:t>Multimodal AI (imaging, waveforms, genomics, free-text) exposes fundamental limitations of OMOP's tabular structure.</w:t>
+        <w:t>Multimodal AI (imaging, waveforms, genomics, free-text) exposes fundamental limi</w:t>
+      </w:r>
+      <w:r>
+        <w:t>tations of OMOP's tabular structure.</w:t>
       </w:r>
       <w:r>
         <w:rPr>
@@ -2400,7 +2897,10 @@
         <w:t xml:space="preserve">C-1.6. </w:t>
       </w:r>
       <w:r>
-        <w:t>In the AI era, the cost-benefit ratio of investing in data standardization has shifted: resources are better directed toward model training and deployment than toward ETL.</w:t>
+        <w:t>In the AI era, the cost-benefit ratio of investing in data standardiza</w:t>
+      </w:r>
+      <w:r>
+        <w:t>tion has shifted: resources are better directed toward model training and deployment than toward ETL.</w:t>
       </w:r>
       <w:r>
         <w:rPr>
@@ -2426,7 +2926,10 @@
         <w:t xml:space="preserve">C-1.7. </w:t>
       </w:r>
       <w:r>
-        <w:t>Standardization remains a precondition for trustworthy AI, but its forms must evolve beyond the current OMOP CDM (e.g., to accommodate non-tabular, temporal, and multimodal data).</w:t>
+        <w:t>Standardization remains a precondition for trustworthy AI, but its forms must evolve beyond the current OMOP CDM (e.g., to accommodate non-tab</w:t>
+      </w:r>
+      <w:r>
+        <w:t>ular, temporal, and multimodal data).</w:t>
       </w:r>
     </w:p>
     <w:p>
@@ -2478,192 +2981,8 @@
           <w:sz w:val="20"/>
           <w:szCs w:val="20"/>
         </w:rPr>
-        <w:t>Single choice — top priority only.</w:t>
-      </w:r>
-    </w:p>
-    <w:p>
-      <w:pPr>
-        <w:spacing w:before="30" w:after="30" w:line="280" w:lineRule="auto"/>
-        <w:ind w:left="720" w:hanging="360"/>
-      </w:pPr>
-      <w:r>
-        <w:rPr>
-          <w:color w:val="808080"/>
-        </w:rPr>
-        <w:t xml:space="preserve">☐  </w:t>
-      </w:r>
-      <w:r>
-        <w:rPr>
-          <w:b/>
-          <w:bCs/>
-        </w:rPr>
-        <w:t xml:space="preserve">(a) </w:t>
-      </w:r>
-      <w:r>
-        <w:t>Extending OMOP CDM and vocabularies to multimodal data (imaging, waveforms, genomics, text)</w:t>
-      </w:r>
-    </w:p>
-    <w:p>
-      <w:pPr>
-        <w:spacing w:before="30" w:after="30" w:line="280" w:lineRule="auto"/>
-        <w:ind w:left="720" w:hanging="360"/>
-      </w:pPr>
-      <w:r>
-        <w:rPr>
-          <w:color w:val="808080"/>
-        </w:rPr>
-        <w:t xml:space="preserve">☐  </w:t>
-      </w:r>
-      <w:r>
-        <w:rPr>
-          <w:b/>
-          <w:bCs/>
-        </w:rPr>
-        <w:t xml:space="preserve">(b) </w:t>
-      </w:r>
-      <w:r>
-        <w:t>LLM-based automation of ETL, mapping, and phenotyping</w:t>
-      </w:r>
-    </w:p>
-    <w:p>
-      <w:pPr>
-        <w:spacing w:before="30" w:after="30" w:line="280" w:lineRule="auto"/>
-        <w:ind w:left="720" w:hanging="360"/>
-      </w:pPr>
-      <w:r>
-        <w:rPr>
-          <w:color w:val="808080"/>
-        </w:rPr>
-        <w:t xml:space="preserve">☐  </w:t>
-      </w:r>
-      <w:r>
-        <w:rPr>
-          <w:b/>
-          <w:bCs/>
-        </w:rPr>
-        <w:t xml:space="preserve">(c) </w:t>
-      </w:r>
-      <w:r>
-        <w:t>Federated AI model validation infrastructure</w:t>
-      </w:r>
-    </w:p>
-    <w:p>
-      <w:pPr>
-        <w:spacing w:before="30" w:after="30" w:line="280" w:lineRule="auto"/>
-        <w:ind w:left="720" w:hanging="360"/>
-      </w:pPr>
-      <w:r>
-        <w:rPr>
-          <w:color w:val="808080"/>
-        </w:rPr>
-        <w:t xml:space="preserve">☐  </w:t>
-      </w:r>
-      <w:r>
-        <w:rPr>
-          <w:b/>
-          <w:bCs/>
-        </w:rPr>
-        <w:t xml:space="preserve">(d) </w:t>
-      </w:r>
-      <w:r>
-        <w:t>Real-time / streaming data integration</w:t>
-      </w:r>
-    </w:p>
-    <w:p>
-      <w:pPr>
-        <w:spacing w:before="30" w:after="30" w:line="280" w:lineRule="auto"/>
-        <w:ind w:left="720" w:hanging="360"/>
-      </w:pPr>
-      <w:r>
-        <w:rPr>
-          <w:color w:val="808080"/>
-        </w:rPr>
-        <w:t xml:space="preserve">☐  </w:t>
-      </w:r>
-      <w:r>
-        <w:rPr>
-          <w:b/>
-          <w:bCs/>
-        </w:rPr>
-        <w:t xml:space="preserve">(e) </w:t>
-      </w:r>
-      <w:r>
-        <w:t>Strengthening quality and stability of the existing tabular CDM</w:t>
-      </w:r>
-    </w:p>
-    <w:p>
-      <w:pPr>
-        <w:spacing w:before="30" w:after="30" w:line="280" w:lineRule="auto"/>
-        <w:ind w:left="720" w:hanging="360"/>
-      </w:pPr>
-      <w:r>
-        <w:rPr>
-          <w:color w:val="808080"/>
-        </w:rPr>
-        <w:t xml:space="preserve">☐  </w:t>
-      </w:r>
-      <w:r>
-        <w:rPr>
-          <w:b/>
-          <w:bCs/>
-        </w:rPr>
-        <w:t xml:space="preserve">(f) </w:t>
-      </w:r>
-      <w:r>
-        <w:t>AI-related education, capacity building, and onboarding</w:t>
-      </w:r>
-    </w:p>
-    <w:p>
-      <w:pPr>
-        <w:spacing w:before="30" w:after="30" w:line="280" w:lineRule="auto"/>
-        <w:ind w:left="720" w:hanging="360"/>
-      </w:pPr>
-      <w:r>
-        <w:rPr>
-          <w:color w:val="808080"/>
-        </w:rPr>
-        <w:t xml:space="preserve">☐  </w:t>
-      </w:r>
-      <w:r>
-        <w:rPr>
-          <w:b/>
-          <w:bCs/>
-        </w:rPr>
-        <w:t xml:space="preserve">(g) </w:t>
-      </w:r>
-      <w:r>
-        <w:t>Other (please specify): __________________</w:t>
-      </w:r>
-    </w:p>
-    <w:p>
-      <w:pPr>
-        <w:spacing w:before="200" w:after="60" w:line="300" w:lineRule="auto"/>
-        <w:rPr>
-          <w:lang w:val="en-US"/>
-        </w:rPr>
-      </w:pPr>
-      <w:r>
-        <w:rPr>
-          <w:b/>
-          <w:bCs/>
-          <w:color w:val="1F4E79"/>
-        </w:rPr>
-        <w:lastRenderedPageBreak/>
-        <w:t xml:space="preserve">C-3. </w:t>
-      </w:r>
-      <w:r>
-        <w:rPr>
-          <w:b/>
-          <w:bCs/>
-        </w:rPr>
-        <w:t>If the role of OMOP vocabularies and comprehensive ontologies needs to evolve in the AI era, in what direction should that evolution go? (Optional)</w:t>
-      </w:r>
-    </w:p>
-    <w:p>
-      <w:pPr>
-        <w:spacing w:before="40" w:after="80" w:line="280" w:lineRule="auto"/>
-        <w:ind w:left="360"/>
-      </w:pPr>
+        <w:t xml:space="preserve">Single choice — top </w:t>
+      </w:r>
       <w:r>
         <w:rPr>
           <w:i/>
@@ -2672,6 +2991,252 @@
           <w:sz w:val="20"/>
           <w:szCs w:val="20"/>
         </w:rPr>
+        <w:t>priority only.</w:t>
+      </w:r>
+    </w:p>
+    <w:p>
+      <w:pPr>
+        <w:spacing w:before="30" w:after="30" w:line="280" w:lineRule="auto"/>
+        <w:ind w:left="720" w:hanging="360"/>
+      </w:pPr>
+      <w:r>
+        <w:rPr>
+          <w:color w:val="808080"/>
+        </w:rPr>
+        <w:t>☐</w:t>
+      </w:r>
+      <w:r>
+        <w:rPr>
+          <w:color w:val="808080"/>
+        </w:rPr>
+        <w:t xml:space="preserve">  </w:t>
+      </w:r>
+      <w:r>
+        <w:rPr>
+          <w:b/>
+          <w:bCs/>
+        </w:rPr>
+        <w:t xml:space="preserve">(a) </w:t>
+      </w:r>
+      <w:r>
+        <w:t>Extending OMOP CDM and vocabularies to multimodal data (imaging, waveforms, genomics, text)</w:t>
+      </w:r>
+    </w:p>
+    <w:p>
+      <w:pPr>
+        <w:spacing w:before="30" w:after="30" w:line="280" w:lineRule="auto"/>
+        <w:ind w:left="720" w:hanging="360"/>
+      </w:pPr>
+      <w:r>
+        <w:rPr>
+          <w:color w:val="808080"/>
+        </w:rPr>
+        <w:t>☐</w:t>
+      </w:r>
+      <w:r>
+        <w:rPr>
+          <w:color w:val="808080"/>
+        </w:rPr>
+        <w:t xml:space="preserve">  </w:t>
+      </w:r>
+      <w:r>
+        <w:rPr>
+          <w:b/>
+          <w:bCs/>
+        </w:rPr>
+        <w:t xml:space="preserve">(b) </w:t>
+      </w:r>
+      <w:r>
+        <w:t>LLM-based automation of ETL, mapping, and phenotyping</w:t>
+      </w:r>
+    </w:p>
+    <w:p>
+      <w:pPr>
+        <w:spacing w:before="30" w:after="30" w:line="280" w:lineRule="auto"/>
+        <w:ind w:left="720" w:hanging="360"/>
+      </w:pPr>
+      <w:r>
+        <w:rPr>
+          <w:color w:val="808080"/>
+        </w:rPr>
+        <w:t>☐</w:t>
+      </w:r>
+      <w:r>
+        <w:rPr>
+          <w:color w:val="808080"/>
+        </w:rPr>
+        <w:t xml:space="preserve">  </w:t>
+      </w:r>
+      <w:r>
+        <w:rPr>
+          <w:b/>
+          <w:bCs/>
+        </w:rPr>
+        <w:t xml:space="preserve">(c) </w:t>
+      </w:r>
+      <w:r>
+        <w:t>Federated AI model validation infrastructure</w:t>
+      </w:r>
+    </w:p>
+    <w:p>
+      <w:pPr>
+        <w:spacing w:before="30" w:after="30" w:line="280" w:lineRule="auto"/>
+        <w:ind w:left="720" w:hanging="360"/>
+      </w:pPr>
+      <w:r>
+        <w:rPr>
+          <w:color w:val="808080"/>
+        </w:rPr>
+        <w:t>☐</w:t>
+      </w:r>
+      <w:r>
+        <w:rPr>
+          <w:color w:val="808080"/>
+        </w:rPr>
+        <w:t xml:space="preserve">  </w:t>
+      </w:r>
+      <w:r>
+        <w:rPr>
+          <w:b/>
+          <w:bCs/>
+        </w:rPr>
+        <w:t xml:space="preserve">(d) </w:t>
+      </w:r>
+      <w:r>
+        <w:t xml:space="preserve">Real-time / streaming </w:t>
+      </w:r>
+      <w:r>
+        <w:t>data integration</w:t>
+      </w:r>
+    </w:p>
+    <w:p>
+      <w:pPr>
+        <w:spacing w:before="30" w:after="30" w:line="280" w:lineRule="auto"/>
+        <w:ind w:left="720" w:hanging="360"/>
+      </w:pPr>
+      <w:r>
+        <w:rPr>
+          <w:color w:val="808080"/>
+        </w:rPr>
+        <w:t>☐</w:t>
+      </w:r>
+      <w:r>
+        <w:rPr>
+          <w:color w:val="808080"/>
+        </w:rPr>
+        <w:t xml:space="preserve">  </w:t>
+      </w:r>
+      <w:r>
+        <w:rPr>
+          <w:b/>
+          <w:bCs/>
+        </w:rPr>
+        <w:t xml:space="preserve">(e) </w:t>
+      </w:r>
+      <w:r>
+        <w:t>Strengthening quality and stability of the existing tabular CDM</w:t>
+      </w:r>
+    </w:p>
+    <w:p>
+      <w:pPr>
+        <w:spacing w:before="30" w:after="30" w:line="280" w:lineRule="auto"/>
+        <w:ind w:left="720" w:hanging="360"/>
+      </w:pPr>
+      <w:r>
+        <w:rPr>
+          <w:color w:val="808080"/>
+        </w:rPr>
+        <w:t>☐</w:t>
+      </w:r>
+      <w:r>
+        <w:rPr>
+          <w:color w:val="808080"/>
+        </w:rPr>
+        <w:t xml:space="preserve">  </w:t>
+      </w:r>
+      <w:r>
+        <w:rPr>
+          <w:b/>
+          <w:bCs/>
+        </w:rPr>
+        <w:t xml:space="preserve">(f) </w:t>
+      </w:r>
+      <w:r>
+        <w:t>AI-related education, capacity building, and onboarding</w:t>
+      </w:r>
+    </w:p>
+    <w:p>
+      <w:pPr>
+        <w:spacing w:before="30" w:after="30" w:line="280" w:lineRule="auto"/>
+        <w:ind w:left="720" w:hanging="360"/>
+      </w:pPr>
+      <w:r>
+        <w:rPr>
+          <w:color w:val="808080"/>
+        </w:rPr>
+        <w:t>☐</w:t>
+      </w:r>
+      <w:r>
+        <w:rPr>
+          <w:color w:val="808080"/>
+        </w:rPr>
+        <w:t xml:space="preserve">  </w:t>
+      </w:r>
+      <w:r>
+        <w:rPr>
+          <w:b/>
+          <w:bCs/>
+        </w:rPr>
+        <w:t xml:space="preserve">(g) </w:t>
+      </w:r>
+      <w:r>
+        <w:t>Other (please specify): __________________</w:t>
+      </w:r>
+    </w:p>
+    <w:p>
+      <w:pPr>
+        <w:spacing w:before="200" w:after="60" w:line="300" w:lineRule="auto"/>
+        <w:rPr>
+          <w:lang w:val="en-US"/>
+        </w:rPr>
+      </w:pPr>
+      <w:r>
+        <w:rPr>
+          <w:b/>
+          <w:bCs/>
+          <w:color w:val="1F4E79"/>
+        </w:rPr>
+        <w:lastRenderedPageBreak/>
+        <w:t xml:space="preserve">C-3. </w:t>
+      </w:r>
+      <w:r>
+        <w:rPr>
+          <w:b/>
+          <w:bCs/>
+        </w:rPr>
+        <w:t>If the role of OMOP vocabularies and comprehensive</w:t>
+      </w:r>
+      <w:r>
+        <w:rPr>
+          <w:b/>
+          <w:bCs/>
+        </w:rPr>
+        <w:t xml:space="preserve"> ontologies needs to evolve in the AI era, in what direction should that evolution go? (Optional)</w:t>
+      </w:r>
+    </w:p>
+    <w:p>
+      <w:pPr>
+        <w:spacing w:before="40" w:after="80" w:line="280" w:lineRule="auto"/>
+        <w:ind w:left="360"/>
+      </w:pPr>
+      <w:r>
+        <w:rPr>
+          <w:i/>
+          <w:iCs/>
+          <w:color w:val="595959"/>
+          <w:sz w:val="20"/>
+          <w:szCs w:val="20"/>
+        </w:rPr>
         <w:t>Open text, 1–3 sentences.</w:t>
       </w:r>
     </w:p>
@@ -2697,17 +3262,17 @@
       <w:pPr>
         <w:spacing w:before="80" w:after="80" w:line="300" w:lineRule="auto"/>
         <w:jc w:val="both"/>
-        <w:rPr>
-          <w:rFonts w:hint="eastAsia"/>
-        </w:rPr>
-      </w:pPr>
-      <w:r>
-        <w:t>____________________________________________________________</w:t>
-      </w:r>
-    </w:p>
-    <w:p>
-      <w:pPr>
-        <w:pStyle w:val="Heading1"/>
+      </w:pPr>
+      <w:r>
+        <w:t>__________</w:t>
+      </w:r>
+      <w:r>
+        <w:t>__________________________________________________</w:t>
+      </w:r>
+    </w:p>
+    <w:p>
+      <w:pPr>
+        <w:pStyle w:val="1"/>
       </w:pPr>
       <w:r>
         <w:t>Section D · OHDSI's Mitigation Potential for Medical-AI Failure Modes</w:t>
@@ -2730,7 +3295,37 @@
           <w:sz w:val="21"/>
           <w:szCs w:val="21"/>
         </w:rPr>
-        <w:t>Müller et al. (2026, npj Digital Medicine) identified seven recurring failure modes of medical AI based on a global survey of 914 stakeholders from 143 countries. The four shown below — Blind Trust, Overinforming and False Forecasting, Misapplied Statistics, and Self-Referential Evaluation — fall within the domain where OHDSI infrastructure (OMOP CDM, federated networks, standardized vocabularies, open-source methodology) might plausibly contribute to mitigation. For each, we ask two questions: how serious you consider the risk in current medical AI practice, and how much you believe OHDSI infrastructure can help mitigate it. An optional comment field follows each.</w:t>
+        <w:t>Müller et al. (2026, npj Digital Medicine) identified seven recurring failure modes of medical AI based on a global survey of 914 stake</w:t>
+      </w:r>
+      <w:r>
+        <w:rPr>
+          <w:i/>
+          <w:iCs/>
+          <w:color w:val="595959"/>
+          <w:sz w:val="21"/>
+          <w:szCs w:val="21"/>
+        </w:rPr>
+        <w:t>holders from 143 countries. The four shown below — Blind Trust, Overinforming and False Forecasting, Misapplied Statistics, and Self-Referential Evaluation — fall within the domain where OHDSI infrastructure (OMOP CDM, federated networks, standardized voca</w:t>
+      </w:r>
+      <w:r>
+        <w:rPr>
+          <w:i/>
+          <w:iCs/>
+          <w:color w:val="595959"/>
+          <w:sz w:val="21"/>
+          <w:szCs w:val="21"/>
+        </w:rPr>
+        <w:t>bularies, open-source methodology) might plausibly contribute to mitigation. For each, we ask two questions: how serious you consider the risk in current medical AI practice, and how much you believe OHDSI infrastructure can help mitigate it. An optional c</w:t>
+      </w:r>
+      <w:r>
+        <w:rPr>
+          <w:i/>
+          <w:iCs/>
+          <w:color w:val="595959"/>
+          <w:sz w:val="21"/>
+          <w:szCs w:val="21"/>
+        </w:rPr>
+        <w:t>omment field follows each.</w:t>
       </w:r>
     </w:p>
     <w:p>
@@ -3166,7 +3761,17 @@
           <w:sz w:val="20"/>
           <w:szCs w:val="20"/>
         </w:rPr>
-        <w:t>Over-reliance on AI systems without sufficient validation, context-awareness, or clinical oversight. The allure of automated authority can foster uncritical acceptance even when results are opaque or non-reproducible — potentially leading to misdiagnosis, over-treatment, or delays in critical decisions.</w:t>
+        <w:t xml:space="preserve">Over-reliance on AI systems without sufficient validation, context-awareness, or clinical oversight. The allure of automated authority can foster uncritical acceptance even when results are opaque or non-reproducible — </w:t>
+      </w:r>
+      <w:r>
+        <w:rPr>
+          <w:i/>
+          <w:iCs/>
+          <w:color w:val="404040"/>
+          <w:sz w:val="20"/>
+          <w:szCs w:val="20"/>
+        </w:rPr>
+        <w:t>potentially leading to misdiagnosis, over-treatment, or delays in critical decisions.</w:t>
       </w:r>
     </w:p>
     <w:p>
@@ -3222,7 +3827,14 @@
           <w:b/>
           <w:bCs/>
         </w:rPr>
-        <w:t>To what extent can OHDSI infrastructure — OMOP CDM, federated networks, standardized vocabularies, open-source methodology — help mitigate this risk?</w:t>
+        <w:t>To what extent can OHDSI infrastruct</w:t>
+      </w:r>
+      <w:r>
+        <w:rPr>
+          <w:b/>
+          <w:bCs/>
+        </w:rPr>
+        <w:t>ure — OMOP CDM, federated networks, standardized vocabularies, open-source methodology — help mitigate this risk?</w:t>
       </w:r>
     </w:p>
     <w:p>
@@ -3258,7 +3870,14 @@
           <w:b/>
           <w:bCs/>
         </w:rPr>
-        <w:t>Which specific OHDSI tools, methods, or practices are most relevant for mitigating this risk? What is missing? (Optional)</w:t>
+        <w:t xml:space="preserve">Which specific OHDSI tools, methods, or practices are most relevant for </w:t>
+      </w:r>
+      <w:r>
+        <w:rPr>
+          <w:b/>
+          <w:bCs/>
+        </w:rPr>
+        <w:t>mitigating this risk? What is missing? (Optional)</w:t>
       </w:r>
     </w:p>
     <w:p>
@@ -3324,7 +3943,17 @@
           <w:sz w:val="20"/>
           <w:szCs w:val="20"/>
         </w:rPr>
-        <w:t>Excessive or misleading AI-generated information overwhelms clinicians with data, alerts, or speculative forecasts — creating a false sense of precision in domains where clinical uncertainty is irreducible.</w:t>
+        <w:t>Excessive or misleading AI-gene</w:t>
+      </w:r>
+      <w:r>
+        <w:rPr>
+          <w:i/>
+          <w:iCs/>
+          <w:color w:val="404040"/>
+          <w:sz w:val="20"/>
+          <w:szCs w:val="20"/>
+        </w:rPr>
+        <w:t>rated information overwhelms clinicians with data, alerts, or speculative forecasts — creating a false sense of precision in domains where clinical uncertainty is irreducible.</w:t>
       </w:r>
     </w:p>
     <w:p>
@@ -3373,7 +4002,15 @@
           <w:bCs/>
           <w:color w:val="1F4E79"/>
         </w:rPr>
-        <w:t xml:space="preserve">D-2b. </w:t>
+        <w:t>D</w:t>
+      </w:r>
+      <w:r>
+        <w:rPr>
+          <w:b/>
+          <w:bCs/>
+          <w:color w:val="1F4E79"/>
+        </w:rPr>
+        <w:t xml:space="preserve">-2b. </w:t>
       </w:r>
       <w:r>
         <w:rPr>
@@ -3434,7 +4071,10 @@
         <w:jc w:val="both"/>
       </w:pPr>
       <w:r>
-        <w:t>____________________________________________________________</w:t>
+        <w:t>____</w:t>
+      </w:r>
+      <w:r>
+        <w:t>________________________________________________________</w:t>
       </w:r>
     </w:p>
     <w:p>
@@ -3481,7 +4121,17 @@
           <w:sz w:val="20"/>
           <w:szCs w:val="20"/>
         </w:rPr>
-        <w:t>Indiscriminate application of population-level statistical predictions to individual cases without contextual adjustment, producing mechanical generalization and clinical misjudgment — especially when systems are deployed across diverse populations without accounting for demographic variability or multimorbidity.</w:t>
+        <w:t>Indiscriminate application of population-level statistical predictions to individual cases without contextual adjustment, producing mechanical generalization an</w:t>
+      </w:r>
+      <w:r>
+        <w:rPr>
+          <w:i/>
+          <w:iCs/>
+          <w:color w:val="404040"/>
+          <w:sz w:val="20"/>
+          <w:szCs w:val="20"/>
+        </w:rPr>
+        <w:t>d clinical misjudgment — especially when systems are deployed across diverse populations without accounting for demographic variability or multimorbidity.</w:t>
       </w:r>
     </w:p>
     <w:p>
@@ -3537,7 +4187,14 @@
           <w:b/>
           <w:bCs/>
         </w:rPr>
-        <w:t>To what extent can OHDSI infrastructure help mitigate this risk?</w:t>
+        <w:t xml:space="preserve">To what extent </w:t>
+      </w:r>
+      <w:r>
+        <w:rPr>
+          <w:b/>
+          <w:bCs/>
+        </w:rPr>
+        <w:t>can OHDSI infrastructure help mitigate this risk?</w:t>
       </w:r>
     </w:p>
     <w:p>
@@ -3591,7 +4248,10 @@
         <w:jc w:val="both"/>
       </w:pPr>
       <w:r>
-        <w:t>____________________________________________________________</w:t>
+        <w:t>________________________</w:t>
+      </w:r>
+      <w:r>
+        <w:t>____________________________________</w:t>
       </w:r>
     </w:p>
     <w:p>
@@ -3638,7 +4298,17 @@
           <w:sz w:val="20"/>
           <w:szCs w:val="20"/>
         </w:rPr>
-        <w:t>Assessing AI systems solely on internal metrics or simulations, without external auditing, human feedback, or real-world testing — a self-referential loop that can mask bias, error propagation, and unexpected failure modes. Patient and disease drift make one-time validation insufficient; systematic and perpetual adjustment is required.</w:t>
+        <w:t>Assessing AI systems solely on internal metrics or simulations, without external auditing, human feedback, or real-world testing — a self-referential loop that can mask bias,</w:t>
+      </w:r>
+      <w:r>
+        <w:rPr>
+          <w:i/>
+          <w:iCs/>
+          <w:color w:val="404040"/>
+          <w:sz w:val="20"/>
+          <w:szCs w:val="20"/>
+        </w:rPr>
+        <w:t xml:space="preserve"> error propagation, and unexpected failure modes. Patient and disease drift make one-time validation insufficient; systematic and perpetual adjustment is required.</w:t>
       </w:r>
     </w:p>
     <w:p>
@@ -3694,7 +4364,14 @@
           <w:b/>
           <w:bCs/>
         </w:rPr>
-        <w:t>To what extent can OHDSI infrastructure help mitigate this risk?</w:t>
+        <w:t>To what</w:t>
+      </w:r>
+      <w:r>
+        <w:rPr>
+          <w:b/>
+          <w:bCs/>
+        </w:rPr>
+        <w:t xml:space="preserve"> extent can OHDSI infrastructure help mitigate this risk?</w:t>
       </w:r>
     </w:p>
     <w:p>
@@ -3749,7 +4426,10 @@
         <w:jc w:val="both"/>
       </w:pPr>
       <w:r>
-        <w:t>____________________________________________________________</w:t>
+        <w:t>________________</w:t>
+      </w:r>
+      <w:r>
+        <w:t>____________________________________________</w:t>
       </w:r>
     </w:p>
     <w:p>
@@ -3797,7 +4477,13 @@
         <w:rPr>
           <w:color w:val="808080"/>
         </w:rPr>
-        <w:t xml:space="preserve">☐  </w:t>
+        <w:t>☐</w:t>
+      </w:r>
+      <w:r>
+        <w:rPr>
+          <w:color w:val="808080"/>
+        </w:rPr>
+        <w:t xml:space="preserve">  </w:t>
       </w:r>
       <w:r>
         <w:rPr>
@@ -3819,7 +4505,13 @@
         <w:rPr>
           <w:color w:val="808080"/>
         </w:rPr>
-        <w:t xml:space="preserve">☐  </w:t>
+        <w:t>☐</w:t>
+      </w:r>
+      <w:r>
+        <w:rPr>
+          <w:color w:val="808080"/>
+        </w:rPr>
+        <w:t xml:space="preserve">  </w:t>
       </w:r>
       <w:r>
         <w:rPr>
@@ -3829,19 +4521,28 @@
         <w:t xml:space="preserve">(—) </w:t>
       </w:r>
       <w:r>
-        <w:t>Overinforming and False Forecasting</w:t>
-      </w:r>
-    </w:p>
-    <w:p>
-      <w:pPr>
-        <w:spacing w:before="30" w:after="30" w:line="280" w:lineRule="auto"/>
-        <w:ind w:left="720" w:hanging="360"/>
-      </w:pPr>
-      <w:r>
-        <w:rPr>
-          <w:color w:val="808080"/>
-        </w:rPr>
-        <w:t xml:space="preserve">☐  </w:t>
+        <w:t xml:space="preserve">Overinforming </w:t>
+      </w:r>
+      <w:r>
+        <w:t>and False Forecasting</w:t>
+      </w:r>
+    </w:p>
+    <w:p>
+      <w:pPr>
+        <w:spacing w:before="30" w:after="30" w:line="280" w:lineRule="auto"/>
+        <w:ind w:left="720" w:hanging="360"/>
+      </w:pPr>
+      <w:r>
+        <w:rPr>
+          <w:color w:val="808080"/>
+        </w:rPr>
+        <w:t>☐</w:t>
+      </w:r>
+      <w:r>
+        <w:rPr>
+          <w:color w:val="808080"/>
+        </w:rPr>
+        <w:t xml:space="preserve">  </w:t>
       </w:r>
       <w:r>
         <w:rPr>
@@ -3863,7 +4564,13 @@
         <w:rPr>
           <w:color w:val="808080"/>
         </w:rPr>
-        <w:t xml:space="preserve">☐  </w:t>
+        <w:t>☐</w:t>
+      </w:r>
+      <w:r>
+        <w:rPr>
+          <w:color w:val="808080"/>
+        </w:rPr>
+        <w:t xml:space="preserve">  </w:t>
       </w:r>
       <w:r>
         <w:rPr>
@@ -3878,7 +4585,7 @@
     </w:p>
     <w:p>
       <w:pPr>
-        <w:pStyle w:val="Heading1"/>
+        <w:pStyle w:val="1"/>
       </w:pPr>
       <w:r>
         <w:t>Section E · Future Role for OHDSI</w:t>
@@ -3934,196 +4641,8 @@
           <w:sz w:val="20"/>
           <w:szCs w:val="20"/>
         </w:rPr>
-        <w:t>Single choice — top priority only. Option order will be randomized in the live survey.</w:t>
-      </w:r>
-    </w:p>
-    <w:p>
-      <w:pPr>
-        <w:spacing w:before="30" w:after="30" w:line="280" w:lineRule="auto"/>
-        <w:ind w:left="720" w:hanging="360"/>
-      </w:pPr>
-      <w:r>
-        <w:rPr>
-          <w:color w:val="808080"/>
-        </w:rPr>
-        <w:t xml:space="preserve">☐  </w:t>
-      </w:r>
-      <w:r>
-        <w:rPr>
-          <w:b/>
-          <w:bCs/>
-        </w:rPr>
-        <w:t xml:space="preserve">(a) </w:t>
-      </w:r>
-      <w:r>
-        <w:t>OHDSI as external validation engine for AI models, leveraging the federated network</w:t>
-      </w:r>
-    </w:p>
-    <w:p>
-      <w:pPr>
-        <w:spacing w:before="30" w:after="30" w:line="280" w:lineRule="auto"/>
-        <w:ind w:left="720" w:hanging="360"/>
-      </w:pPr>
-      <w:r>
-        <w:rPr>
-          <w:color w:val="808080"/>
-        </w:rPr>
-        <w:t xml:space="preserve">☐  </w:t>
-      </w:r>
-      <w:r>
-        <w:rPr>
-          <w:b/>
-          <w:bCs/>
-        </w:rPr>
-        <w:t xml:space="preserve">(b) </w:t>
-      </w:r>
-      <w:r>
-        <w:t>OHDSI as standard provider of data for AI, offering large-scale, multi-source resources</w:t>
-      </w:r>
-    </w:p>
-    <w:p>
-      <w:pPr>
-        <w:spacing w:before="30" w:after="30" w:line="280" w:lineRule="auto"/>
-        <w:ind w:left="720" w:hanging="360"/>
-      </w:pPr>
-      <w:r>
-        <w:rPr>
-          <w:color w:val="808080"/>
-        </w:rPr>
-        <w:t xml:space="preserve">☐  </w:t>
-      </w:r>
-      <w:r>
-        <w:rPr>
-          <w:b/>
-          <w:bCs/>
-        </w:rPr>
-        <w:t xml:space="preserve">(c) </w:t>
-      </w:r>
-      <w:r>
-        <w:t>OHDSI as safety surveillance infrastructure for AI, supporting post-market monitoring</w:t>
-      </w:r>
-    </w:p>
-    <w:p>
-      <w:pPr>
-        <w:spacing w:before="30" w:after="30" w:line="280" w:lineRule="auto"/>
-        <w:ind w:left="720" w:hanging="360"/>
-      </w:pPr>
-      <w:r>
-        <w:rPr>
-          <w:color w:val="808080"/>
-        </w:rPr>
-        <w:t xml:space="preserve">☐  </w:t>
-      </w:r>
-      <w:r>
-        <w:rPr>
-          <w:b/>
-          <w:bCs/>
-        </w:rPr>
-        <w:t xml:space="preserve">(d) </w:t>
-      </w:r>
-      <w:r>
-        <w:t>OHDSI as trust-builder for AI evidence, ensuring reproducibility and transparency</w:t>
-      </w:r>
-    </w:p>
-    <w:p>
-      <w:pPr>
-        <w:spacing w:before="30" w:after="30" w:line="280" w:lineRule="auto"/>
-        <w:ind w:left="720" w:hanging="360"/>
-      </w:pPr>
-      <w:r>
-        <w:rPr>
-          <w:color w:val="808080"/>
-        </w:rPr>
-        <w:t xml:space="preserve">☐  </w:t>
-      </w:r>
-      <w:r>
-        <w:rPr>
-          <w:b/>
-          <w:bCs/>
-        </w:rPr>
-        <w:t xml:space="preserve">(e) </w:t>
-      </w:r>
-      <w:r>
-        <w:t>OHDSI as community standard-setter for AI governance and ethics</w:t>
-      </w:r>
-    </w:p>
-    <w:p>
-      <w:pPr>
-        <w:spacing w:before="30" w:after="30" w:line="280" w:lineRule="auto"/>
-        <w:ind w:left="720" w:hanging="360"/>
-      </w:pPr>
-      <w:r>
-        <w:rPr>
-          <w:color w:val="808080"/>
-        </w:rPr>
-        <w:t xml:space="preserve">☐  </w:t>
-      </w:r>
-      <w:r>
-        <w:rPr>
-          <w:b/>
-          <w:bCs/>
-        </w:rPr>
-        <w:t xml:space="preserve">(f) </w:t>
-      </w:r>
-      <w:r>
-        <w:t>OHDSI as an active user community of AI tools applied to observational research</w:t>
-      </w:r>
-    </w:p>
-    <w:p>
-      <w:pPr>
-        <w:spacing w:before="30" w:after="30" w:line="280" w:lineRule="auto"/>
-        <w:ind w:left="720" w:hanging="360"/>
-      </w:pPr>
-      <w:r>
-        <w:rPr>
-          <w:color w:val="808080"/>
-        </w:rPr>
-        <w:t xml:space="preserve">☐  </w:t>
-      </w:r>
-      <w:r>
-        <w:rPr>
-          <w:b/>
-          <w:bCs/>
-        </w:rPr>
-        <w:t xml:space="preserve">(g) </w:t>
-      </w:r>
-      <w:r>
-        <w:t>Other (please specify): __________________</w:t>
-      </w:r>
-    </w:p>
-    <w:p>
-      <w:pPr>
-        <w:pStyle w:val="Heading1"/>
-      </w:pPr>
-      <w:r>
-        <w:t>Section F · Strengths, Limitations, and Priorities</w:t>
-      </w:r>
-    </w:p>
-    <w:p>
-      <w:pPr>
-        <w:spacing w:before="200" w:after="60" w:line="300" w:lineRule="auto"/>
-      </w:pPr>
-      <w:r>
-        <w:rPr>
-          <w:b/>
-          <w:bCs/>
-          <w:color w:val="1F4E79"/>
-        </w:rPr>
-        <w:t xml:space="preserve">F-1. </w:t>
-      </w:r>
-      <w:r>
-        <w:rPr>
-          <w:b/>
-          <w:bCs/>
-        </w:rPr>
-        <w:t>Where do you think OMOP CDM and OHDSI tools currently provide the clearest strengths for medical AI work?</w:t>
-      </w:r>
-    </w:p>
-    <w:p>
-      <w:pPr>
-        <w:spacing w:before="40" w:after="80" w:line="280" w:lineRule="auto"/>
-        <w:ind w:left="360"/>
-      </w:pPr>
+        <w:t>Single choice — top priori</w:t>
+      </w:r>
       <w:r>
         <w:rPr>
           <w:i/>
@@ -4132,203 +4651,227 @@
           <w:sz w:val="20"/>
           <w:szCs w:val="20"/>
         </w:rPr>
-        <w:t>Please rank your top three (1 = most important strength, 2 = second, 3 = third). Leave others unranked.</w:t>
-      </w:r>
-    </w:p>
-    <w:p>
-      <w:pPr>
-        <w:spacing w:before="30" w:after="30" w:line="280" w:lineRule="auto"/>
-        <w:ind w:left="720" w:hanging="360"/>
-      </w:pPr>
-      <w:r>
-        <w:rPr>
-          <w:color w:val="808080"/>
-        </w:rPr>
-        <w:t xml:space="preserve">☐  </w:t>
-      </w:r>
-      <w:r>
-        <w:rPr>
-          <w:b/>
-          <w:bCs/>
-        </w:rPr>
-        <w:t xml:space="preserve">(—) </w:t>
-      </w:r>
-      <w:r>
-        <w:t>Large-scale cohort identification across multiple data sources</w:t>
-      </w:r>
-    </w:p>
-    <w:p>
-      <w:pPr>
-        <w:spacing w:before="30" w:after="30" w:line="280" w:lineRule="auto"/>
-        <w:ind w:left="720" w:hanging="360"/>
-      </w:pPr>
-      <w:r>
-        <w:rPr>
-          <w:color w:val="808080"/>
-        </w:rPr>
-        <w:t xml:space="preserve">☐  </w:t>
-      </w:r>
-      <w:r>
-        <w:rPr>
-          <w:b/>
-          <w:bCs/>
-        </w:rPr>
-        <w:t xml:space="preserve">(—) </w:t>
-      </w:r>
-      <w:r>
-        <w:t>External validation of AI models through the federated network</w:t>
-      </w:r>
-    </w:p>
-    <w:p>
-      <w:pPr>
-        <w:spacing w:before="30" w:after="30" w:line="280" w:lineRule="auto"/>
-        <w:ind w:left="720" w:hanging="360"/>
-      </w:pPr>
-      <w:r>
-        <w:rPr>
-          <w:color w:val="808080"/>
-        </w:rPr>
-        <w:t xml:space="preserve">☐  </w:t>
-      </w:r>
-      <w:r>
-        <w:rPr>
-          <w:b/>
-          <w:bCs/>
-        </w:rPr>
-        <w:t xml:space="preserve">(—) </w:t>
-      </w:r>
-      <w:r>
-        <w:t>Reproducibility and transparent open-source methodology (phenotypes, study designs, code)</w:t>
-      </w:r>
-    </w:p>
-    <w:p>
-      <w:pPr>
-        <w:spacing w:before="30" w:after="30" w:line="280" w:lineRule="auto"/>
-        <w:ind w:left="720" w:hanging="360"/>
-      </w:pPr>
-      <w:r>
-        <w:rPr>
-          <w:color w:val="808080"/>
-        </w:rPr>
-        <w:t xml:space="preserve">☐  </w:t>
-      </w:r>
-      <w:r>
-        <w:rPr>
-          <w:b/>
-          <w:bCs/>
-        </w:rPr>
-        <w:t xml:space="preserve">(—) </w:t>
-      </w:r>
-      <w:r>
-        <w:t>Standardized vocabularies (SNOMED CT, RxNorm, LOINC) for structured data</w:t>
-      </w:r>
-    </w:p>
-    <w:p>
-      <w:pPr>
-        <w:spacing w:before="30" w:after="30" w:line="280" w:lineRule="auto"/>
-        <w:ind w:left="720" w:hanging="360"/>
-      </w:pPr>
-      <w:r>
-        <w:rPr>
-          <w:color w:val="808080"/>
-        </w:rPr>
-        <w:lastRenderedPageBreak/>
-        <w:t xml:space="preserve">☐  </w:t>
-      </w:r>
-      <w:r>
-        <w:rPr>
-          <w:b/>
-          <w:bCs/>
-        </w:rPr>
-        <w:t xml:space="preserve">(—) </w:t>
-      </w:r>
-      <w:r>
-        <w:t>Drug safety / pharmacovigilance at scale</w:t>
-      </w:r>
-    </w:p>
-    <w:p>
-      <w:pPr>
-        <w:spacing w:before="30" w:after="30" w:line="280" w:lineRule="auto"/>
-        <w:ind w:left="720" w:hanging="360"/>
-      </w:pPr>
-      <w:r>
-        <w:rPr>
-          <w:color w:val="808080"/>
-        </w:rPr>
-        <w:t xml:space="preserve">☐  </w:t>
-      </w:r>
-      <w:r>
-        <w:rPr>
-          <w:b/>
-          <w:bCs/>
-        </w:rPr>
-        <w:t xml:space="preserve">(—) </w:t>
-      </w:r>
-      <w:r>
-        <w:t>Methodological rigor in causal inference and bias control</w:t>
-      </w:r>
-    </w:p>
-    <w:p>
-      <w:pPr>
-        <w:spacing w:before="30" w:after="30" w:line="280" w:lineRule="auto"/>
-        <w:ind w:left="720" w:hanging="360"/>
-      </w:pPr>
-      <w:r>
-        <w:rPr>
-          <w:color w:val="808080"/>
-        </w:rPr>
-        <w:t xml:space="preserve">☐  </w:t>
-      </w:r>
-      <w:r>
-        <w:rPr>
-          <w:b/>
-          <w:bCs/>
-        </w:rPr>
-        <w:t xml:space="preserve">(—) </w:t>
-      </w:r>
-      <w:r>
-        <w:t>Open access to phenotype libraries</w:t>
-      </w:r>
-    </w:p>
-    <w:p>
-      <w:pPr>
-        <w:spacing w:before="30" w:after="30" w:line="280" w:lineRule="auto"/>
-        <w:ind w:left="720" w:hanging="360"/>
-      </w:pPr>
-      <w:r>
-        <w:rPr>
-          <w:color w:val="808080"/>
-        </w:rPr>
-        <w:t xml:space="preserve">☐  </w:t>
-      </w:r>
-      <w:r>
-        <w:rPr>
-          <w:b/>
-          <w:bCs/>
-        </w:rPr>
-        <w:t xml:space="preserve">(—) </w:t>
-      </w:r>
-      <w:r>
-        <w:t>I don't see clear strengths yet — OHDSI is still catching up to medical AI needs</w:t>
-      </w:r>
-    </w:p>
-    <w:p>
-      <w:pPr>
-        <w:spacing w:before="30" w:after="30" w:line="280" w:lineRule="auto"/>
-        <w:ind w:left="720" w:hanging="360"/>
-      </w:pPr>
-      <w:r>
-        <w:rPr>
-          <w:color w:val="808080"/>
-        </w:rPr>
-        <w:t xml:space="preserve">☐  </w:t>
-      </w:r>
-      <w:r>
-        <w:rPr>
-          <w:b/>
-          <w:bCs/>
-        </w:rPr>
-        <w:t xml:space="preserve">(—) </w:t>
+        <w:t>ty only. Option order will be randomized in the live survey.</w:t>
+      </w:r>
+    </w:p>
+    <w:p>
+      <w:pPr>
+        <w:spacing w:before="30" w:after="30" w:line="280" w:lineRule="auto"/>
+        <w:ind w:left="720" w:hanging="360"/>
+        <w:rPr>
+          <w:rFonts w:hint="eastAsia"/>
+        </w:rPr>
+      </w:pPr>
+      <w:r>
+        <w:rPr>
+          <w:color w:val="808080"/>
+        </w:rPr>
+        <w:t>☐</w:t>
+      </w:r>
+      <w:r>
+        <w:rPr>
+          <w:color w:val="808080"/>
+        </w:rPr>
+        <w:t xml:space="preserve">  </w:t>
+      </w:r>
+      <w:r>
+        <w:rPr>
+          <w:b/>
+          <w:bCs/>
+        </w:rPr>
+        <w:t xml:space="preserve">(a) </w:t>
+      </w:r>
+      <w:r>
+        <w:t xml:space="preserve">OHDSI </w:t>
+      </w:r>
+      <w:r>
+        <w:t>as an active user commuity of AI tools applied to observational research</w:t>
+      </w:r>
+    </w:p>
+    <w:p>
+      <w:pPr>
+        <w:spacing w:before="30" w:after="30" w:line="280" w:lineRule="auto"/>
+        <w:ind w:left="720" w:hanging="360"/>
+        <w:rPr>
+          <w:rFonts w:hint="eastAsia"/>
+        </w:rPr>
+      </w:pPr>
+      <w:r>
+        <w:rPr>
+          <w:color w:val="808080"/>
+        </w:rPr>
+        <w:t>☐</w:t>
+      </w:r>
+      <w:r>
+        <w:rPr>
+          <w:color w:val="808080"/>
+        </w:rPr>
+        <w:t xml:space="preserve">  </w:t>
+      </w:r>
+      <w:r>
+        <w:rPr>
+          <w:b/>
+          <w:bCs/>
+        </w:rPr>
+        <w:t xml:space="preserve">(b) </w:t>
+      </w:r>
+      <w:r>
+        <w:t xml:space="preserve">OHDSI as </w:t>
+      </w:r>
+      <w:r>
+        <w:t>safety surveillance infrastruture for AI, supporting post-market monitoring</w:t>
+      </w:r>
+    </w:p>
+    <w:p>
+      <w:pPr>
+        <w:spacing w:before="30" w:after="30" w:line="280" w:lineRule="auto"/>
+        <w:ind w:left="720" w:hanging="360"/>
+        <w:rPr>
+          <w:rFonts w:hint="eastAsia"/>
+        </w:rPr>
+      </w:pPr>
+      <w:r>
+        <w:rPr>
+          <w:color w:val="808080"/>
+        </w:rPr>
+        <w:t>☐</w:t>
+      </w:r>
+      <w:r>
+        <w:rPr>
+          <w:color w:val="808080"/>
+        </w:rPr>
+        <w:t xml:space="preserve">  </w:t>
+      </w:r>
+      <w:r>
+        <w:rPr>
+          <w:b/>
+          <w:bCs/>
+        </w:rPr>
+        <w:t xml:space="preserve">(c) </w:t>
+      </w:r>
+      <w:r>
+        <w:t>OH</w:t>
+      </w:r>
+      <w:r>
+        <w:t xml:space="preserve">DSI as </w:t>
+      </w:r>
+      <w:r>
+        <w:t>external validation engine for AI models, leveraging the federated network</w:t>
+      </w:r>
+    </w:p>
+    <w:p>
+      <w:pPr>
+        <w:spacing w:before="30" w:after="30" w:line="280" w:lineRule="auto"/>
+        <w:ind w:left="720" w:hanging="360"/>
+      </w:pPr>
+      <w:r>
+        <w:rPr>
+          <w:color w:val="808080"/>
+        </w:rPr>
+        <w:t>☐</w:t>
+      </w:r>
+      <w:r>
+        <w:rPr>
+          <w:color w:val="808080"/>
+        </w:rPr>
+        <w:t xml:space="preserve">  </w:t>
+      </w:r>
+      <w:r>
+        <w:rPr>
+          <w:b/>
+          <w:bCs/>
+        </w:rPr>
+        <w:t xml:space="preserve">(d) </w:t>
+      </w:r>
+      <w:r>
+        <w:t xml:space="preserve">OHDSI as </w:t>
+      </w:r>
+      <w:r>
+        <w:t>standard provider of data for AI, offering large-scale, multi-source resources</w:t>
+      </w:r>
+    </w:p>
+    <w:p>
+      <w:pPr>
+        <w:spacing w:before="30" w:after="30" w:line="280" w:lineRule="auto"/>
+        <w:ind w:left="720" w:hanging="360"/>
+      </w:pPr>
+      <w:r>
+        <w:rPr>
+          <w:color w:val="808080"/>
+        </w:rPr>
+        <w:t>☐</w:t>
+      </w:r>
+      <w:r>
+        <w:rPr>
+          <w:color w:val="808080"/>
+        </w:rPr>
+        <w:t xml:space="preserve">  </w:t>
+      </w:r>
+      <w:r>
+        <w:rPr>
+          <w:b/>
+          <w:bCs/>
+        </w:rPr>
+        <w:t xml:space="preserve">(e) </w:t>
+      </w:r>
+      <w:r>
+        <w:t>OHDSI as trust-builder for AI evidence, ensuring reproducibility and transparency</w:t>
+      </w:r>
+    </w:p>
+    <w:p>
+      <w:pPr>
+        <w:spacing w:before="30" w:after="30" w:line="280" w:lineRule="auto"/>
+        <w:ind w:left="720" w:hanging="360"/>
+      </w:pPr>
+      <w:r>
+        <w:rPr>
+          <w:color w:val="808080"/>
+        </w:rPr>
+        <w:t>☐</w:t>
+      </w:r>
+      <w:r>
+        <w:rPr>
+          <w:color w:val="808080"/>
+        </w:rPr>
+        <w:t xml:space="preserve">  </w:t>
+      </w:r>
+      <w:r>
+        <w:rPr>
+          <w:b/>
+          <w:bCs/>
+        </w:rPr>
+        <w:t xml:space="preserve">(f) </w:t>
+      </w:r>
+      <w:r>
+        <w:t>OHDSI</w:t>
+      </w:r>
+      <w:r>
+        <w:t xml:space="preserve"> as community standarde-setter for AI goverance and ethics</w:t>
+      </w:r>
+    </w:p>
+    <w:p>
+      <w:pPr>
+        <w:spacing w:before="30" w:after="30" w:line="280" w:lineRule="auto"/>
+        <w:ind w:left="720" w:hanging="360"/>
+      </w:pPr>
+      <w:r>
+        <w:rPr>
+          <w:color w:val="808080"/>
+        </w:rPr>
+        <w:t>☐</w:t>
+      </w:r>
+      <w:r>
+        <w:rPr>
+          <w:color w:val="808080"/>
+        </w:rPr>
+        <w:t xml:space="preserve">  </w:t>
+      </w:r>
+      <w:r>
+        <w:rPr>
+          <w:b/>
+          <w:bCs/>
+        </w:rPr>
+        <w:t xml:space="preserve">(g) </w:t>
       </w:r>
       <w:r>
         <w:t>Other (please specify): __________________</w:t>
@@ -4336,6 +4879,14 @@
     </w:p>
     <w:p>
       <w:pPr>
+        <w:pStyle w:val="1"/>
+      </w:pPr>
+      <w:r>
+        <w:t>Section F · Strengths, Limitations, and Priorities</w:t>
+      </w:r>
+    </w:p>
+    <w:p>
+      <w:pPr>
         <w:spacing w:before="200" w:after="60" w:line="300" w:lineRule="auto"/>
       </w:pPr>
       <w:r>
@@ -4344,31 +4895,21 @@
           <w:bCs/>
           <w:color w:val="1F4E79"/>
         </w:rPr>
-        <w:t>F-</w:t>
-      </w:r>
-      <w:r>
-        <w:rPr>
-          <w:rFonts w:hint="eastAsia"/>
-          <w:b/>
-          <w:bCs/>
-          <w:color w:val="1F4E79"/>
-        </w:rPr>
-        <w:t>2</w:t>
-      </w:r>
-      <w:r>
-        <w:rPr>
-          <w:b/>
-          <w:bCs/>
-          <w:color w:val="1F4E79"/>
-        </w:rPr>
-        <w:t xml:space="preserve">. </w:t>
-      </w:r>
-      <w:r>
-        <w:rPr>
-          <w:b/>
-          <w:bCs/>
-        </w:rPr>
-        <w:t>Looking ahead 1–2 years, which action should the OHDSI Steering Committee and Working Groups prioritize for the medical AI transition?</w:t>
+        <w:t xml:space="preserve">F-1. </w:t>
+      </w:r>
+      <w:r>
+        <w:rPr>
+          <w:b/>
+          <w:bCs/>
+        </w:rPr>
+        <w:t xml:space="preserve">Where do you think OMOP CDM and OHDSI tools currently provide the clearest </w:t>
+      </w:r>
+      <w:r>
+        <w:rPr>
+          <w:b/>
+          <w:bCs/>
+        </w:rPr>
+        <w:t>strengths for medical AI work?</w:t>
       </w:r>
     </w:p>
     <w:p>
@@ -4384,180 +4925,263 @@
           <w:sz w:val="20"/>
           <w:szCs w:val="20"/>
         </w:rPr>
-        <w:t>Single choice — top priority only.</w:t>
-      </w:r>
-    </w:p>
-    <w:p>
-      <w:pPr>
-        <w:spacing w:before="30" w:after="30" w:line="280" w:lineRule="auto"/>
-        <w:ind w:left="720" w:hanging="360"/>
-      </w:pPr>
-      <w:r>
-        <w:rPr>
-          <w:color w:val="808080"/>
-        </w:rPr>
-        <w:t xml:space="preserve">☐  </w:t>
-      </w:r>
-      <w:r>
-        <w:rPr>
-          <w:b/>
-          <w:bCs/>
-        </w:rPr>
-        <w:t xml:space="preserve">(a) </w:t>
-      </w:r>
-      <w:r>
-        <w:t>Strategic direction and prioritization — a clear OHDSI roadmap for the AI era</w:t>
-      </w:r>
-    </w:p>
-    <w:p>
-      <w:pPr>
-        <w:spacing w:before="30" w:after="30" w:line="280" w:lineRule="auto"/>
-        <w:ind w:left="720" w:hanging="360"/>
-      </w:pPr>
-      <w:r>
-        <w:rPr>
-          <w:color w:val="808080"/>
-        </w:rPr>
-        <w:t xml:space="preserve">☐  </w:t>
-      </w:r>
-      <w:r>
-        <w:rPr>
-          <w:b/>
-          <w:bCs/>
-        </w:rPr>
-        <w:t xml:space="preserve">(b) </w:t>
-      </w:r>
-      <w:r>
-        <w:t>Participation and recruitment — attracting contributors with AI expertise</w:t>
-      </w:r>
-    </w:p>
-    <w:p>
-      <w:pPr>
-        <w:spacing w:before="30" w:after="30" w:line="280" w:lineRule="auto"/>
-        <w:ind w:left="720" w:hanging="360"/>
-      </w:pPr>
-      <w:r>
-        <w:rPr>
-          <w:color w:val="808080"/>
-        </w:rPr>
-        <w:t xml:space="preserve">☐  </w:t>
-      </w:r>
-      <w:r>
-        <w:rPr>
-          <w:b/>
-          <w:bCs/>
-        </w:rPr>
-        <w:t xml:space="preserve">(c) </w:t>
-      </w:r>
-      <w:r>
-        <w:t>Cross-group coordination — alignment across AI-related workgroups</w:t>
-      </w:r>
-    </w:p>
-    <w:p>
-      <w:pPr>
-        <w:spacing w:before="30" w:after="30" w:line="280" w:lineRule="auto"/>
-        <w:ind w:left="720" w:hanging="360"/>
-      </w:pPr>
-      <w:r>
-        <w:rPr>
-          <w:color w:val="808080"/>
-        </w:rPr>
-        <w:t xml:space="preserve">☐  </w:t>
-      </w:r>
-      <w:r>
-        <w:rPr>
-          <w:b/>
-          <w:bCs/>
-        </w:rPr>
-        <w:t xml:space="preserve">(d) </w:t>
-      </w:r>
-      <w:r>
-        <w:t>Dedicated technical/engineering support — sustained capacity for AI-related work</w:t>
-      </w:r>
-    </w:p>
-    <w:p>
-      <w:pPr>
-        <w:spacing w:before="30" w:after="30" w:line="280" w:lineRule="auto"/>
-        <w:ind w:left="720" w:hanging="360"/>
-      </w:pPr>
-      <w:r>
-        <w:rPr>
-          <w:color w:val="808080"/>
-        </w:rPr>
-        <w:t xml:space="preserve">☐  </w:t>
-      </w:r>
-      <w:r>
-        <w:rPr>
-          <w:b/>
-          <w:bCs/>
-        </w:rPr>
-        <w:t xml:space="preserve">(e) </w:t>
-      </w:r>
-      <w:r>
-        <w:t>Community-wide validation standards — a framework for evaluating AI results across the network</w:t>
-      </w:r>
-    </w:p>
-    <w:p>
-      <w:pPr>
-        <w:spacing w:before="30" w:after="30" w:line="280" w:lineRule="auto"/>
-        <w:ind w:left="720" w:hanging="360"/>
-      </w:pPr>
-      <w:r>
-        <w:rPr>
-          <w:color w:val="808080"/>
-        </w:rPr>
-        <w:t xml:space="preserve">☐  </w:t>
-      </w:r>
-      <w:r>
-        <w:rPr>
-          <w:b/>
-          <w:bCs/>
-        </w:rPr>
-        <w:t xml:space="preserve">(f) </w:t>
-      </w:r>
-      <w:r>
-        <w:t>Ethics and governance statement — an official OHDSI position on AI use</w:t>
-      </w:r>
-    </w:p>
-    <w:p>
-      <w:pPr>
-        <w:spacing w:before="30" w:after="30" w:line="280" w:lineRule="auto"/>
-        <w:ind w:left="720" w:hanging="360"/>
-      </w:pPr>
-      <w:r>
-        <w:rPr>
-          <w:color w:val="808080"/>
-        </w:rPr>
-        <w:t xml:space="preserve">☐  </w:t>
-      </w:r>
-      <w:r>
-        <w:rPr>
-          <w:b/>
-          <w:bCs/>
-        </w:rPr>
-        <w:t xml:space="preserve">(g) </w:t>
-      </w:r>
-      <w:r>
-        <w:t>Capacity building — especially in emerging regions and for new contributors</w:t>
-      </w:r>
-    </w:p>
-    <w:p>
-      <w:pPr>
-        <w:spacing w:before="30" w:after="30" w:line="280" w:lineRule="auto"/>
-        <w:ind w:left="720" w:hanging="360"/>
-      </w:pPr>
-      <w:r>
-        <w:rPr>
-          <w:color w:val="808080"/>
-        </w:rPr>
-        <w:t xml:space="preserve">☐  </w:t>
-      </w:r>
-      <w:r>
-        <w:rPr>
-          <w:b/>
-          <w:bCs/>
-        </w:rPr>
-        <w:t xml:space="preserve">(h) </w:t>
+        <w:t>Please rank your top three (1 = most important strength, 2 = second, 3 = third). Leave others unranked.</w:t>
+      </w:r>
+    </w:p>
+    <w:p>
+      <w:pPr>
+        <w:spacing w:before="30" w:after="30" w:line="280" w:lineRule="auto"/>
+        <w:ind w:left="720" w:hanging="360"/>
+      </w:pPr>
+      <w:r>
+        <w:rPr>
+          <w:color w:val="808080"/>
+        </w:rPr>
+        <w:t>☐</w:t>
+      </w:r>
+      <w:r>
+        <w:rPr>
+          <w:color w:val="808080"/>
+        </w:rPr>
+        <w:t xml:space="preserve">  </w:t>
+      </w:r>
+      <w:r>
+        <w:rPr>
+          <w:b/>
+          <w:bCs/>
+        </w:rPr>
+        <w:t xml:space="preserve">(—) </w:t>
+      </w:r>
+      <w:r>
+        <w:t>Large-scale cohort identification across multiple data sources</w:t>
+      </w:r>
+    </w:p>
+    <w:p>
+      <w:pPr>
+        <w:spacing w:before="30" w:after="30" w:line="280" w:lineRule="auto"/>
+        <w:ind w:left="720" w:hanging="360"/>
+      </w:pPr>
+      <w:r>
+        <w:rPr>
+          <w:color w:val="808080"/>
+        </w:rPr>
+        <w:t>☐</w:t>
+      </w:r>
+      <w:r>
+        <w:rPr>
+          <w:color w:val="808080"/>
+        </w:rPr>
+        <w:t xml:space="preserve">  </w:t>
+      </w:r>
+      <w:r>
+        <w:rPr>
+          <w:b/>
+          <w:bCs/>
+        </w:rPr>
+        <w:t xml:space="preserve">(—) </w:t>
+      </w:r>
+      <w:r>
+        <w:t>External validation of AI models through the</w:t>
+      </w:r>
+      <w:r>
+        <w:t xml:space="preserve"> federated network</w:t>
+      </w:r>
+    </w:p>
+    <w:p>
+      <w:pPr>
+        <w:spacing w:before="30" w:after="30" w:line="280" w:lineRule="auto"/>
+        <w:ind w:left="720" w:hanging="360"/>
+      </w:pPr>
+      <w:r>
+        <w:rPr>
+          <w:color w:val="808080"/>
+        </w:rPr>
+        <w:t>☐</w:t>
+      </w:r>
+      <w:r>
+        <w:rPr>
+          <w:color w:val="808080"/>
+        </w:rPr>
+        <w:t xml:space="preserve">  </w:t>
+      </w:r>
+      <w:r>
+        <w:rPr>
+          <w:b/>
+          <w:bCs/>
+        </w:rPr>
+        <w:t xml:space="preserve">(—) </w:t>
+      </w:r>
+      <w:r>
+        <w:t>Reproducibility and transparent open-source methodology (phenotypes, study designs, code)</w:t>
+      </w:r>
+    </w:p>
+    <w:p>
+      <w:pPr>
+        <w:spacing w:before="30" w:after="30" w:line="280" w:lineRule="auto"/>
+        <w:ind w:left="720" w:hanging="360"/>
+      </w:pPr>
+      <w:r>
+        <w:rPr>
+          <w:color w:val="808080"/>
+        </w:rPr>
+        <w:t>☐</w:t>
+      </w:r>
+      <w:r>
+        <w:rPr>
+          <w:color w:val="808080"/>
+        </w:rPr>
+        <w:t xml:space="preserve">  </w:t>
+      </w:r>
+      <w:r>
+        <w:rPr>
+          <w:b/>
+          <w:bCs/>
+        </w:rPr>
+        <w:t xml:space="preserve">(—) </w:t>
+      </w:r>
+      <w:r>
+        <w:t>Standardized vocabularies (SNOMED CT, RxNorm, LOINC) for structured data</w:t>
+      </w:r>
+    </w:p>
+    <w:p>
+      <w:pPr>
+        <w:spacing w:before="30" w:after="30" w:line="280" w:lineRule="auto"/>
+        <w:ind w:left="720" w:hanging="360"/>
+      </w:pPr>
+      <w:r>
+        <w:rPr>
+          <w:color w:val="808080"/>
+        </w:rPr>
+        <w:t>☐</w:t>
+      </w:r>
+      <w:r>
+        <w:rPr>
+          <w:color w:val="808080"/>
+        </w:rPr>
+        <w:t xml:space="preserve">  </w:t>
+      </w:r>
+      <w:r>
+        <w:rPr>
+          <w:b/>
+          <w:bCs/>
+        </w:rPr>
+        <w:t xml:space="preserve">(—) </w:t>
+      </w:r>
+      <w:r>
+        <w:t>Drug safety / pharmacovigilance at scale</w:t>
+      </w:r>
+    </w:p>
+    <w:p>
+      <w:pPr>
+        <w:spacing w:before="30" w:after="30" w:line="280" w:lineRule="auto"/>
+        <w:ind w:left="720" w:hanging="360"/>
+      </w:pPr>
+      <w:r>
+        <w:rPr>
+          <w:color w:val="808080"/>
+        </w:rPr>
+        <w:t>☐</w:t>
+      </w:r>
+      <w:r>
+        <w:rPr>
+          <w:color w:val="808080"/>
+        </w:rPr>
+        <w:t xml:space="preserve">  </w:t>
+      </w:r>
+      <w:r>
+        <w:rPr>
+          <w:b/>
+          <w:bCs/>
+        </w:rPr>
+        <w:t xml:space="preserve">(—) </w:t>
+      </w:r>
+      <w:r>
+        <w:t>Metho</w:t>
+      </w:r>
+      <w:r>
+        <w:t>dological rigor in causal inference and bias control</w:t>
+      </w:r>
+    </w:p>
+    <w:p>
+      <w:pPr>
+        <w:spacing w:before="30" w:after="30" w:line="280" w:lineRule="auto"/>
+        <w:ind w:left="720" w:hanging="360"/>
+      </w:pPr>
+      <w:r>
+        <w:rPr>
+          <w:color w:val="808080"/>
+        </w:rPr>
+        <w:lastRenderedPageBreak/>
+        <w:t>☐</w:t>
+      </w:r>
+      <w:r>
+        <w:rPr>
+          <w:color w:val="808080"/>
+        </w:rPr>
+        <w:t xml:space="preserve">  </w:t>
+      </w:r>
+      <w:r>
+        <w:rPr>
+          <w:b/>
+          <w:bCs/>
+        </w:rPr>
+        <w:t xml:space="preserve">(—) </w:t>
+      </w:r>
+      <w:r>
+        <w:t>Open access to phenotype libraries</w:t>
+      </w:r>
+    </w:p>
+    <w:p>
+      <w:pPr>
+        <w:spacing w:before="30" w:after="30" w:line="280" w:lineRule="auto"/>
+        <w:ind w:left="720" w:hanging="360"/>
+      </w:pPr>
+      <w:r>
+        <w:rPr>
+          <w:color w:val="808080"/>
+        </w:rPr>
+        <w:t>☐</w:t>
+      </w:r>
+      <w:r>
+        <w:rPr>
+          <w:color w:val="808080"/>
+        </w:rPr>
+        <w:t xml:space="preserve">  </w:t>
+      </w:r>
+      <w:r>
+        <w:rPr>
+          <w:b/>
+          <w:bCs/>
+        </w:rPr>
+        <w:t xml:space="preserve">(—) </w:t>
+      </w:r>
+      <w:r>
+        <w:t>I don't see clear strengths yet — OHDSI is still catching up to medical AI needs</w:t>
+      </w:r>
+    </w:p>
+    <w:p>
+      <w:pPr>
+        <w:spacing w:before="30" w:after="30" w:line="280" w:lineRule="auto"/>
+        <w:ind w:left="720" w:hanging="360"/>
+      </w:pPr>
+      <w:r>
+        <w:rPr>
+          <w:color w:val="808080"/>
+        </w:rPr>
+        <w:t>☐</w:t>
+      </w:r>
+      <w:r>
+        <w:rPr>
+          <w:color w:val="808080"/>
+        </w:rPr>
+        <w:t xml:space="preserve">  </w:t>
+      </w:r>
+      <w:r>
+        <w:rPr>
+          <w:b/>
+          <w:bCs/>
+        </w:rPr>
+        <w:t xml:space="preserve">(—) </w:t>
       </w:r>
       <w:r>
         <w:t>Other (please specify): __________________</w:t>
@@ -4582,7 +5206,7 @@
           <w:bCs/>
           <w:color w:val="1F4E79"/>
         </w:rPr>
-        <w:t>3</w:t>
+        <w:t>2</w:t>
       </w:r>
       <w:r>
         <w:rPr>
@@ -4597,7 +5221,14 @@
           <w:b/>
           <w:bCs/>
         </w:rPr>
-        <w:t>Beyond your top priority above, what concrete action would you personally be willing to contribute to in the next 12 months?</w:t>
+        <w:t xml:space="preserve">Looking ahead 1–2 </w:t>
+      </w:r>
+      <w:r>
+        <w:rPr>
+          <w:b/>
+          <w:bCs/>
+        </w:rPr>
+        <w:t>years, which action should the OHDSI Steering Committee and Working Groups prioritize for the medical AI transition?</w:t>
       </w:r>
     </w:p>
     <w:p>
@@ -4613,19 +5244,25 @@
           <w:sz w:val="20"/>
           <w:szCs w:val="20"/>
         </w:rPr>
-        <w:t>Select up to two.</w:t>
-      </w:r>
-    </w:p>
-    <w:p>
-      <w:pPr>
-        <w:spacing w:before="30" w:after="30" w:line="280" w:lineRule="auto"/>
-        <w:ind w:left="720" w:hanging="360"/>
-      </w:pPr>
-      <w:r>
-        <w:rPr>
-          <w:color w:val="808080"/>
-        </w:rPr>
-        <w:t xml:space="preserve">☐  </w:t>
+        <w:t>Single choice — top priority only.</w:t>
+      </w:r>
+    </w:p>
+    <w:p>
+      <w:pPr>
+        <w:spacing w:before="30" w:after="30" w:line="280" w:lineRule="auto"/>
+        <w:ind w:left="720" w:hanging="360"/>
+      </w:pPr>
+      <w:r>
+        <w:rPr>
+          <w:color w:val="808080"/>
+        </w:rPr>
+        <w:t>☐</w:t>
+      </w:r>
+      <w:r>
+        <w:rPr>
+          <w:color w:val="808080"/>
+        </w:rPr>
+        <w:t xml:space="preserve">  </w:t>
       </w:r>
       <w:r>
         <w:rPr>
@@ -4635,19 +5272,25 @@
         <w:t xml:space="preserve">(a) </w:t>
       </w:r>
       <w:r>
-        <w:t>Drafting or reviewing community guidance or position statements</w:t>
-      </w:r>
-    </w:p>
-    <w:p>
-      <w:pPr>
-        <w:spacing w:before="30" w:after="30" w:line="280" w:lineRule="auto"/>
-        <w:ind w:left="720" w:hanging="360"/>
-      </w:pPr>
-      <w:r>
-        <w:rPr>
-          <w:color w:val="808080"/>
-        </w:rPr>
-        <w:t xml:space="preserve">☐  </w:t>
+        <w:t>Strategic direction and prioritization — a clear OHDSI roadmap for the AI era</w:t>
+      </w:r>
+    </w:p>
+    <w:p>
+      <w:pPr>
+        <w:spacing w:before="30" w:after="30" w:line="280" w:lineRule="auto"/>
+        <w:ind w:left="720" w:hanging="360"/>
+      </w:pPr>
+      <w:r>
+        <w:rPr>
+          <w:color w:val="808080"/>
+        </w:rPr>
+        <w:t>☐</w:t>
+      </w:r>
+      <w:r>
+        <w:rPr>
+          <w:color w:val="808080"/>
+        </w:rPr>
+        <w:t xml:space="preserve">  </w:t>
       </w:r>
       <w:r>
         <w:rPr>
@@ -4657,19 +5300,28 @@
         <w:t xml:space="preserve">(b) </w:t>
       </w:r>
       <w:r>
-        <w:t>Contributing code or methods to OHDSI tools (HADES, ATLAS, etc.)</w:t>
-      </w:r>
-    </w:p>
-    <w:p>
-      <w:pPr>
-        <w:spacing w:before="30" w:after="30" w:line="280" w:lineRule="auto"/>
-        <w:ind w:left="720" w:hanging="360"/>
-      </w:pPr>
-      <w:r>
-        <w:rPr>
-          <w:color w:val="808080"/>
-        </w:rPr>
-        <w:t xml:space="preserve">☐  </w:t>
+        <w:t>Participatio</w:t>
+      </w:r>
+      <w:r>
+        <w:t>n and recruitment — attracting contributors with AI expertise</w:t>
+      </w:r>
+    </w:p>
+    <w:p>
+      <w:pPr>
+        <w:spacing w:before="30" w:after="30" w:line="280" w:lineRule="auto"/>
+        <w:ind w:left="720" w:hanging="360"/>
+      </w:pPr>
+      <w:r>
+        <w:rPr>
+          <w:color w:val="808080"/>
+        </w:rPr>
+        <w:t>☐</w:t>
+      </w:r>
+      <w:r>
+        <w:rPr>
+          <w:color w:val="808080"/>
+        </w:rPr>
+        <w:t xml:space="preserve">  </w:t>
       </w:r>
       <w:r>
         <w:rPr>
@@ -4679,19 +5331,25 @@
         <w:t xml:space="preserve">(c) </w:t>
       </w:r>
       <w:r>
-        <w:t>Participating in federated validation studies for AI models</w:t>
-      </w:r>
-    </w:p>
-    <w:p>
-      <w:pPr>
-        <w:spacing w:before="30" w:after="30" w:line="280" w:lineRule="auto"/>
-        <w:ind w:left="720" w:hanging="360"/>
-      </w:pPr>
-      <w:r>
-        <w:rPr>
-          <w:color w:val="808080"/>
-        </w:rPr>
-        <w:t xml:space="preserve">☐  </w:t>
+        <w:t>Cross-group coordination — alignment across AI-related workgroups</w:t>
+      </w:r>
+    </w:p>
+    <w:p>
+      <w:pPr>
+        <w:spacing w:before="30" w:after="30" w:line="280" w:lineRule="auto"/>
+        <w:ind w:left="720" w:hanging="360"/>
+      </w:pPr>
+      <w:r>
+        <w:rPr>
+          <w:color w:val="808080"/>
+        </w:rPr>
+        <w:t>☐</w:t>
+      </w:r>
+      <w:r>
+        <w:rPr>
+          <w:color w:val="808080"/>
+        </w:rPr>
+        <w:t xml:space="preserve">  </w:t>
       </w:r>
       <w:r>
         <w:rPr>
@@ -4701,19 +5359,25 @@
         <w:t xml:space="preserve">(d) </w:t>
       </w:r>
       <w:r>
-        <w:t>Mentoring trainees or new contributors</w:t>
-      </w:r>
-    </w:p>
-    <w:p>
-      <w:pPr>
-        <w:spacing w:before="30" w:after="30" w:line="280" w:lineRule="auto"/>
-        <w:ind w:left="720" w:hanging="360"/>
-      </w:pPr>
-      <w:r>
-        <w:rPr>
-          <w:color w:val="808080"/>
-        </w:rPr>
-        <w:t xml:space="preserve">☐  </w:t>
+        <w:t>Dedicated technical/engineering support — sustained capacity for AI-related work</w:t>
+      </w:r>
+    </w:p>
+    <w:p>
+      <w:pPr>
+        <w:spacing w:before="30" w:after="30" w:line="280" w:lineRule="auto"/>
+        <w:ind w:left="720" w:hanging="360"/>
+      </w:pPr>
+      <w:r>
+        <w:rPr>
+          <w:color w:val="808080"/>
+        </w:rPr>
+        <w:t>☐</w:t>
+      </w:r>
+      <w:r>
+        <w:rPr>
+          <w:color w:val="808080"/>
+        </w:rPr>
+        <w:t xml:space="preserve">  </w:t>
       </w:r>
       <w:r>
         <w:rPr>
@@ -4723,19 +5387,28 @@
         <w:t xml:space="preserve">(e) </w:t>
       </w:r>
       <w:r>
-        <w:t>Hosting or co-organizing an OHDSI AI working session at a regional or global event</w:t>
-      </w:r>
-    </w:p>
-    <w:p>
-      <w:pPr>
-        <w:spacing w:before="30" w:after="30" w:line="280" w:lineRule="auto"/>
-        <w:ind w:left="720" w:hanging="360"/>
-      </w:pPr>
-      <w:r>
-        <w:rPr>
-          <w:color w:val="808080"/>
-        </w:rPr>
-        <w:t xml:space="preserve">☐  </w:t>
+        <w:t xml:space="preserve">Community-wide validation </w:t>
+      </w:r>
+      <w:r>
+        <w:t>standards — a framework for evaluating AI results across the network</w:t>
+      </w:r>
+    </w:p>
+    <w:p>
+      <w:pPr>
+        <w:spacing w:before="30" w:after="30" w:line="280" w:lineRule="auto"/>
+        <w:ind w:left="720" w:hanging="360"/>
+      </w:pPr>
+      <w:r>
+        <w:rPr>
+          <w:color w:val="808080"/>
+        </w:rPr>
+        <w:t>☐</w:t>
+      </w:r>
+      <w:r>
+        <w:rPr>
+          <w:color w:val="808080"/>
+        </w:rPr>
+        <w:t xml:space="preserve">  </w:t>
       </w:r>
       <w:r>
         <w:rPr>
@@ -4745,19 +5418,25 @@
         <w:t xml:space="preserve">(f) </w:t>
       </w:r>
       <w:r>
-        <w:t>Sharing benchmarks, phenotypes, or reference datasets</w:t>
-      </w:r>
-    </w:p>
-    <w:p>
-      <w:pPr>
-        <w:spacing w:before="30" w:after="30" w:line="280" w:lineRule="auto"/>
-        <w:ind w:left="720" w:hanging="360"/>
-      </w:pPr>
-      <w:r>
-        <w:rPr>
-          <w:color w:val="808080"/>
-        </w:rPr>
-        <w:t xml:space="preserve">☐  </w:t>
+        <w:t>Ethics and governance statement — an official OHDSI position on AI use</w:t>
+      </w:r>
+    </w:p>
+    <w:p>
+      <w:pPr>
+        <w:spacing w:before="30" w:after="30" w:line="280" w:lineRule="auto"/>
+        <w:ind w:left="720" w:hanging="360"/>
+      </w:pPr>
+      <w:r>
+        <w:rPr>
+          <w:color w:val="808080"/>
+        </w:rPr>
+        <w:t>☐</w:t>
+      </w:r>
+      <w:r>
+        <w:rPr>
+          <w:color w:val="808080"/>
+        </w:rPr>
+        <w:t xml:space="preserve">  </w:t>
       </w:r>
       <w:r>
         <w:rPr>
@@ -4767,19 +5446,25 @@
         <w:t xml:space="preserve">(g) </w:t>
       </w:r>
       <w:r>
-        <w:t>Translating OHDSI materials into a non-English language</w:t>
-      </w:r>
-    </w:p>
-    <w:p>
-      <w:pPr>
-        <w:spacing w:before="30" w:after="30" w:line="280" w:lineRule="auto"/>
-        <w:ind w:left="720" w:hanging="360"/>
-      </w:pPr>
-      <w:r>
-        <w:rPr>
-          <w:color w:val="808080"/>
-        </w:rPr>
-        <w:t xml:space="preserve">☐  </w:t>
+        <w:t>Capacity building — especially in emerging regions and for new contributors</w:t>
+      </w:r>
+    </w:p>
+    <w:p>
+      <w:pPr>
+        <w:spacing w:before="30" w:after="30" w:line="280" w:lineRule="auto"/>
+        <w:ind w:left="720" w:hanging="360"/>
+      </w:pPr>
+      <w:r>
+        <w:rPr>
+          <w:color w:val="808080"/>
+        </w:rPr>
+        <w:t>☐</w:t>
+      </w:r>
+      <w:r>
+        <w:rPr>
+          <w:color w:val="808080"/>
+        </w:rPr>
+        <w:t xml:space="preserve">  </w:t>
       </w:r>
       <w:r>
         <w:rPr>
@@ -4789,48 +5474,10 @@
         <w:t xml:space="preserve">(h) </w:t>
       </w:r>
       <w:r>
-        <w:t>None of the above at this time</w:t>
-      </w:r>
-    </w:p>
-    <w:p>
-      <w:pPr>
-        <w:spacing w:before="30" w:after="30" w:line="280" w:lineRule="auto"/>
-        <w:ind w:left="720" w:hanging="360"/>
-      </w:pPr>
-      <w:r>
-        <w:rPr>
-          <w:color w:val="808080"/>
-        </w:rPr>
-        <w:t xml:space="preserve">☐  </w:t>
-      </w:r>
-      <w:r>
-        <w:rPr>
-          <w:b/>
-          <w:bCs/>
-        </w:rPr>
-        <w:t xml:space="preserve">(i) </w:t>
-      </w:r>
-      <w:r>
-        <w:t>Other (please specify): __________________</w:t>
-      </w:r>
-    </w:p>
-    <w:p>
-      <w:pPr>
-        <w:pStyle w:val="Heading1"/>
-      </w:pPr>
-    </w:p>
-    <w:p>
-      <w:pPr>
-        <w:pStyle w:val="Heading1"/>
-      </w:pPr>
-    </w:p>
-    <w:p>
-      <w:pPr>
-        <w:pStyle w:val="Heading1"/>
-      </w:pPr>
-      <w:r>
-        <w:lastRenderedPageBreak/>
-        <w:t>Section G · Open Reflection</w:t>
+        <w:t>Other (please speci</w:t>
+      </w:r>
+      <w:r>
+        <w:t>fy): __________________</w:t>
       </w:r>
     </w:p>
     <w:p>
@@ -4843,14 +5490,31 @@
           <w:bCs/>
           <w:color w:val="1F4E79"/>
         </w:rPr>
-        <w:t xml:space="preserve">G-1. </w:t>
-      </w:r>
-      <w:r>
-        <w:rPr>
-          <w:b/>
-          <w:bCs/>
-        </w:rPr>
-        <w:t>Reflecting on your own experience, can you share one moment or realization that stands out to you — positive, concerning, or somewhere in between? (Optional, 2–3 sentences)</w:t>
+        <w:t>F-</w:t>
+      </w:r>
+      <w:r>
+        <w:rPr>
+          <w:rFonts w:hint="eastAsia"/>
+          <w:b/>
+          <w:bCs/>
+          <w:color w:val="1F4E79"/>
+        </w:rPr>
+        <w:t>3</w:t>
+      </w:r>
+      <w:r>
+        <w:rPr>
+          <w:b/>
+          <w:bCs/>
+          <w:color w:val="1F4E79"/>
+        </w:rPr>
+        <w:t xml:space="preserve">. </w:t>
+      </w:r>
+      <w:r>
+        <w:rPr>
+          <w:b/>
+          <w:bCs/>
+        </w:rPr>
+        <w:t>Beyond your top priority above, what concrete action would you personally be willing to contribute to in the next 12 months?</w:t>
       </w:r>
     </w:p>
     <w:p>
@@ -4866,25 +5530,285 @@
           <w:sz w:val="20"/>
           <w:szCs w:val="20"/>
         </w:rPr>
-        <w:t>Example: "During a recent working-group call, I observed _____, which made me realize that _____."</w:t>
-      </w:r>
-    </w:p>
-    <w:p>
-      <w:pPr>
-        <w:spacing w:before="80" w:after="80" w:line="300" w:lineRule="auto"/>
-        <w:jc w:val="both"/>
-      </w:pPr>
-      <w:r>
-        <w:t>____________________________________________________________</w:t>
-      </w:r>
-    </w:p>
-    <w:p>
-      <w:pPr>
-        <w:spacing w:before="80" w:after="80" w:line="300" w:lineRule="auto"/>
-        <w:jc w:val="both"/>
-      </w:pPr>
-      <w:r>
-        <w:t>____________________________________________________________</w:t>
+        <w:t>Select up to two.</w:t>
+      </w:r>
+    </w:p>
+    <w:p>
+      <w:pPr>
+        <w:spacing w:before="30" w:after="30" w:line="280" w:lineRule="auto"/>
+        <w:ind w:left="720" w:hanging="360"/>
+      </w:pPr>
+      <w:r>
+        <w:rPr>
+          <w:color w:val="808080"/>
+        </w:rPr>
+        <w:t>☐</w:t>
+      </w:r>
+      <w:r>
+        <w:rPr>
+          <w:color w:val="808080"/>
+        </w:rPr>
+        <w:t xml:space="preserve">  </w:t>
+      </w:r>
+      <w:r>
+        <w:rPr>
+          <w:b/>
+          <w:bCs/>
+        </w:rPr>
+        <w:t xml:space="preserve">(a) </w:t>
+      </w:r>
+      <w:r>
+        <w:t>Drafting or reviewing community guidance or position statements</w:t>
+      </w:r>
+    </w:p>
+    <w:p>
+      <w:pPr>
+        <w:spacing w:before="30" w:after="30" w:line="280" w:lineRule="auto"/>
+        <w:ind w:left="720" w:hanging="360"/>
+      </w:pPr>
+      <w:r>
+        <w:rPr>
+          <w:color w:val="808080"/>
+        </w:rPr>
+        <w:t>☐</w:t>
+      </w:r>
+      <w:r>
+        <w:rPr>
+          <w:color w:val="808080"/>
+        </w:rPr>
+        <w:t xml:space="preserve">  </w:t>
+      </w:r>
+      <w:r>
+        <w:rPr>
+          <w:b/>
+          <w:bCs/>
+        </w:rPr>
+        <w:t xml:space="preserve">(b) </w:t>
+      </w:r>
+      <w:r>
+        <w:t>Contributing code or methods to OHDSI tools (HADES, ATLAS, etc.)</w:t>
+      </w:r>
+    </w:p>
+    <w:p>
+      <w:pPr>
+        <w:spacing w:before="30" w:after="30" w:line="280" w:lineRule="auto"/>
+        <w:ind w:left="720" w:hanging="360"/>
+      </w:pPr>
+      <w:r>
+        <w:rPr>
+          <w:color w:val="808080"/>
+        </w:rPr>
+        <w:t>☐</w:t>
+      </w:r>
+      <w:r>
+        <w:rPr>
+          <w:color w:val="808080"/>
+        </w:rPr>
+        <w:t xml:space="preserve">  </w:t>
+      </w:r>
+      <w:r>
+        <w:rPr>
+          <w:b/>
+          <w:bCs/>
+        </w:rPr>
+        <w:t xml:space="preserve">(c) </w:t>
+      </w:r>
+      <w:r>
+        <w:t>Participating in federated validation studies for AI models</w:t>
+      </w:r>
+    </w:p>
+    <w:p>
+      <w:pPr>
+        <w:spacing w:before="30" w:after="30" w:line="280" w:lineRule="auto"/>
+        <w:ind w:left="720" w:hanging="360"/>
+      </w:pPr>
+      <w:r>
+        <w:rPr>
+          <w:color w:val="808080"/>
+        </w:rPr>
+        <w:t>☐</w:t>
+      </w:r>
+      <w:r>
+        <w:rPr>
+          <w:color w:val="808080"/>
+        </w:rPr>
+        <w:t xml:space="preserve">  </w:t>
+      </w:r>
+      <w:r>
+        <w:rPr>
+          <w:b/>
+          <w:bCs/>
+        </w:rPr>
+        <w:t xml:space="preserve">(d) </w:t>
+      </w:r>
+      <w:r>
+        <w:t>Mentoring trainees or new contributors</w:t>
+      </w:r>
+    </w:p>
+    <w:p>
+      <w:pPr>
+        <w:spacing w:before="30" w:after="30" w:line="280" w:lineRule="auto"/>
+        <w:ind w:left="720" w:hanging="360"/>
+      </w:pPr>
+      <w:r>
+        <w:rPr>
+          <w:color w:val="808080"/>
+        </w:rPr>
+        <w:t>☐</w:t>
+      </w:r>
+      <w:r>
+        <w:rPr>
+          <w:color w:val="808080"/>
+        </w:rPr>
+        <w:t xml:space="preserve">  </w:t>
+      </w:r>
+      <w:r>
+        <w:rPr>
+          <w:b/>
+          <w:bCs/>
+        </w:rPr>
+        <w:t xml:space="preserve">(e) </w:t>
+      </w:r>
+      <w:r>
+        <w:t>Hosting or co-organizing an OHDSI AI working session at a regional or g</w:t>
+      </w:r>
+      <w:r>
+        <w:t>lobal event</w:t>
+      </w:r>
+    </w:p>
+    <w:p>
+      <w:pPr>
+        <w:spacing w:before="30" w:after="30" w:line="280" w:lineRule="auto"/>
+        <w:ind w:left="720" w:hanging="360"/>
+      </w:pPr>
+      <w:r>
+        <w:rPr>
+          <w:color w:val="808080"/>
+        </w:rPr>
+        <w:t>☐</w:t>
+      </w:r>
+      <w:r>
+        <w:rPr>
+          <w:color w:val="808080"/>
+        </w:rPr>
+        <w:t xml:space="preserve">  </w:t>
+      </w:r>
+      <w:r>
+        <w:rPr>
+          <w:b/>
+          <w:bCs/>
+        </w:rPr>
+        <w:t xml:space="preserve">(f) </w:t>
+      </w:r>
+      <w:r>
+        <w:t>Sharing benchmarks, phenotypes, or reference datasets</w:t>
+      </w:r>
+    </w:p>
+    <w:p>
+      <w:pPr>
+        <w:spacing w:before="30" w:after="30" w:line="280" w:lineRule="auto"/>
+        <w:ind w:left="720" w:hanging="360"/>
+      </w:pPr>
+      <w:r>
+        <w:rPr>
+          <w:color w:val="808080"/>
+        </w:rPr>
+        <w:t>☐</w:t>
+      </w:r>
+      <w:r>
+        <w:rPr>
+          <w:color w:val="808080"/>
+        </w:rPr>
+        <w:t xml:space="preserve">  </w:t>
+      </w:r>
+      <w:r>
+        <w:rPr>
+          <w:b/>
+          <w:bCs/>
+        </w:rPr>
+        <w:t xml:space="preserve">(g) </w:t>
+      </w:r>
+      <w:r>
+        <w:t>Translating OHDSI materials into a non-English language</w:t>
+      </w:r>
+    </w:p>
+    <w:p>
+      <w:pPr>
+        <w:spacing w:before="30" w:after="30" w:line="280" w:lineRule="auto"/>
+        <w:ind w:left="720" w:hanging="360"/>
+      </w:pPr>
+      <w:r>
+        <w:rPr>
+          <w:color w:val="808080"/>
+        </w:rPr>
+        <w:t>☐</w:t>
+      </w:r>
+      <w:r>
+        <w:rPr>
+          <w:color w:val="808080"/>
+        </w:rPr>
+        <w:t xml:space="preserve">  </w:t>
+      </w:r>
+      <w:r>
+        <w:rPr>
+          <w:b/>
+          <w:bCs/>
+        </w:rPr>
+        <w:t xml:space="preserve">(h) </w:t>
+      </w:r>
+      <w:r>
+        <w:t>None of the above at this time</w:t>
+      </w:r>
+    </w:p>
+    <w:p>
+      <w:pPr>
+        <w:spacing w:before="30" w:after="30" w:line="280" w:lineRule="auto"/>
+        <w:ind w:left="720" w:hanging="360"/>
+      </w:pPr>
+      <w:r>
+        <w:rPr>
+          <w:color w:val="808080"/>
+        </w:rPr>
+        <w:t>☐</w:t>
+      </w:r>
+      <w:r>
+        <w:rPr>
+          <w:color w:val="808080"/>
+        </w:rPr>
+        <w:t xml:space="preserve">  </w:t>
+      </w:r>
+      <w:r>
+        <w:rPr>
+          <w:b/>
+          <w:bCs/>
+        </w:rPr>
+        <w:t xml:space="preserve">(i) </w:t>
+      </w:r>
+      <w:r>
+        <w:t>Other (please specify): __________________</w:t>
+      </w:r>
+    </w:p>
+    <w:p>
+      <w:pPr>
+        <w:pStyle w:val="1"/>
+      </w:pPr>
+    </w:p>
+    <w:p>
+      <w:pPr>
+        <w:pStyle w:val="1"/>
+      </w:pPr>
+    </w:p>
+    <w:p>
+      <w:pPr>
+        <w:pStyle w:val="1"/>
+      </w:pPr>
+    </w:p>
+    <w:p>
+      <w:pPr>
+        <w:pStyle w:val="1"/>
+      </w:pPr>
+      <w:r>
+        <w:t>Section G · Open Reflection</w:t>
       </w:r>
     </w:p>
     <w:p>
@@ -4897,14 +5821,15 @@
           <w:bCs/>
           <w:color w:val="1F4E79"/>
         </w:rPr>
-        <w:t xml:space="preserve">G-2. </w:t>
-      </w:r>
-      <w:r>
-        <w:rPr>
-          <w:b/>
-          <w:bCs/>
-        </w:rPr>
-        <w:t>If you could send one message to the OHDSI community about medical AI, what would it be? (Optional, one sentence or one short paragraph)</w:t>
+        <w:lastRenderedPageBreak/>
+        <w:t xml:space="preserve">G-1. </w:t>
+      </w:r>
+      <w:r>
+        <w:rPr>
+          <w:b/>
+          <w:bCs/>
+        </w:rPr>
+        <w:t>Reflecting on your own experience, can you share one moment or realization that stands out to you — positive, concerning, or somewhere in between? (Optional, 2–3 sentences)</w:t>
       </w:r>
     </w:p>
     <w:p>
@@ -4920,7 +5845,17 @@
           <w:sz w:val="20"/>
           <w:szCs w:val="20"/>
         </w:rPr>
-        <w:t>This could be a hope, a concern, a call to action, or a question you would like the community to discuss.</w:t>
+        <w:t xml:space="preserve">Example: "During a recent working-group call, I observed _____, which made me </w:t>
+      </w:r>
+      <w:r>
+        <w:rPr>
+          <w:i/>
+          <w:iCs/>
+          <w:color w:val="595959"/>
+          <w:sz w:val="20"/>
+          <w:szCs w:val="20"/>
+        </w:rPr>
+        <w:t>realize that _____."</w:t>
       </w:r>
     </w:p>
     <w:p>
@@ -4943,10 +5878,45 @@
     </w:p>
     <w:p>
       <w:pPr>
-        <w:pStyle w:val="Heading1"/>
-      </w:pPr>
-      <w:r>
-        <w:t>Closing</w:t>
+        <w:spacing w:before="200" w:after="60" w:line="300" w:lineRule="auto"/>
+      </w:pPr>
+      <w:r>
+        <w:rPr>
+          <w:b/>
+          <w:bCs/>
+          <w:color w:val="1F4E79"/>
+        </w:rPr>
+        <w:t xml:space="preserve">G-2. </w:t>
+      </w:r>
+      <w:r>
+        <w:rPr>
+          <w:b/>
+          <w:bCs/>
+        </w:rPr>
+        <w:t>If you could send one message to the OHDSI community about medical AI, what would it be? (Optional, one sent</w:t>
+      </w:r>
+      <w:r>
+        <w:rPr>
+          <w:b/>
+          <w:bCs/>
+        </w:rPr>
+        <w:t>ence or one short paragraph)</w:t>
+      </w:r>
+    </w:p>
+    <w:p>
+      <w:pPr>
+        <w:spacing w:before="40" w:after="80" w:line="280" w:lineRule="auto"/>
+        <w:ind w:left="360"/>
+      </w:pPr>
+      <w:r>
+        <w:rPr>
+          <w:i/>
+          <w:iCs/>
+          <w:color w:val="595959"/>
+          <w:sz w:val="20"/>
+          <w:szCs w:val="20"/>
+        </w:rPr>
+        <w:t>This could be a hope, a concern, a call to action, or a question you would like the community to discuss.</w:t>
       </w:r>
     </w:p>
     <w:p>
@@ -4955,7 +5925,7 @@
         <w:jc w:val="both"/>
       </w:pPr>
       <w:r>
-        <w:t>Thank you for sharing your perspective. Aggregated findings will be presented at the OHDSI Global Symposium 2026, with a peer-reviewed manuscript and openly available analysis code to follow.</w:t>
+        <w:t>____________________________________________________________</w:t>
       </w:r>
     </w:p>
     <w:p>
@@ -4964,7 +5934,15 @@
         <w:jc w:val="both"/>
       </w:pPr>
       <w:r>
-        <w:t>If you would like to be notified when results are released, please follow the OHDSI Forums and your regional chapter mailing list. (We do not collect contact information through this survey to preserve anonymity.)</w:t>
+        <w:t>____________________________________________________________</w:t>
+      </w:r>
+    </w:p>
+    <w:p>
+      <w:pPr>
+        <w:pStyle w:val="1"/>
+      </w:pPr>
+      <w:r>
+        <w:t>Closing</w:t>
       </w:r>
     </w:p>
     <w:p>
@@ -4972,6 +5950,35 @@
         <w:spacing w:before="80" w:after="80" w:line="300" w:lineRule="auto"/>
         <w:jc w:val="both"/>
       </w:pPr>
+      <w:r>
+        <w:t>Thank you for sharing your perspective. Aggregated findings will b</w:t>
+      </w:r>
+      <w:r>
+        <w:t xml:space="preserve">e presented at the OHDSI APAC </w:t>
+      </w:r>
+      <w:r>
+        <w:t>Symposium 2026, with a peer-reviewed manuscript and openly available analysis code to follow.</w:t>
+      </w:r>
+    </w:p>
+    <w:p>
+      <w:pPr>
+        <w:spacing w:before="80" w:after="80" w:line="300" w:lineRule="auto"/>
+        <w:jc w:val="both"/>
+      </w:pPr>
+      <w:r>
+        <w:t>If you would like to be notified when results are relea</w:t>
+      </w:r>
+      <w:r>
+        <w:t>sed, please follow the OHDSI Forums and your regional chapter mailing list. (We do not collect contact information through this survey to preserve anonymity.)</w:t>
+      </w:r>
+    </w:p>
+    <w:p>
+      <w:pPr>
+        <w:spacing w:before="80" w:after="80" w:line="300" w:lineRule="auto"/>
+        <w:jc w:val="both"/>
+      </w:pPr>
+      <w:bookmarkStart w:id="0" w:name="_GoBack"/>
+      <w:bookmarkEnd w:id="0"/>
     </w:p>
     <w:sectPr>
       <w:headerReference w:type="even" r:id="rId7"/>
@@ -4990,7 +5997,7 @@
 </file>
 
 <file path=word/endnotes.xml><?xml version="1.0" encoding="utf-8"?>
-<w:endnotes xmlns:wpc="http://schemas.microsoft.com/office/word/2010/wordprocessingCanvas" xmlns:cx="http://schemas.microsoft.com/office/drawing/2014/chartex" xmlns:cx1="http://schemas.microsoft.com/office/drawing/2015/9/8/chartex" xmlns:cx2="http://schemas.microsoft.com/office/drawing/2015/10/21/chartex" xmlns:cx3="http://schemas.microsoft.com/office/drawing/2016/5/9/chartex" xmlns:cx4="http://schemas.microsoft.com/office/drawing/2016/5/10/chartex" xmlns:cx5="http://schemas.microsoft.com/office/drawing/2016/5/11/chartex" xmlns:cx6="http://schemas.microsoft.com/office/drawing/2016/5/12/chartex" xmlns:cx7="http://schemas.microsoft.com/office/drawing/2016/5/13/chartex" xmlns:cx8="http://schemas.microsoft.com/office/drawing/2016/5/14/chartex" xmlns:mc="http://schemas.openxmlformats.org/markup-compatibility/2006" xmlns:aink="http://schemas.microsoft.com/office/drawing/2016/ink" xmlns:am3d="http://schemas.microsoft.com/office/drawing/2017/model3d" xmlns:o="urn:schemas-microsoft-com:office:office" xmlns:oel="http://schemas.microsoft.com/office/2019/extlst" xmlns:r="http://schemas.openxmlformats.org/officeDocument/2006/relationships" xmlns:m="http://schemas.openxmlformats.org/officeDocument/2006/math" xmlns:v="urn:schemas-microsoft-com:vml" xmlns:wp14="http://schemas.microsoft.com/office/word/2010/wordprocessingDrawing" xmlns:wp="http://schemas.openxmlformats.org/drawingml/2006/wordprocessingDrawing" xmlns:w10="urn:schemas-microsoft-com:office:word" xmlns:w="http://schemas.openxmlformats.org/wordprocessingml/2006/main" xmlns:w14="http://schemas.microsoft.com/office/word/2010/wordml" xmlns:w15="http://schemas.microsoft.com/office/word/2012/wordml" xmlns:w16cex="http://schemas.microsoft.com/office/word/2018/wordml/cex" xmlns:w16cid="http://schemas.microsoft.com/office/word/2016/wordml/cid" xmlns:w16="http://schemas.microsoft.com/office/word/2018/wordml" xmlns:w16du="http://schemas.microsoft.com/office/word/2023/wordml/word16du" xmlns:w16sdtdh="http://schemas.microsoft.com/office/word/2020/wordml/sdtdatahash" xmlns:w16sdtfl="http://schemas.microsoft.com/office/word/2024/wordml/sdtformatlock" xmlns:w16se="http://schemas.microsoft.com/office/word/2015/wordml/symex" xmlns:wpg="http://schemas.microsoft.com/office/word/2010/wordprocessingGroup" xmlns:wpi="http://schemas.microsoft.com/office/word/2010/wordprocessingInk" xmlns:wne="http://schemas.microsoft.com/office/word/2006/wordml" xmlns:wps="http://schemas.microsoft.com/office/word/2010/wordprocessingShape" mc:Ignorable="w14 w15 w16se w16cid w16 w16cex w16sdtdh w16sdtfl w16du wp14">
+<w:endnotes xmlns:wpc="http://schemas.microsoft.com/office/word/2010/wordprocessingCanvas" xmlns:cx="http://schemas.microsoft.com/office/drawing/2014/chartex" xmlns:mc="http://schemas.openxmlformats.org/markup-compatibility/2006" xmlns:o="urn:schemas-microsoft-com:office:office" xmlns:r="http://schemas.openxmlformats.org/officeDocument/2006/relationships" xmlns:m="http://schemas.openxmlformats.org/officeDocument/2006/math" xmlns:v="urn:schemas-microsoft-com:vml" xmlns:wp14="http://schemas.microsoft.com/office/word/2010/wordprocessingDrawing" xmlns:wp="http://schemas.openxmlformats.org/drawingml/2006/wordprocessingDrawing" xmlns:w10="urn:schemas-microsoft-com:office:word" xmlns:w="http://schemas.openxmlformats.org/wordprocessingml/2006/main" xmlns:w14="http://schemas.microsoft.com/office/word/2010/wordml" xmlns:w15="http://schemas.microsoft.com/office/word/2012/wordml" xmlns:w16se="http://schemas.microsoft.com/office/word/2015/wordml/symex" xmlns:wpg="http://schemas.microsoft.com/office/word/2010/wordprocessingGroup" xmlns:wpi="http://schemas.microsoft.com/office/word/2010/wordprocessingInk" xmlns:wne="http://schemas.microsoft.com/office/word/2006/wordml" xmlns:wps="http://schemas.microsoft.com/office/word/2010/wordprocessingShape" mc:Ignorable="w14 w15 w16se wp14">
   <w:endnote w:type="separator" w:id="-1">
     <w:p>
       <w:r>
@@ -5009,37 +6016,37 @@
 </file>
 
 <file path=word/footer1.xml><?xml version="1.0" encoding="utf-8"?>
-<w:ftr xmlns:wpc="http://schemas.microsoft.com/office/word/2010/wordprocessingCanvas" xmlns:cx="http://schemas.microsoft.com/office/drawing/2014/chartex" xmlns:cx1="http://schemas.microsoft.com/office/drawing/2015/9/8/chartex" xmlns:cx2="http://schemas.microsoft.com/office/drawing/2015/10/21/chartex" xmlns:cx3="http://schemas.microsoft.com/office/drawing/2016/5/9/chartex" xmlns:cx4="http://schemas.microsoft.com/office/drawing/2016/5/10/chartex" xmlns:cx5="http://schemas.microsoft.com/office/drawing/2016/5/11/chartex" xmlns:cx6="http://schemas.microsoft.com/office/drawing/2016/5/12/chartex" xmlns:cx7="http://schemas.microsoft.com/office/drawing/2016/5/13/chartex" xmlns:cx8="http://schemas.microsoft.com/office/drawing/2016/5/14/chartex" xmlns:mc="http://schemas.openxmlformats.org/markup-compatibility/2006" xmlns:aink="http://schemas.microsoft.com/office/drawing/2016/ink" xmlns:am3d="http://schemas.microsoft.com/office/drawing/2017/model3d" xmlns:o="urn:schemas-microsoft-com:office:office" xmlns:oel="http://schemas.microsoft.com/office/2019/extlst" xmlns:r="http://schemas.openxmlformats.org/officeDocument/2006/relationships" xmlns:m="http://schemas.openxmlformats.org/officeDocument/2006/math" xmlns:v="urn:schemas-microsoft-com:vml" xmlns:wp14="http://schemas.microsoft.com/office/word/2010/wordprocessingDrawing" xmlns:wp="http://schemas.openxmlformats.org/drawingml/2006/wordprocessingDrawing" xmlns:w10="urn:schemas-microsoft-com:office:word" xmlns:w="http://schemas.openxmlformats.org/wordprocessingml/2006/main" xmlns:w14="http://schemas.microsoft.com/office/word/2010/wordml" xmlns:w15="http://schemas.microsoft.com/office/word/2012/wordml" xmlns:w16cex="http://schemas.microsoft.com/office/word/2018/wordml/cex" xmlns:w16cid="http://schemas.microsoft.com/office/word/2016/wordml/cid" xmlns:w16="http://schemas.microsoft.com/office/word/2018/wordml" xmlns:w16du="http://schemas.microsoft.com/office/word/2023/wordml/word16du" xmlns:w16sdtdh="http://schemas.microsoft.com/office/word/2020/wordml/sdtdatahash" xmlns:w16sdtfl="http://schemas.microsoft.com/office/word/2024/wordml/sdtformatlock" xmlns:w16se="http://schemas.microsoft.com/office/word/2015/wordml/symex" xmlns:wpg="http://schemas.microsoft.com/office/word/2010/wordprocessingGroup" xmlns:wpi="http://schemas.microsoft.com/office/word/2010/wordprocessingInk" xmlns:wne="http://schemas.microsoft.com/office/word/2006/wordml" xmlns:wps="http://schemas.microsoft.com/office/word/2010/wordprocessingShape" mc:Ignorable="w14 w15 w16se w16cid w16 w16cex w16sdtdh w16sdtfl w16du wp14">
+<w:ftr xmlns:wpc="http://schemas.microsoft.com/office/word/2010/wordprocessingCanvas" xmlns:cx="http://schemas.microsoft.com/office/drawing/2014/chartex" xmlns:mc="http://schemas.openxmlformats.org/markup-compatibility/2006" xmlns:o="urn:schemas-microsoft-com:office:office" xmlns:r="http://schemas.openxmlformats.org/officeDocument/2006/relationships" xmlns:m="http://schemas.openxmlformats.org/officeDocument/2006/math" xmlns:v="urn:schemas-microsoft-com:vml" xmlns:wp14="http://schemas.microsoft.com/office/word/2010/wordprocessingDrawing" xmlns:wp="http://schemas.openxmlformats.org/drawingml/2006/wordprocessingDrawing" xmlns:w10="urn:schemas-microsoft-com:office:word" xmlns:w="http://schemas.openxmlformats.org/wordprocessingml/2006/main" xmlns:w14="http://schemas.microsoft.com/office/word/2010/wordml" xmlns:w15="http://schemas.microsoft.com/office/word/2012/wordml" xmlns:w16se="http://schemas.microsoft.com/office/word/2015/wordml/symex" xmlns:wpg="http://schemas.microsoft.com/office/word/2010/wordprocessingGroup" xmlns:wpi="http://schemas.microsoft.com/office/word/2010/wordprocessingInk" xmlns:wne="http://schemas.microsoft.com/office/word/2006/wordml" xmlns:wps="http://schemas.microsoft.com/office/word/2010/wordprocessingShape" mc:Ignorable="w14 w15 w16se wp14">
   <w:p>
     <w:pPr>
-      <w:pStyle w:val="Footer"/>
+      <w:pStyle w:val="ab"/>
     </w:pPr>
   </w:p>
 </w:ftr>
 </file>
 
 <file path=word/footer2.xml><?xml version="1.0" encoding="utf-8"?>
-<w:ftr xmlns:wpc="http://schemas.microsoft.com/office/word/2010/wordprocessingCanvas" xmlns:cx="http://schemas.microsoft.com/office/drawing/2014/chartex" xmlns:cx1="http://schemas.microsoft.com/office/drawing/2015/9/8/chartex" xmlns:cx2="http://schemas.microsoft.com/office/drawing/2015/10/21/chartex" xmlns:cx3="http://schemas.microsoft.com/office/drawing/2016/5/9/chartex" xmlns:cx4="http://schemas.microsoft.com/office/drawing/2016/5/10/chartex" xmlns:cx5="http://schemas.microsoft.com/office/drawing/2016/5/11/chartex" xmlns:cx6="http://schemas.microsoft.com/office/drawing/2016/5/12/chartex" xmlns:cx7="http://schemas.microsoft.com/office/drawing/2016/5/13/chartex" xmlns:cx8="http://schemas.microsoft.com/office/drawing/2016/5/14/chartex" xmlns:mc="http://schemas.openxmlformats.org/markup-compatibility/2006" xmlns:aink="http://schemas.microsoft.com/office/drawing/2016/ink" xmlns:am3d="http://schemas.microsoft.com/office/drawing/2017/model3d" xmlns:o="urn:schemas-microsoft-com:office:office" xmlns:oel="http://schemas.microsoft.com/office/2019/extlst" xmlns:r="http://schemas.openxmlformats.org/officeDocument/2006/relationships" xmlns:m="http://schemas.openxmlformats.org/officeDocument/2006/math" xmlns:v="urn:schemas-microsoft-com:vml" xmlns:wp14="http://schemas.microsoft.com/office/word/2010/wordprocessingDrawing" xmlns:wp="http://schemas.openxmlformats.org/drawingml/2006/wordprocessingDrawing" xmlns:w10="urn:schemas-microsoft-com:office:word" xmlns:w="http://schemas.openxmlformats.org/wordprocessingml/2006/main" xmlns:w14="http://schemas.microsoft.com/office/word/2010/wordml" xmlns:w15="http://schemas.microsoft.com/office/word/2012/wordml" xmlns:w16cex="http://schemas.microsoft.com/office/word/2018/wordml/cex" xmlns:w16cid="http://schemas.microsoft.com/office/word/2016/wordml/cid" xmlns:w16="http://schemas.microsoft.com/office/word/2018/wordml" xmlns:w16du="http://schemas.microsoft.com/office/word/2023/wordml/word16du" xmlns:w16sdtdh="http://schemas.microsoft.com/office/word/2020/wordml/sdtdatahash" xmlns:w16sdtfl="http://schemas.microsoft.com/office/word/2024/wordml/sdtformatlock" xmlns:w16se="http://schemas.microsoft.com/office/word/2015/wordml/symex" xmlns:wpg="http://schemas.microsoft.com/office/word/2010/wordprocessingGroup" xmlns:wpi="http://schemas.microsoft.com/office/word/2010/wordprocessingInk" xmlns:wne="http://schemas.microsoft.com/office/word/2006/wordml" xmlns:wps="http://schemas.microsoft.com/office/word/2010/wordprocessingShape" mc:Ignorable="w14 w15 w16se w16cid w16 w16cex w16sdtdh w16sdtfl w16du wp14">
+<w:ftr xmlns:wpc="http://schemas.microsoft.com/office/word/2010/wordprocessingCanvas" xmlns:cx="http://schemas.microsoft.com/office/drawing/2014/chartex" xmlns:mc="http://schemas.openxmlformats.org/markup-compatibility/2006" xmlns:o="urn:schemas-microsoft-com:office:office" xmlns:r="http://schemas.openxmlformats.org/officeDocument/2006/relationships" xmlns:m="http://schemas.openxmlformats.org/officeDocument/2006/math" xmlns:v="urn:schemas-microsoft-com:vml" xmlns:wp14="http://schemas.microsoft.com/office/word/2010/wordprocessingDrawing" xmlns:wp="http://schemas.openxmlformats.org/drawingml/2006/wordprocessingDrawing" xmlns:w10="urn:schemas-microsoft-com:office:word" xmlns:w="http://schemas.openxmlformats.org/wordprocessingml/2006/main" xmlns:w14="http://schemas.microsoft.com/office/word/2010/wordml" xmlns:w15="http://schemas.microsoft.com/office/word/2012/wordml" xmlns:w16se="http://schemas.microsoft.com/office/word/2015/wordml/symex" xmlns:wpg="http://schemas.microsoft.com/office/word/2010/wordprocessingGroup" xmlns:wpi="http://schemas.microsoft.com/office/word/2010/wordprocessingInk" xmlns:wne="http://schemas.microsoft.com/office/word/2006/wordml" xmlns:wps="http://schemas.microsoft.com/office/word/2010/wordprocessingShape" mc:Ignorable="w14 w15 w16se wp14">
   <w:p>
     <w:pPr>
-      <w:pStyle w:val="Footer"/>
+      <w:pStyle w:val="ab"/>
     </w:pPr>
   </w:p>
 </w:ftr>
 </file>
 
 <file path=word/footer3.xml><?xml version="1.0" encoding="utf-8"?>
-<w:ftr xmlns:wpc="http://schemas.microsoft.com/office/word/2010/wordprocessingCanvas" xmlns:cx="http://schemas.microsoft.com/office/drawing/2014/chartex" xmlns:cx1="http://schemas.microsoft.com/office/drawing/2015/9/8/chartex" xmlns:cx2="http://schemas.microsoft.com/office/drawing/2015/10/21/chartex" xmlns:cx3="http://schemas.microsoft.com/office/drawing/2016/5/9/chartex" xmlns:cx4="http://schemas.microsoft.com/office/drawing/2016/5/10/chartex" xmlns:cx5="http://schemas.microsoft.com/office/drawing/2016/5/11/chartex" xmlns:cx6="http://schemas.microsoft.com/office/drawing/2016/5/12/chartex" xmlns:cx7="http://schemas.microsoft.com/office/drawing/2016/5/13/chartex" xmlns:cx8="http://schemas.microsoft.com/office/drawing/2016/5/14/chartex" xmlns:mc="http://schemas.openxmlformats.org/markup-compatibility/2006" xmlns:aink="http://schemas.microsoft.com/office/drawing/2016/ink" xmlns:am3d="http://schemas.microsoft.com/office/drawing/2017/model3d" xmlns:o="urn:schemas-microsoft-com:office:office" xmlns:oel="http://schemas.microsoft.com/office/2019/extlst" xmlns:r="http://schemas.openxmlformats.org/officeDocument/2006/relationships" xmlns:m="http://schemas.openxmlformats.org/officeDocument/2006/math" xmlns:v="urn:schemas-microsoft-com:vml" xmlns:wp14="http://schemas.microsoft.com/office/word/2010/wordprocessingDrawing" xmlns:wp="http://schemas.openxmlformats.org/drawingml/2006/wordprocessingDrawing" xmlns:w10="urn:schemas-microsoft-com:office:word" xmlns:w="http://schemas.openxmlformats.org/wordprocessingml/2006/main" xmlns:w14="http://schemas.microsoft.com/office/word/2010/wordml" xmlns:w15="http://schemas.microsoft.com/office/word/2012/wordml" xmlns:w16cex="http://schemas.microsoft.com/office/word/2018/wordml/cex" xmlns:w16cid="http://schemas.microsoft.com/office/word/2016/wordml/cid" xmlns:w16="http://schemas.microsoft.com/office/word/2018/wordml" xmlns:w16du="http://schemas.microsoft.com/office/word/2023/wordml/word16du" xmlns:w16sdtdh="http://schemas.microsoft.com/office/word/2020/wordml/sdtdatahash" xmlns:w16sdtfl="http://schemas.microsoft.com/office/word/2024/wordml/sdtformatlock" xmlns:w16se="http://schemas.microsoft.com/office/word/2015/wordml/symex" xmlns:wpg="http://schemas.microsoft.com/office/word/2010/wordprocessingGroup" xmlns:wpi="http://schemas.microsoft.com/office/word/2010/wordprocessingInk" xmlns:wne="http://schemas.microsoft.com/office/word/2006/wordml" xmlns:wps="http://schemas.microsoft.com/office/word/2010/wordprocessingShape" mc:Ignorable="w14 w15 w16se w16cid w16 w16cex w16sdtdh w16sdtfl w16du wp14">
+<w:ftr xmlns:wpc="http://schemas.microsoft.com/office/word/2010/wordprocessingCanvas" xmlns:cx="http://schemas.microsoft.com/office/drawing/2014/chartex" xmlns:mc="http://schemas.openxmlformats.org/markup-compatibility/2006" xmlns:o="urn:schemas-microsoft-com:office:office" xmlns:r="http://schemas.openxmlformats.org/officeDocument/2006/relationships" xmlns:m="http://schemas.openxmlformats.org/officeDocument/2006/math" xmlns:v="urn:schemas-microsoft-com:vml" xmlns:wp14="http://schemas.microsoft.com/office/word/2010/wordprocessingDrawing" xmlns:wp="http://schemas.openxmlformats.org/drawingml/2006/wordprocessingDrawing" xmlns:w10="urn:schemas-microsoft-com:office:word" xmlns:w="http://schemas.openxmlformats.org/wordprocessingml/2006/main" xmlns:w14="http://schemas.microsoft.com/office/word/2010/wordml" xmlns:w15="http://schemas.microsoft.com/office/word/2012/wordml" xmlns:w16se="http://schemas.microsoft.com/office/word/2015/wordml/symex" xmlns:wpg="http://schemas.microsoft.com/office/word/2010/wordprocessingGroup" xmlns:wpi="http://schemas.microsoft.com/office/word/2010/wordprocessingInk" xmlns:wne="http://schemas.microsoft.com/office/word/2006/wordml" xmlns:wps="http://schemas.microsoft.com/office/word/2010/wordprocessingShape" mc:Ignorable="w14 w15 w16se wp14">
   <w:p>
     <w:pPr>
-      <w:pStyle w:val="Footer"/>
+      <w:pStyle w:val="ab"/>
     </w:pPr>
   </w:p>
 </w:ftr>
 </file>
 
 <file path=word/footnotes.xml><?xml version="1.0" encoding="utf-8"?>
-<w:footnotes xmlns:wpc="http://schemas.microsoft.com/office/word/2010/wordprocessingCanvas" xmlns:cx="http://schemas.microsoft.com/office/drawing/2014/chartex" xmlns:cx1="http://schemas.microsoft.com/office/drawing/2015/9/8/chartex" xmlns:cx2="http://schemas.microsoft.com/office/drawing/2015/10/21/chartex" xmlns:cx3="http://schemas.microsoft.com/office/drawing/2016/5/9/chartex" xmlns:cx4="http://schemas.microsoft.com/office/drawing/2016/5/10/chartex" xmlns:cx5="http://schemas.microsoft.com/office/drawing/2016/5/11/chartex" xmlns:cx6="http://schemas.microsoft.com/office/drawing/2016/5/12/chartex" xmlns:cx7="http://schemas.microsoft.com/office/drawing/2016/5/13/chartex" xmlns:cx8="http://schemas.microsoft.com/office/drawing/2016/5/14/chartex" xmlns:mc="http://schemas.openxmlformats.org/markup-compatibility/2006" xmlns:aink="http://schemas.microsoft.com/office/drawing/2016/ink" xmlns:am3d="http://schemas.microsoft.com/office/drawing/2017/model3d" xmlns:o="urn:schemas-microsoft-com:office:office" xmlns:oel="http://schemas.microsoft.com/office/2019/extlst" xmlns:r="http://schemas.openxmlformats.org/officeDocument/2006/relationships" xmlns:m="http://schemas.openxmlformats.org/officeDocument/2006/math" xmlns:v="urn:schemas-microsoft-com:vml" xmlns:wp14="http://schemas.microsoft.com/office/word/2010/wordprocessingDrawing" xmlns:wp="http://schemas.openxmlformats.org/drawingml/2006/wordprocessingDrawing" xmlns:w10="urn:schemas-microsoft-com:office:word" xmlns:w="http://schemas.openxmlformats.org/wordprocessingml/2006/main" xmlns:w14="http://schemas.microsoft.com/office/word/2010/wordml" xmlns:w15="http://schemas.microsoft.com/office/word/2012/wordml" xmlns:w16cex="http://schemas.microsoft.com/office/word/2018/wordml/cex" xmlns:w16cid="http://schemas.microsoft.com/office/word/2016/wordml/cid" xmlns:w16="http://schemas.microsoft.com/office/word/2018/wordml" xmlns:w16du="http://schemas.microsoft.com/office/word/2023/wordml/word16du" xmlns:w16sdtdh="http://schemas.microsoft.com/office/word/2020/wordml/sdtdatahash" xmlns:w16sdtfl="http://schemas.microsoft.com/office/word/2024/wordml/sdtformatlock" xmlns:w16se="http://schemas.microsoft.com/office/word/2015/wordml/symex" xmlns:wpg="http://schemas.microsoft.com/office/word/2010/wordprocessingGroup" xmlns:wpi="http://schemas.microsoft.com/office/word/2010/wordprocessingInk" xmlns:wne="http://schemas.microsoft.com/office/word/2006/wordml" xmlns:wps="http://schemas.microsoft.com/office/word/2010/wordprocessingShape" mc:Ignorable="w14 w15 w16se w16cid w16 w16cex w16sdtdh w16sdtfl w16du wp14">
+<w:footnotes xmlns:wpc="http://schemas.microsoft.com/office/word/2010/wordprocessingCanvas" xmlns:cx="http://schemas.microsoft.com/office/drawing/2014/chartex" xmlns:mc="http://schemas.openxmlformats.org/markup-compatibility/2006" xmlns:o="urn:schemas-microsoft-com:office:office" xmlns:r="http://schemas.openxmlformats.org/officeDocument/2006/relationships" xmlns:m="http://schemas.openxmlformats.org/officeDocument/2006/math" xmlns:v="urn:schemas-microsoft-com:vml" xmlns:wp14="http://schemas.microsoft.com/office/word/2010/wordprocessingDrawing" xmlns:wp="http://schemas.openxmlformats.org/drawingml/2006/wordprocessingDrawing" xmlns:w10="urn:schemas-microsoft-com:office:word" xmlns:w="http://schemas.openxmlformats.org/wordprocessingml/2006/main" xmlns:w14="http://schemas.microsoft.com/office/word/2010/wordml" xmlns:w15="http://schemas.microsoft.com/office/word/2012/wordml" xmlns:w16se="http://schemas.microsoft.com/office/word/2015/wordml/symex" xmlns:wpg="http://schemas.microsoft.com/office/word/2010/wordprocessingGroup" xmlns:wpi="http://schemas.microsoft.com/office/word/2010/wordprocessingInk" xmlns:wne="http://schemas.microsoft.com/office/word/2006/wordml" xmlns:wps="http://schemas.microsoft.com/office/word/2010/wordprocessingShape" mc:Ignorable="w14 w15 w16se wp14">
   <w:footnote w:type="separator" w:id="-1">
     <w:p>
       <w:r>
@@ -5058,37 +6065,37 @@
 </file>
 
 <file path=word/header1.xml><?xml version="1.0" encoding="utf-8"?>
-<w:hdr xmlns:wpc="http://schemas.microsoft.com/office/word/2010/wordprocessingCanvas" xmlns:cx="http://schemas.microsoft.com/office/drawing/2014/chartex" xmlns:cx1="http://schemas.microsoft.com/office/drawing/2015/9/8/chartex" xmlns:cx2="http://schemas.microsoft.com/office/drawing/2015/10/21/chartex" xmlns:cx3="http://schemas.microsoft.com/office/drawing/2016/5/9/chartex" xmlns:cx4="http://schemas.microsoft.com/office/drawing/2016/5/10/chartex" xmlns:cx5="http://schemas.microsoft.com/office/drawing/2016/5/11/chartex" xmlns:cx6="http://schemas.microsoft.com/office/drawing/2016/5/12/chartex" xmlns:cx7="http://schemas.microsoft.com/office/drawing/2016/5/13/chartex" xmlns:cx8="http://schemas.microsoft.com/office/drawing/2016/5/14/chartex" xmlns:mc="http://schemas.openxmlformats.org/markup-compatibility/2006" xmlns:aink="http://schemas.microsoft.com/office/drawing/2016/ink" xmlns:am3d="http://schemas.microsoft.com/office/drawing/2017/model3d" xmlns:o="urn:schemas-microsoft-com:office:office" xmlns:oel="http://schemas.microsoft.com/office/2019/extlst" xmlns:r="http://schemas.openxmlformats.org/officeDocument/2006/relationships" xmlns:m="http://schemas.openxmlformats.org/officeDocument/2006/math" xmlns:v="urn:schemas-microsoft-com:vml" xmlns:wp14="http://schemas.microsoft.com/office/word/2010/wordprocessingDrawing" xmlns:wp="http://schemas.openxmlformats.org/drawingml/2006/wordprocessingDrawing" xmlns:w10="urn:schemas-microsoft-com:office:word" xmlns:w="http://schemas.openxmlformats.org/wordprocessingml/2006/main" xmlns:w14="http://schemas.microsoft.com/office/word/2010/wordml" xmlns:w15="http://schemas.microsoft.com/office/word/2012/wordml" xmlns:w16cex="http://schemas.microsoft.com/office/word/2018/wordml/cex" xmlns:w16cid="http://schemas.microsoft.com/office/word/2016/wordml/cid" xmlns:w16="http://schemas.microsoft.com/office/word/2018/wordml" xmlns:w16du="http://schemas.microsoft.com/office/word/2023/wordml/word16du" xmlns:w16sdtdh="http://schemas.microsoft.com/office/word/2020/wordml/sdtdatahash" xmlns:w16sdtfl="http://schemas.microsoft.com/office/word/2024/wordml/sdtformatlock" xmlns:w16se="http://schemas.microsoft.com/office/word/2015/wordml/symex" xmlns:wpg="http://schemas.microsoft.com/office/word/2010/wordprocessingGroup" xmlns:wpi="http://schemas.microsoft.com/office/word/2010/wordprocessingInk" xmlns:wne="http://schemas.microsoft.com/office/word/2006/wordml" xmlns:wps="http://schemas.microsoft.com/office/word/2010/wordprocessingShape" mc:Ignorable="w14 w15 w16se w16cid w16 w16cex w16sdtdh w16sdtfl w16du wp14">
+<w:hdr xmlns:wpc="http://schemas.microsoft.com/office/word/2010/wordprocessingCanvas" xmlns:cx="http://schemas.microsoft.com/office/drawing/2014/chartex" xmlns:mc="http://schemas.openxmlformats.org/markup-compatibility/2006" xmlns:o="urn:schemas-microsoft-com:office:office" xmlns:r="http://schemas.openxmlformats.org/officeDocument/2006/relationships" xmlns:m="http://schemas.openxmlformats.org/officeDocument/2006/math" xmlns:v="urn:schemas-microsoft-com:vml" xmlns:wp14="http://schemas.microsoft.com/office/word/2010/wordprocessingDrawing" xmlns:wp="http://schemas.openxmlformats.org/drawingml/2006/wordprocessingDrawing" xmlns:w10="urn:schemas-microsoft-com:office:word" xmlns:w="http://schemas.openxmlformats.org/wordprocessingml/2006/main" xmlns:w14="http://schemas.microsoft.com/office/word/2010/wordml" xmlns:w15="http://schemas.microsoft.com/office/word/2012/wordml" xmlns:w16se="http://schemas.microsoft.com/office/word/2015/wordml/symex" xmlns:wpg="http://schemas.microsoft.com/office/word/2010/wordprocessingGroup" xmlns:wpi="http://schemas.microsoft.com/office/word/2010/wordprocessingInk" xmlns:wne="http://schemas.microsoft.com/office/word/2006/wordml" xmlns:wps="http://schemas.microsoft.com/office/word/2010/wordprocessingShape" mc:Ignorable="w14 w15 w16se wp14">
   <w:p>
     <w:pPr>
-      <w:pStyle w:val="Header"/>
+      <w:pStyle w:val="aa"/>
     </w:pPr>
   </w:p>
 </w:hdr>
 </file>
 
 <file path=word/header2.xml><?xml version="1.0" encoding="utf-8"?>
-<w:hdr xmlns:wpc="http://schemas.microsoft.com/office/word/2010/wordprocessingCanvas" xmlns:cx="http://schemas.microsoft.com/office/drawing/2014/chartex" xmlns:cx1="http://schemas.microsoft.com/office/drawing/2015/9/8/chartex" xmlns:cx2="http://schemas.microsoft.com/office/drawing/2015/10/21/chartex" xmlns:cx3="http://schemas.microsoft.com/office/drawing/2016/5/9/chartex" xmlns:cx4="http://schemas.microsoft.com/office/drawing/2016/5/10/chartex" xmlns:cx5="http://schemas.microsoft.com/office/drawing/2016/5/11/chartex" xmlns:cx6="http://schemas.microsoft.com/office/drawing/2016/5/12/chartex" xmlns:cx7="http://schemas.microsoft.com/office/drawing/2016/5/13/chartex" xmlns:cx8="http://schemas.microsoft.com/office/drawing/2016/5/14/chartex" xmlns:mc="http://schemas.openxmlformats.org/markup-compatibility/2006" xmlns:aink="http://schemas.microsoft.com/office/drawing/2016/ink" xmlns:am3d="http://schemas.microsoft.com/office/drawing/2017/model3d" xmlns:o="urn:schemas-microsoft-com:office:office" xmlns:oel="http://schemas.microsoft.com/office/2019/extlst" xmlns:r="http://schemas.openxmlformats.org/officeDocument/2006/relationships" xmlns:m="http://schemas.openxmlformats.org/officeDocument/2006/math" xmlns:v="urn:schemas-microsoft-com:vml" xmlns:wp14="http://schemas.microsoft.com/office/word/2010/wordprocessingDrawing" xmlns:wp="http://schemas.openxmlformats.org/drawingml/2006/wordprocessingDrawing" xmlns:w10="urn:schemas-microsoft-com:office:word" xmlns:w="http://schemas.openxmlformats.org/wordprocessingml/2006/main" xmlns:w14="http://schemas.microsoft.com/office/word/2010/wordml" xmlns:w15="http://schemas.microsoft.com/office/word/2012/wordml" xmlns:w16cex="http://schemas.microsoft.com/office/word/2018/wordml/cex" xmlns:w16cid="http://schemas.microsoft.com/office/word/2016/wordml/cid" xmlns:w16="http://schemas.microsoft.com/office/word/2018/wordml" xmlns:w16du="http://schemas.microsoft.com/office/word/2023/wordml/word16du" xmlns:w16sdtdh="http://schemas.microsoft.com/office/word/2020/wordml/sdtdatahash" xmlns:w16sdtfl="http://schemas.microsoft.com/office/word/2024/wordml/sdtformatlock" xmlns:w16se="http://schemas.microsoft.com/office/word/2015/wordml/symex" xmlns:wpg="http://schemas.microsoft.com/office/word/2010/wordprocessingGroup" xmlns:wpi="http://schemas.microsoft.com/office/word/2010/wordprocessingInk" xmlns:wne="http://schemas.microsoft.com/office/word/2006/wordml" xmlns:wps="http://schemas.microsoft.com/office/word/2010/wordprocessingShape" mc:Ignorable="w14 w15 w16se w16cid w16 w16cex w16sdtdh w16sdtfl w16du wp14">
+<w:hdr xmlns:wpc="http://schemas.microsoft.com/office/word/2010/wordprocessingCanvas" xmlns:cx="http://schemas.microsoft.com/office/drawing/2014/chartex" xmlns:mc="http://schemas.openxmlformats.org/markup-compatibility/2006" xmlns:o="urn:schemas-microsoft-com:office:office" xmlns:r="http://schemas.openxmlformats.org/officeDocument/2006/relationships" xmlns:m="http://schemas.openxmlformats.org/officeDocument/2006/math" xmlns:v="urn:schemas-microsoft-com:vml" xmlns:wp14="http://schemas.microsoft.com/office/word/2010/wordprocessingDrawing" xmlns:wp="http://schemas.openxmlformats.org/drawingml/2006/wordprocessingDrawing" xmlns:w10="urn:schemas-microsoft-com:office:word" xmlns:w="http://schemas.openxmlformats.org/wordprocessingml/2006/main" xmlns:w14="http://schemas.microsoft.com/office/word/2010/wordml" xmlns:w15="http://schemas.microsoft.com/office/word/2012/wordml" xmlns:w16se="http://schemas.microsoft.com/office/word/2015/wordml/symex" xmlns:wpg="http://schemas.microsoft.com/office/word/2010/wordprocessingGroup" xmlns:wpi="http://schemas.microsoft.com/office/word/2010/wordprocessingInk" xmlns:wne="http://schemas.microsoft.com/office/word/2006/wordml" xmlns:wps="http://schemas.microsoft.com/office/word/2010/wordprocessingShape" mc:Ignorable="w14 w15 w16se wp14">
   <w:p>
     <w:pPr>
-      <w:pStyle w:val="Header"/>
+      <w:pStyle w:val="aa"/>
     </w:pPr>
   </w:p>
 </w:hdr>
 </file>
 
 <file path=word/header3.xml><?xml version="1.0" encoding="utf-8"?>
-<w:hdr xmlns:wpc="http://schemas.microsoft.com/office/word/2010/wordprocessingCanvas" xmlns:cx="http://schemas.microsoft.com/office/drawing/2014/chartex" xmlns:cx1="http://schemas.microsoft.com/office/drawing/2015/9/8/chartex" xmlns:cx2="http://schemas.microsoft.com/office/drawing/2015/10/21/chartex" xmlns:cx3="http://schemas.microsoft.com/office/drawing/2016/5/9/chartex" xmlns:cx4="http://schemas.microsoft.com/office/drawing/2016/5/10/chartex" xmlns:cx5="http://schemas.microsoft.com/office/drawing/2016/5/11/chartex" xmlns:cx6="http://schemas.microsoft.com/office/drawing/2016/5/12/chartex" xmlns:cx7="http://schemas.microsoft.com/office/drawing/2016/5/13/chartex" xmlns:cx8="http://schemas.microsoft.com/office/drawing/2016/5/14/chartex" xmlns:mc="http://schemas.openxmlformats.org/markup-compatibility/2006" xmlns:aink="http://schemas.microsoft.com/office/drawing/2016/ink" xmlns:am3d="http://schemas.microsoft.com/office/drawing/2017/model3d" xmlns:o="urn:schemas-microsoft-com:office:office" xmlns:oel="http://schemas.microsoft.com/office/2019/extlst" xmlns:r="http://schemas.openxmlformats.org/officeDocument/2006/relationships" xmlns:m="http://schemas.openxmlformats.org/officeDocument/2006/math" xmlns:v="urn:schemas-microsoft-com:vml" xmlns:wp14="http://schemas.microsoft.com/office/word/2010/wordprocessingDrawing" xmlns:wp="http://schemas.openxmlformats.org/drawingml/2006/wordprocessingDrawing" xmlns:w10="urn:schemas-microsoft-com:office:word" xmlns:w="http://schemas.openxmlformats.org/wordprocessingml/2006/main" xmlns:w14="http://schemas.microsoft.com/office/word/2010/wordml" xmlns:w15="http://schemas.microsoft.com/office/word/2012/wordml" xmlns:w16cex="http://schemas.microsoft.com/office/word/2018/wordml/cex" xmlns:w16cid="http://schemas.microsoft.com/office/word/2016/wordml/cid" xmlns:w16="http://schemas.microsoft.com/office/word/2018/wordml" xmlns:w16du="http://schemas.microsoft.com/office/word/2023/wordml/word16du" xmlns:w16sdtdh="http://schemas.microsoft.com/office/word/2020/wordml/sdtdatahash" xmlns:w16sdtfl="http://schemas.microsoft.com/office/word/2024/wordml/sdtformatlock" xmlns:w16se="http://schemas.microsoft.com/office/word/2015/wordml/symex" xmlns:wpg="http://schemas.microsoft.com/office/word/2010/wordprocessingGroup" xmlns:wpi="http://schemas.microsoft.com/office/word/2010/wordprocessingInk" xmlns:wne="http://schemas.microsoft.com/office/word/2006/wordml" xmlns:wps="http://schemas.microsoft.com/office/word/2010/wordprocessingShape" mc:Ignorable="w14 w15 w16se w16cid w16 w16cex w16sdtdh w16sdtfl w16du wp14">
+<w:hdr xmlns:wpc="http://schemas.microsoft.com/office/word/2010/wordprocessingCanvas" xmlns:cx="http://schemas.microsoft.com/office/drawing/2014/chartex" xmlns:mc="http://schemas.openxmlformats.org/markup-compatibility/2006" xmlns:o="urn:schemas-microsoft-com:office:office" xmlns:r="http://schemas.openxmlformats.org/officeDocument/2006/relationships" xmlns:m="http://schemas.openxmlformats.org/officeDocument/2006/math" xmlns:v="urn:schemas-microsoft-com:vml" xmlns:wp14="http://schemas.microsoft.com/office/word/2010/wordprocessingDrawing" xmlns:wp="http://schemas.openxmlformats.org/drawingml/2006/wordprocessingDrawing" xmlns:w10="urn:schemas-microsoft-com:office:word" xmlns:w="http://schemas.openxmlformats.org/wordprocessingml/2006/main" xmlns:w14="http://schemas.microsoft.com/office/word/2010/wordml" xmlns:w15="http://schemas.microsoft.com/office/word/2012/wordml" xmlns:w16se="http://schemas.microsoft.com/office/word/2015/wordml/symex" xmlns:wpg="http://schemas.microsoft.com/office/word/2010/wordprocessingGroup" xmlns:wpi="http://schemas.microsoft.com/office/word/2010/wordprocessingInk" xmlns:wne="http://schemas.microsoft.com/office/word/2006/wordml" xmlns:wps="http://schemas.microsoft.com/office/word/2010/wordprocessingShape" mc:Ignorable="w14 w15 w16se wp14">
   <w:p>
     <w:pPr>
-      <w:pStyle w:val="Header"/>
+      <w:pStyle w:val="aa"/>
     </w:pPr>
   </w:p>
 </w:hdr>
 </file>
 
 <file path=word/numbering.xml><?xml version="1.0" encoding="utf-8"?>
-<w:numbering xmlns:wpc="http://schemas.microsoft.com/office/word/2010/wordprocessingCanvas" xmlns:cx="http://schemas.microsoft.com/office/drawing/2014/chartex" xmlns:cx1="http://schemas.microsoft.com/office/drawing/2015/9/8/chartex" xmlns:cx2="http://schemas.microsoft.com/office/drawing/2015/10/21/chartex" xmlns:cx3="http://schemas.microsoft.com/office/drawing/2016/5/9/chartex" xmlns:cx4="http://schemas.microsoft.com/office/drawing/2016/5/10/chartex" xmlns:cx5="http://schemas.microsoft.com/office/drawing/2016/5/11/chartex" xmlns:cx6="http://schemas.microsoft.com/office/drawing/2016/5/12/chartex" xmlns:cx7="http://schemas.microsoft.com/office/drawing/2016/5/13/chartex" xmlns:cx8="http://schemas.microsoft.com/office/drawing/2016/5/14/chartex" xmlns:mc="http://schemas.openxmlformats.org/markup-compatibility/2006" xmlns:aink="http://schemas.microsoft.com/office/drawing/2016/ink" xmlns:am3d="http://schemas.microsoft.com/office/drawing/2017/model3d" xmlns:o="urn:schemas-microsoft-com:office:office" xmlns:oel="http://schemas.microsoft.com/office/2019/extlst" xmlns:r="http://schemas.openxmlformats.org/officeDocument/2006/relationships" xmlns:m="http://schemas.openxmlformats.org/officeDocument/2006/math" xmlns:v="urn:schemas-microsoft-com:vml" xmlns:wp14="http://schemas.microsoft.com/office/word/2010/wordprocessingDrawing" xmlns:wp="http://schemas.openxmlformats.org/drawingml/2006/wordprocessingDrawing" xmlns:w10="urn:schemas-microsoft-com:office:word" xmlns:w="http://schemas.openxmlformats.org/wordprocessingml/2006/main" xmlns:w14="http://schemas.microsoft.com/office/word/2010/wordml" xmlns:w15="http://schemas.microsoft.com/office/word/2012/wordml" xmlns:w16cex="http://schemas.microsoft.com/office/word/2018/wordml/cex" xmlns:w16cid="http://schemas.microsoft.com/office/word/2016/wordml/cid" xmlns:w16="http://schemas.microsoft.com/office/word/2018/wordml" xmlns:w16du="http://schemas.microsoft.com/office/word/2023/wordml/word16du" xmlns:w16sdtdh="http://schemas.microsoft.com/office/word/2020/wordml/sdtdatahash" xmlns:w16sdtfl="http://schemas.microsoft.com/office/word/2024/wordml/sdtformatlock" xmlns:w16se="http://schemas.microsoft.com/office/word/2015/wordml/symex" xmlns:wpg="http://schemas.microsoft.com/office/word/2010/wordprocessingGroup" xmlns:wpi="http://schemas.microsoft.com/office/word/2010/wordprocessingInk" xmlns:wne="http://schemas.microsoft.com/office/word/2006/wordml" xmlns:wps="http://schemas.microsoft.com/office/word/2010/wordprocessingShape" mc:Ignorable="w14 w15 w16se w16cid w16 w16cex w16sdtdh w16sdtfl w16du wp14">
+<w:numbering xmlns:wpc="http://schemas.microsoft.com/office/word/2010/wordprocessingCanvas" xmlns:cx="http://schemas.microsoft.com/office/drawing/2014/chartex" xmlns:mc="http://schemas.openxmlformats.org/markup-compatibility/2006" xmlns:o="urn:schemas-microsoft-com:office:office" xmlns:r="http://schemas.openxmlformats.org/officeDocument/2006/relationships" xmlns:m="http://schemas.openxmlformats.org/officeDocument/2006/math" xmlns:v="urn:schemas-microsoft-com:vml" xmlns:wp14="http://schemas.microsoft.com/office/word/2010/wordprocessingDrawing" xmlns:wp="http://schemas.openxmlformats.org/drawingml/2006/wordprocessingDrawing" xmlns:w10="urn:schemas-microsoft-com:office:word" xmlns:w="http://schemas.openxmlformats.org/wordprocessingml/2006/main" xmlns:w14="http://schemas.microsoft.com/office/word/2010/wordml" xmlns:w15="http://schemas.microsoft.com/office/word/2012/wordml" xmlns:w16se="http://schemas.microsoft.com/office/word/2015/wordml/symex" xmlns:wpg="http://schemas.microsoft.com/office/word/2010/wordprocessingGroup" xmlns:wpi="http://schemas.microsoft.com/office/word/2010/wordprocessingInk" xmlns:wne="http://schemas.microsoft.com/office/word/2006/wordml" xmlns:wps="http://schemas.microsoft.com/office/word/2010/wordprocessingShape" mc:Ignorable="w14 w15 w16se wp14">
   <w:abstractNum w:abstractNumId="0" w15:restartNumberingAfterBreak="0">
     <w:nsid w:val="16113093"/>
     <w:multiLevelType w:val="hybridMultilevel"/>
@@ -5229,13 +6236,13 @@
       <w:lvlJc w:val="left"/>
     </w:lvl>
   </w:abstractNum>
-  <w:num w:numId="1" w16cid:durableId="2066247635">
+  <w:num w:numId="1">
     <w:abstractNumId w:val="0"/>
     <w:lvlOverride w:ilvl="0">
       <w:startOverride w:val="1"/>
     </w:lvlOverride>
   </w:num>
-  <w:num w:numId="2" w16cid:durableId="1742292511">
+  <w:num w:numId="2">
     <w:abstractNumId w:val="1"/>
     <w:lvlOverride w:ilvl="0">
       <w:startOverride w:val="1"/>
@@ -5245,19 +6252,19 @@
 </file>
 
 <file path=word/styles.xml><?xml version="1.0" encoding="utf-8"?>
-<w:styles xmlns:mc="http://schemas.openxmlformats.org/markup-compatibility/2006" xmlns:r="http://schemas.openxmlformats.org/officeDocument/2006/relationships" xmlns:w="http://schemas.openxmlformats.org/wordprocessingml/2006/main" xmlns:w14="http://schemas.microsoft.com/office/word/2010/wordml" xmlns:w15="http://schemas.microsoft.com/office/word/2012/wordml" xmlns:w16cex="http://schemas.microsoft.com/office/word/2018/wordml/cex" xmlns:w16cid="http://schemas.microsoft.com/office/word/2016/wordml/cid" xmlns:w16="http://schemas.microsoft.com/office/word/2018/wordml" xmlns:w16du="http://schemas.microsoft.com/office/word/2023/wordml/word16du" xmlns:w16sdtdh="http://schemas.microsoft.com/office/word/2020/wordml/sdtdatahash" xmlns:w16sdtfl="http://schemas.microsoft.com/office/word/2024/wordml/sdtformatlock" xmlns:w16se="http://schemas.microsoft.com/office/word/2015/wordml/symex" mc:Ignorable="w14 w15 w16se w16cid w16 w16cex w16sdtdh w16sdtfl w16du">
+<w:styles xmlns:mc="http://schemas.openxmlformats.org/markup-compatibility/2006" xmlns:r="http://schemas.openxmlformats.org/officeDocument/2006/relationships" xmlns:w="http://schemas.openxmlformats.org/wordprocessingml/2006/main" xmlns:w14="http://schemas.microsoft.com/office/word/2010/wordml" xmlns:w15="http://schemas.microsoft.com/office/word/2012/wordml" xmlns:w16se="http://schemas.microsoft.com/office/word/2015/wordml/symex" mc:Ignorable="w14 w15 w16se">
   <w:docDefaults>
     <w:rPrDefault>
       <w:rPr>
         <w:rFonts w:ascii="Calibri" w:eastAsiaTheme="minorEastAsia" w:hAnsi="Calibri" w:cs="Calibri"/>
         <w:sz w:val="22"/>
         <w:szCs w:val="22"/>
-        <w:lang w:val="en-KR" w:eastAsia="ko-KR" w:bidi="ar-SA"/>
+        <w:lang w:eastAsia="ko-KR" w:bidi="ar-SA"/>
       </w:rPr>
     </w:rPrDefault>
     <w:pPrDefault/>
   </w:docDefaults>
-  <w:latentStyles w:defLockedState="0" w:defUIPriority="99" w:defSemiHidden="0" w:defUnhideWhenUsed="0" w:defQFormat="0" w:count="376">
+  <w:latentStyles w:defLockedState="0" w:defUIPriority="99" w:defSemiHidden="0" w:defUnhideWhenUsed="0" w:defQFormat="0" w:count="371">
     <w:lsdException w:name="Normal" w:uiPriority="0" w:qFormat="1"/>
     <w:lsdException w:name="heading 1" w:uiPriority="9" w:qFormat="1"/>
     <w:lsdException w:name="heading 2" w:semiHidden="1" w:uiPriority="9" w:unhideWhenUsed="1" w:qFormat="1"/>
@@ -5629,17 +6636,12 @@
     <w:lsdException w:name="List Table 5 Dark Accent 6" w:uiPriority="50"/>
     <w:lsdException w:name="List Table 6 Colorful Accent 6" w:uiPriority="51"/>
     <w:lsdException w:name="List Table 7 Colorful Accent 6" w:uiPriority="52"/>
-    <w:lsdException w:name="Mention" w:semiHidden="1" w:unhideWhenUsed="1"/>
-    <w:lsdException w:name="Smart Hyperlink" w:semiHidden="1" w:unhideWhenUsed="1"/>
-    <w:lsdException w:name="Hashtag" w:semiHidden="1" w:unhideWhenUsed="1"/>
-    <w:lsdException w:name="Unresolved Mention" w:semiHidden="1" w:unhideWhenUsed="1"/>
-    <w:lsdException w:name="Smart Link" w:semiHidden="1" w:unhideWhenUsed="1"/>
   </w:latentStyles>
-  <w:style w:type="paragraph" w:default="1" w:styleId="Normal">
+  <w:style w:type="paragraph" w:default="1" w:styleId="a">
     <w:name w:val="Normal"/>
     <w:qFormat/>
   </w:style>
-  <w:style w:type="paragraph" w:styleId="Heading1">
+  <w:style w:type="paragraph" w:styleId="1">
     <w:name w:val="heading 1"/>
     <w:uiPriority w:val="9"/>
     <w:qFormat/>
@@ -5656,7 +6658,7 @@
       <w:szCs w:val="30"/>
     </w:rPr>
   </w:style>
-  <w:style w:type="paragraph" w:styleId="Heading2">
+  <w:style w:type="paragraph" w:styleId="2">
     <w:name w:val="heading 2"/>
     <w:uiPriority w:val="9"/>
     <w:unhideWhenUsed/>
@@ -5674,7 +6676,7 @@
       <w:szCs w:val="26"/>
     </w:rPr>
   </w:style>
-  <w:style w:type="paragraph" w:styleId="Heading3">
+  <w:style w:type="paragraph" w:styleId="3">
     <w:name w:val="heading 3"/>
     <w:uiPriority w:val="9"/>
     <w:semiHidden/>
@@ -5693,7 +6695,7 @@
       <w:szCs w:val="23"/>
     </w:rPr>
   </w:style>
-  <w:style w:type="paragraph" w:styleId="Heading4">
+  <w:style w:type="paragraph" w:styleId="4">
     <w:name w:val="heading 4"/>
     <w:uiPriority w:val="9"/>
     <w:semiHidden/>
@@ -5708,7 +6710,7 @@
       <w:color w:val="2E74B5"/>
     </w:rPr>
   </w:style>
-  <w:style w:type="paragraph" w:styleId="Heading5">
+  <w:style w:type="paragraph" w:styleId="5">
     <w:name w:val="heading 5"/>
     <w:uiPriority w:val="9"/>
     <w:semiHidden/>
@@ -5721,7 +6723,7 @@
       <w:color w:val="2E74B5"/>
     </w:rPr>
   </w:style>
-  <w:style w:type="paragraph" w:styleId="Heading6">
+  <w:style w:type="paragraph" w:styleId="6">
     <w:name w:val="heading 6"/>
     <w:uiPriority w:val="9"/>
     <w:semiHidden/>
@@ -5734,13 +6736,13 @@
       <w:color w:val="1F4D78"/>
     </w:rPr>
   </w:style>
-  <w:style w:type="character" w:default="1" w:styleId="DefaultParagraphFont">
+  <w:style w:type="character" w:default="1" w:styleId="a0">
     <w:name w:val="Default Paragraph Font"/>
     <w:uiPriority w:val="1"/>
     <w:semiHidden/>
     <w:unhideWhenUsed/>
   </w:style>
-  <w:style w:type="table" w:default="1" w:styleId="TableNormal">
+  <w:style w:type="table" w:default="1" w:styleId="a1">
     <w:name w:val="Normal Table"/>
     <w:uiPriority w:val="99"/>
     <w:semiHidden/>
@@ -5755,13 +6757,13 @@
       </w:tblCellMar>
     </w:tblPr>
   </w:style>
-  <w:style w:type="numbering" w:default="1" w:styleId="NoList">
+  <w:style w:type="numbering" w:default="1" w:styleId="a2">
     <w:name w:val="No List"/>
     <w:uiPriority w:val="99"/>
     <w:semiHidden/>
     <w:unhideWhenUsed/>
   </w:style>
-  <w:style w:type="paragraph" w:styleId="Title">
+  <w:style w:type="paragraph" w:styleId="a3">
     <w:name w:val="Title"/>
     <w:uiPriority w:val="10"/>
     <w:qFormat/>
@@ -5778,11 +6780,11 @@
       <w:bCs/>
     </w:rPr>
   </w:style>
-  <w:style w:type="paragraph" w:styleId="ListParagraph">
+  <w:style w:type="paragraph" w:styleId="a4">
     <w:name w:val="List Paragraph"/>
     <w:qFormat/>
   </w:style>
-  <w:style w:type="character" w:styleId="Hyperlink">
+  <w:style w:type="character" w:styleId="a5">
     <w:name w:val="Hyperlink"/>
     <w:uiPriority w:val="99"/>
     <w:unhideWhenUsed/>
@@ -5791,7 +6793,7 @@
       <w:u w:val="single"/>
     </w:rPr>
   </w:style>
-  <w:style w:type="character" w:styleId="FootnoteReference">
+  <w:style w:type="character" w:styleId="a6">
     <w:name w:val="footnote reference"/>
     <w:uiPriority w:val="99"/>
     <w:semiHidden/>
@@ -5800,9 +6802,9 @@
       <w:vertAlign w:val="superscript"/>
     </w:rPr>
   </w:style>
-  <w:style w:type="paragraph" w:styleId="FootnoteText">
+  <w:style w:type="paragraph" w:styleId="a7">
     <w:name w:val="footnote text"/>
-    <w:link w:val="FootnoteTextChar"/>
+    <w:link w:val="Char"/>
     <w:uiPriority w:val="99"/>
     <w:semiHidden/>
     <w:unhideWhenUsed/>
@@ -5811,9 +6813,9 @@
       <w:szCs w:val="20"/>
     </w:rPr>
   </w:style>
-  <w:style w:type="character" w:customStyle="1" w:styleId="FootnoteTextChar">
-    <w:name w:val="Footnote Text Char"/>
-    <w:link w:val="FootnoteText"/>
+  <w:style w:type="character" w:customStyle="1" w:styleId="Char">
+    <w:name w:val="각주 텍스트 Char"/>
+    <w:link w:val="a7"/>
     <w:uiPriority w:val="99"/>
     <w:semiHidden/>
     <w:unhideWhenUsed/>
@@ -5822,7 +6824,7 @@
       <w:szCs w:val="20"/>
     </w:rPr>
   </w:style>
-  <w:style w:type="character" w:styleId="EndnoteReference">
+  <w:style w:type="character" w:styleId="a8">
     <w:name w:val="endnote reference"/>
     <w:uiPriority w:val="99"/>
     <w:semiHidden/>
@@ -5831,9 +6833,9 @@
       <w:vertAlign w:val="superscript"/>
     </w:rPr>
   </w:style>
-  <w:style w:type="paragraph" w:styleId="EndnoteText">
+  <w:style w:type="paragraph" w:styleId="a9">
     <w:name w:val="endnote text"/>
-    <w:link w:val="EndnoteTextChar"/>
+    <w:link w:val="Char0"/>
     <w:uiPriority w:val="99"/>
     <w:semiHidden/>
     <w:unhideWhenUsed/>
@@ -5842,9 +6844,9 @@
       <w:szCs w:val="20"/>
     </w:rPr>
   </w:style>
-  <w:style w:type="character" w:customStyle="1" w:styleId="EndnoteTextChar">
-    <w:name w:val="Endnote Text Char"/>
-    <w:link w:val="EndnoteText"/>
+  <w:style w:type="character" w:customStyle="1" w:styleId="Char0">
+    <w:name w:val="미주 텍스트 Char"/>
+    <w:link w:val="a9"/>
     <w:uiPriority w:val="99"/>
     <w:semiHidden/>
     <w:unhideWhenUsed/>
@@ -5853,10 +6855,10 @@
       <w:szCs w:val="20"/>
     </w:rPr>
   </w:style>
-  <w:style w:type="paragraph" w:styleId="Header">
+  <w:style w:type="paragraph" w:styleId="aa">
     <w:name w:val="header"/>
-    <w:basedOn w:val="Normal"/>
-    <w:link w:val="HeaderChar"/>
+    <w:basedOn w:val="a"/>
+    <w:link w:val="Char1"/>
     <w:uiPriority w:val="99"/>
     <w:unhideWhenUsed/>
     <w:rsid w:val="00574E8C"/>
@@ -5867,17 +6869,17 @@
       </w:tabs>
     </w:pPr>
   </w:style>
-  <w:style w:type="character" w:customStyle="1" w:styleId="HeaderChar">
-    <w:name w:val="Header Char"/>
-    <w:basedOn w:val="DefaultParagraphFont"/>
-    <w:link w:val="Header"/>
+  <w:style w:type="character" w:customStyle="1" w:styleId="Char1">
+    <w:name w:val="머리글 Char"/>
+    <w:basedOn w:val="a0"/>
+    <w:link w:val="aa"/>
     <w:uiPriority w:val="99"/>
     <w:rsid w:val="00574E8C"/>
   </w:style>
-  <w:style w:type="paragraph" w:styleId="Footer">
+  <w:style w:type="paragraph" w:styleId="ab">
     <w:name w:val="footer"/>
-    <w:basedOn w:val="Normal"/>
-    <w:link w:val="FooterChar"/>
+    <w:basedOn w:val="a"/>
+    <w:link w:val="Char2"/>
     <w:uiPriority w:val="99"/>
     <w:unhideWhenUsed/>
     <w:rsid w:val="00574E8C"/>
@@ -5888,10 +6890,10 @@
       </w:tabs>
     </w:pPr>
   </w:style>
-  <w:style w:type="character" w:customStyle="1" w:styleId="FooterChar">
-    <w:name w:val="Footer Char"/>
-    <w:basedOn w:val="DefaultParagraphFont"/>
-    <w:link w:val="Footer"/>
+  <w:style w:type="character" w:customStyle="1" w:styleId="Char2">
+    <w:name w:val="바닥글 Char"/>
+    <w:basedOn w:val="a0"/>
+    <w:link w:val="ab"/>
     <w:uiPriority w:val="99"/>
     <w:rsid w:val="00574E8C"/>
   </w:style>
